--- a/Week 2 - Data Collection and Quality Assurance Planning/Data_Collection_and_Quality_Assurance_Planning.docx
+++ b/Week 2 - Data Collection and Quality Assurance Planning/Data_Collection_and_Quality_Assurance_Planning.docx
@@ -4,673 +4,311 @@
   <w:body>
     <w:p>
       <w:pPr>
-        <w:spacing w:after="80" w:before="240"/>
-        <w:jc w:val="center"/>
+        <w:keepNext/>
+        <w:spacing w:before="0" w:after="60"/>
       </w:pPr>
       <w:r>
         <w:rPr>
           <w:rFonts w:ascii="Times New Roman" w:hAnsi="Times New Roman"/>
           <w:b/>
-          <w:color w:val="002060"/>
-          <w:sz w:val="40"/>
+          <w:color w:val="000000"/>
+          <w:sz w:val="28"/>
         </w:rPr>
-        <w:t>HEALTHCARE DATA COLLECTION AND QUALITY ASSURANCE PLANNING</w:t>
+        <w:t>INTERNSHIP DELIVERABLE — WEEK 2</w:t>
       </w:r>
     </w:p>
     <w:p>
       <w:pPr>
-        <w:spacing w:after="360"/>
-        <w:jc w:val="center"/>
+        <w:keepNext/>
+        <w:spacing w:before="40" w:after="80"/>
+      </w:pPr>
+      <w:r>
+        <w:rPr>
+          <w:rFonts w:ascii="Times New Roman" w:hAnsi="Times New Roman"/>
+          <w:b/>
+          <w:color w:val="000000"/>
+          <w:sz w:val="40"/>
+        </w:rPr>
+        <w:t>Healthcare Data Collection and Quality Assurance Planning</w:t>
+      </w:r>
+    </w:p>
+    <w:p>
+      <w:pPr>
+        <w:keepNext/>
+        <w:spacing w:after="120"/>
       </w:pPr>
       <w:r>
         <w:rPr>
           <w:rFonts w:ascii="Times New Roman" w:hAnsi="Times New Roman"/>
           <w:i/>
-          <w:color w:val="505050"/>
-          <w:sz w:val="24"/>
+          <w:color w:val="000000"/>
+          <w:sz w:val="26"/>
         </w:rPr>
-        <w:t>Sourcing Strategy, Clinical Validation Protocols, and Data Ingestion Pipeline</w:t>
-        <w:br/>
-        <w:t>Author: Ankit Kumar | Role: Healthcare Data Analyst Intern | Date: November 2025</w:t>
-      </w:r>
-    </w:p>
-    <w:p>
-      <w:pPr>
-        <w:keepNext/>
-        <w:spacing w:before="280" w:after="80"/>
-      </w:pPr>
-      <w:r>
-        <w:rPr>
-          <w:rFonts w:ascii="Times New Roman" w:hAnsi="Times New Roman"/>
-          <w:b/>
-          <w:color w:val="002060"/>
-          <w:sz w:val="30"/>
-        </w:rPr>
-        <w:t>1. Introduction to Healthcare Data Sourcing</w:t>
-      </w:r>
-    </w:p>
-    <w:p>
-      <w:pPr>
-        <w:spacing w:line="276" w:lineRule="auto" w:after="120"/>
-      </w:pPr>
-      <w:r>
-        <w:rPr>
-          <w:rFonts w:ascii="Times New Roman" w:hAnsi="Times New Roman"/>
-          <w:sz w:val="24"/>
-        </w:rPr>
-        <w:t>Healthcare data analytics requires rigorous adherence to data integrity, provenance, and privacy frameworks. In clinical research and operational quality improvement, data is captured across fragmented transactional sources: Admission-Discharge-Transfer (ADT) engines, Electronic Medical Record (EMR) clinical documentation, laboratory information systems (LIS), pharmacy dispensing cabinets, and billing claims. This document details the sourcing strategy, selection criteria, quality assurance framework, and data cleansing methodology for building a robust clinical dataset centered on inpatient admissions and 30-day readmission risk.</w:t>
-      </w:r>
-    </w:p>
-    <w:p>
-      <w:pPr>
-        <w:keepNext/>
-        <w:spacing w:before="280" w:after="80"/>
-      </w:pPr>
-      <w:r>
-        <w:rPr>
-          <w:rFonts w:ascii="Times New Roman" w:hAnsi="Times New Roman"/>
-          <w:b/>
-          <w:color w:val="002060"/>
-          <w:sz w:val="30"/>
-        </w:rPr>
-        <w:t>2. Public Healthcare Data Sources and Evaluation</w:t>
-      </w:r>
-    </w:p>
-    <w:p>
-      <w:pPr>
-        <w:spacing w:line="276" w:lineRule="auto" w:after="120"/>
-      </w:pPr>
-      <w:r>
-        <w:rPr>
-          <w:rFonts w:ascii="Times New Roman" w:hAnsi="Times New Roman"/>
-          <w:sz w:val="24"/>
-        </w:rPr>
-        <w:t>To establish rigorous baseline benchmarks and simulate real-world tertiary hospital operations, three major publicly accessible healthcare repositories were surveyed and evaluated:</w:t>
+        <w:t>Clinical Data Ingestion Protocols, Kahn Quality Framework, and Multi-Source Cohort Cleansing</w:t>
       </w:r>
     </w:p>
     <w:tbl>
       <w:tblPr>
         <w:tblW w:type="auto" w:w="0"/>
         <w:jc w:val="center"/>
-        <w:tblLayout w:type="fixed"/>
         <w:tblLook w:firstColumn="1" w:firstRow="1" w:lastColumn="0" w:lastRow="0" w:noHBand="0" w:noVBand="1" w:val="04A0"/>
       </w:tblPr>
       <w:tblGrid>
-        <w:gridCol w:w="1872"/>
-        <w:gridCol w:w="1872"/>
-        <w:gridCol w:w="1872"/>
-        <w:gridCol w:w="1872"/>
-        <w:gridCol w:w="1872"/>
+        <w:gridCol w:w="4896"/>
+        <w:gridCol w:w="4896"/>
       </w:tblGrid>
       <w:tr>
+        <w:trPr>
+          <w:cantSplit/>
+        </w:trPr>
         <w:tc>
           <w:tcPr>
-            <w:tcW w:type="dxa" w:w="2016"/>
-            <w:shd w:fill="D9E1F2"/>
+            <w:tcW w:type="dxa" w:w="4896"/>
+            <w:shd w:fill="FFFFFF"/>
+            <w:tcMar>
+              <w:top w:w="70" w:type="dxa"/>
+              <w:bottom w:w="70" w:type="dxa"/>
+              <w:left w:w="120" w:type="dxa"/>
+              <w:right w:w="120" w:type="dxa"/>
+            </w:tcMar>
             <w:tcBorders>
-              <w:top w:val="single" w:sz="6" w:space="0" w:color="203764"/>
-              <w:left w:val="none" w:sz="6" w:space="0" w:color="203764"/>
-              <w:bottom w:val="double" w:sz="6" w:space="0" w:color="203764"/>
-              <w:right w:val="none" w:sz="6" w:space="0" w:color="203764"/>
+              <w:top w:val="single" w:sz="12" w:space="0" w:color="000000"/>
+              <w:left w:val="single" w:sz="12" w:space="0" w:color="000000"/>
+              <w:bottom w:val="single" w:sz="12" w:space="0" w:color="000000"/>
+              <w:right w:val="single" w:sz="12" w:space="0" w:color="000000"/>
             </w:tcBorders>
-            <w:tcMar>
-              <w:top w:w="120" w:type="dxa"/>
-              <w:bottom w:w="120" w:type="dxa"/>
-              <w:left w:w="150" w:type="dxa"/>
-              <w:right w:w="150" w:type="dxa"/>
-            </w:tcMar>
           </w:tcPr>
           <w:p>
             <w:pPr>
-              <w:jc w:val="center"/>
+              <w:spacing w:after="0" w:line="288" w:lineRule="auto"/>
             </w:pPr>
             <w:r>
               <w:rPr>
                 <w:rFonts w:ascii="Times New Roman" w:hAnsi="Times New Roman"/>
                 <w:b/>
                 <w:color w:val="000000"/>
-                <w:sz w:val="22"/>
+                <w:sz w:val="27"/>
               </w:rPr>
-              <w:t>Repository Name</w:t>
+              <w:t xml:space="preserve">Intern / Author: </w:t>
+            </w:r>
+            <w:r>
+              <w:rPr>
+                <w:rFonts w:ascii="Times New Roman" w:hAnsi="Times New Roman"/>
+                <w:b/>
+                <w:color w:val="000000"/>
+                <w:sz w:val="26"/>
+              </w:rPr>
+              <w:t>Ankit Kumar</w:t>
             </w:r>
           </w:p>
         </w:tc>
         <w:tc>
           <w:tcPr>
-            <w:tcW w:type="dxa" w:w="2016"/>
-            <w:shd w:fill="D9E1F2"/>
+            <w:tcW w:type="dxa" w:w="4896"/>
+            <w:shd w:fill="FFFFFF"/>
+            <w:tcMar>
+              <w:top w:w="70" w:type="dxa"/>
+              <w:bottom w:w="70" w:type="dxa"/>
+              <w:left w:w="120" w:type="dxa"/>
+              <w:right w:w="120" w:type="dxa"/>
+            </w:tcMar>
             <w:tcBorders>
-              <w:top w:val="single" w:sz="6" w:space="0" w:color="203764"/>
-              <w:left w:val="none" w:sz="6" w:space="0" w:color="203764"/>
-              <w:bottom w:val="double" w:sz="6" w:space="0" w:color="203764"/>
-              <w:right w:val="none" w:sz="6" w:space="0" w:color="203764"/>
+              <w:top w:val="single" w:sz="12" w:space="0" w:color="000000"/>
+              <w:left w:val="single" w:sz="12" w:space="0" w:color="000000"/>
+              <w:bottom w:val="single" w:sz="12" w:space="0" w:color="000000"/>
+              <w:right w:val="single" w:sz="12" w:space="0" w:color="000000"/>
             </w:tcBorders>
-            <w:tcMar>
-              <w:top w:w="120" w:type="dxa"/>
-              <w:bottom w:w="120" w:type="dxa"/>
-              <w:left w:w="150" w:type="dxa"/>
-              <w:right w:w="150" w:type="dxa"/>
-            </w:tcMar>
           </w:tcPr>
           <w:p>
             <w:pPr>
-              <w:jc w:val="center"/>
+              <w:spacing w:after="0" w:line="288" w:lineRule="auto"/>
             </w:pPr>
             <w:r>
               <w:rPr>
                 <w:rFonts w:ascii="Times New Roman" w:hAnsi="Times New Roman"/>
                 <w:b/>
                 <w:color w:val="000000"/>
-                <w:sz w:val="22"/>
+                <w:sz w:val="27"/>
               </w:rPr>
-              <w:t>Custodian Organization</w:t>
+              <w:t xml:space="preserve">Target Role: </w:t>
+            </w:r>
+            <w:r>
+              <w:rPr>
+                <w:rFonts w:ascii="Times New Roman" w:hAnsi="Times New Roman"/>
+                <w:color w:val="000000"/>
+                <w:sz w:val="26"/>
+              </w:rPr>
+              <w:t>Healthcare Data Analyst Intern</w:t>
             </w:r>
           </w:p>
         </w:tc>
+      </w:tr>
+      <w:tr>
+        <w:trPr>
+          <w:cantSplit/>
+        </w:trPr>
         <w:tc>
           <w:tcPr>
-            <w:tcW w:type="dxa" w:w="2160"/>
-            <w:shd w:fill="D9E1F2"/>
+            <w:tcW w:type="dxa" w:w="4896"/>
+            <w:shd w:fill="FFFFFF"/>
+            <w:tcMar>
+              <w:top w:w="70" w:type="dxa"/>
+              <w:bottom w:w="70" w:type="dxa"/>
+              <w:left w:w="120" w:type="dxa"/>
+              <w:right w:w="120" w:type="dxa"/>
+            </w:tcMar>
             <w:tcBorders>
-              <w:top w:val="single" w:sz="6" w:space="0" w:color="203764"/>
-              <w:left w:val="none" w:sz="6" w:space="0" w:color="203764"/>
-              <w:bottom w:val="double" w:sz="6" w:space="0" w:color="203764"/>
-              <w:right w:val="none" w:sz="6" w:space="0" w:color="203764"/>
+              <w:top w:val="single" w:sz="12" w:space="0" w:color="000000"/>
+              <w:left w:val="single" w:sz="12" w:space="0" w:color="000000"/>
+              <w:bottom w:val="single" w:sz="12" w:space="0" w:color="000000"/>
+              <w:right w:val="single" w:sz="12" w:space="0" w:color="000000"/>
             </w:tcBorders>
-            <w:tcMar>
-              <w:top w:w="120" w:type="dxa"/>
-              <w:bottom w:w="120" w:type="dxa"/>
-              <w:left w:w="150" w:type="dxa"/>
-              <w:right w:w="150" w:type="dxa"/>
-            </w:tcMar>
           </w:tcPr>
           <w:p>
             <w:pPr>
-              <w:jc w:val="center"/>
+              <w:spacing w:after="0" w:line="288" w:lineRule="auto"/>
             </w:pPr>
             <w:r>
               <w:rPr>
                 <w:rFonts w:ascii="Times New Roman" w:hAnsi="Times New Roman"/>
                 <w:b/>
                 <w:color w:val="000000"/>
-                <w:sz w:val="22"/>
+                <w:sz w:val="27"/>
               </w:rPr>
-              <w:t>Data Coverage &amp; Modality</w:t>
+              <w:t xml:space="preserve">Track: </w:t>
+            </w:r>
+            <w:r>
+              <w:rPr>
+                <w:rFonts w:ascii="Times New Roman" w:hAnsi="Times New Roman"/>
+                <w:color w:val="000000"/>
+                <w:sz w:val="26"/>
+              </w:rPr>
+              <w:t>Healthcare Data Engineering &amp; Quality Assurance</w:t>
             </w:r>
           </w:p>
         </w:tc>
         <w:tc>
           <w:tcPr>
-            <w:tcW w:type="dxa" w:w="2016"/>
-            <w:shd w:fill="D9E1F2"/>
+            <w:tcW w:type="dxa" w:w="4896"/>
+            <w:shd w:fill="FFFFFF"/>
+            <w:tcMar>
+              <w:top w:w="70" w:type="dxa"/>
+              <w:bottom w:w="70" w:type="dxa"/>
+              <w:left w:w="120" w:type="dxa"/>
+              <w:right w:w="120" w:type="dxa"/>
+            </w:tcMar>
             <w:tcBorders>
-              <w:top w:val="single" w:sz="6" w:space="0" w:color="203764"/>
-              <w:left w:val="none" w:sz="6" w:space="0" w:color="203764"/>
-              <w:bottom w:val="double" w:sz="6" w:space="0" w:color="203764"/>
-              <w:right w:val="none" w:sz="6" w:space="0" w:color="203764"/>
+              <w:top w:val="single" w:sz="12" w:space="0" w:color="000000"/>
+              <w:left w:val="single" w:sz="12" w:space="0" w:color="000000"/>
+              <w:bottom w:val="single" w:sz="12" w:space="0" w:color="000000"/>
+              <w:right w:val="single" w:sz="12" w:space="0" w:color="000000"/>
             </w:tcBorders>
-            <w:tcMar>
-              <w:top w:w="120" w:type="dxa"/>
-              <w:bottom w:w="120" w:type="dxa"/>
-              <w:left w:w="150" w:type="dxa"/>
-              <w:right w:w="150" w:type="dxa"/>
-            </w:tcMar>
           </w:tcPr>
           <w:p>
             <w:pPr>
-              <w:jc w:val="center"/>
+              <w:spacing w:after="0" w:line="288" w:lineRule="auto"/>
             </w:pPr>
             <w:r>
               <w:rPr>
                 <w:rFonts w:ascii="Times New Roman" w:hAnsi="Times New Roman"/>
                 <w:b/>
                 <w:color w:val="000000"/>
-                <w:sz w:val="22"/>
+                <w:sz w:val="27"/>
               </w:rPr>
-              <w:t>Applicability &amp; Strengths</w:t>
+              <w:t xml:space="preserve">Deliverable ID: </w:t>
+            </w:r>
+            <w:r>
+              <w:rPr>
+                <w:rFonts w:ascii="Times New Roman" w:hAnsi="Times New Roman"/>
+                <w:color w:val="000000"/>
+                <w:sz w:val="26"/>
+              </w:rPr>
+              <w:t>Week 2 Data Architecture (W2)</w:t>
             </w:r>
           </w:p>
         </w:tc>
+      </w:tr>
+      <w:tr>
+        <w:trPr>
+          <w:cantSplit/>
+        </w:trPr>
         <w:tc>
           <w:tcPr>
-            <w:tcW w:type="dxa" w:w="1872"/>
-            <w:shd w:fill="D9E1F2"/>
+            <w:tcW w:type="dxa" w:w="4896"/>
+            <w:shd w:fill="FFFFFF"/>
+            <w:tcMar>
+              <w:top w:w="70" w:type="dxa"/>
+              <w:bottom w:w="70" w:type="dxa"/>
+              <w:left w:w="120" w:type="dxa"/>
+              <w:right w:w="120" w:type="dxa"/>
+            </w:tcMar>
             <w:tcBorders>
-              <w:top w:val="single" w:sz="6" w:space="0" w:color="203764"/>
-              <w:left w:val="none" w:sz="6" w:space="0" w:color="203764"/>
-              <w:bottom w:val="double" w:sz="6" w:space="0" w:color="203764"/>
-              <w:right w:val="none" w:sz="6" w:space="0" w:color="203764"/>
+              <w:top w:val="single" w:sz="12" w:space="0" w:color="000000"/>
+              <w:left w:val="single" w:sz="12" w:space="0" w:color="000000"/>
+              <w:bottom w:val="single" w:sz="12" w:space="0" w:color="000000"/>
+              <w:right w:val="single" w:sz="12" w:space="0" w:color="000000"/>
             </w:tcBorders>
-            <w:tcMar>
-              <w:top w:w="120" w:type="dxa"/>
-              <w:bottom w:w="120" w:type="dxa"/>
-              <w:left w:w="150" w:type="dxa"/>
-              <w:right w:w="150" w:type="dxa"/>
-            </w:tcMar>
           </w:tcPr>
           <w:p>
             <w:pPr>
-              <w:jc w:val="center"/>
+              <w:spacing w:after="0" w:line="288" w:lineRule="auto"/>
             </w:pPr>
             <w:r>
               <w:rPr>
                 <w:rFonts w:ascii="Times New Roman" w:hAnsi="Times New Roman"/>
                 <w:b/>
                 <w:color w:val="000000"/>
-                <w:sz w:val="22"/>
+                <w:sz w:val="27"/>
               </w:rPr>
-              <w:t>Limitations</w:t>
+              <w:t xml:space="preserve">Target Cohort: </w:t>
             </w:r>
-          </w:p>
-        </w:tc>
-      </w:tr>
-      <w:tr>
-        <w:tc>
-          <w:tcPr>
-            <w:tcW w:type="dxa" w:w="2016"/>
-            <w:shd w:fill="FFFFFF"/>
-            <w:tcBorders>
-              <w:top w:val="single" w:sz="4" w:space="0" w:color="CCCCCC"/>
-              <w:left w:val="none" w:sz="4" w:space="0" w:color="CCCCCC"/>
-              <w:bottom w:val="single" w:sz="4" w:space="0" w:color="CCCCCC"/>
-              <w:right w:val="none" w:sz="4" w:space="0" w:color="CCCCCC"/>
-            </w:tcBorders>
-            <w:tcMar>
-              <w:top w:w="80" w:type="dxa"/>
-              <w:bottom w:w="80" w:type="dxa"/>
-              <w:left w:w="150" w:type="dxa"/>
-              <w:right w:w="150" w:type="dxa"/>
-            </w:tcMar>
-          </w:tcPr>
-          <w:p>
             <w:r>
               <w:rPr>
                 <w:rFonts w:ascii="Times New Roman" w:hAnsi="Times New Roman"/>
-                <w:sz w:val="21"/>
+                <w:color w:val="000000"/>
+                <w:sz w:val="26"/>
               </w:rPr>
-              <w:t>MIMIC-IV (v2.2)</w:t>
+              <w:t>10,000 Inpatient Encounters across 5 Chronic Disease Cohorts</w:t>
             </w:r>
           </w:p>
         </w:tc>
         <w:tc>
           <w:tcPr>
-            <w:tcW w:type="dxa" w:w="2016"/>
+            <w:tcW w:type="dxa" w:w="4896"/>
             <w:shd w:fill="FFFFFF"/>
+            <w:tcMar>
+              <w:top w:w="70" w:type="dxa"/>
+              <w:bottom w:w="70" w:type="dxa"/>
+              <w:left w:w="120" w:type="dxa"/>
+              <w:right w:w="120" w:type="dxa"/>
+            </w:tcMar>
             <w:tcBorders>
-              <w:top w:val="single" w:sz="4" w:space="0" w:color="CCCCCC"/>
-              <w:left w:val="none" w:sz="4" w:space="0" w:color="CCCCCC"/>
-              <w:bottom w:val="single" w:sz="4" w:space="0" w:color="CCCCCC"/>
-              <w:right w:val="none" w:sz="4" w:space="0" w:color="CCCCCC"/>
+              <w:top w:val="single" w:sz="12" w:space="0" w:color="000000"/>
+              <w:left w:val="single" w:sz="12" w:space="0" w:color="000000"/>
+              <w:bottom w:val="single" w:sz="12" w:space="0" w:color="000000"/>
+              <w:right w:val="single" w:sz="12" w:space="0" w:color="000000"/>
             </w:tcBorders>
-            <w:tcMar>
-              <w:top w:w="80" w:type="dxa"/>
-              <w:bottom w:w="80" w:type="dxa"/>
-              <w:left w:w="150" w:type="dxa"/>
-              <w:right w:w="150" w:type="dxa"/>
-            </w:tcMar>
           </w:tcPr>
           <w:p>
+            <w:pPr>
+              <w:spacing w:after="0" w:line="288" w:lineRule="auto"/>
+            </w:pPr>
             <w:r>
               <w:rPr>
                 <w:rFonts w:ascii="Times New Roman" w:hAnsi="Times New Roman"/>
-                <w:sz w:val="21"/>
+                <w:b/>
+                <w:color w:val="000000"/>
+                <w:sz w:val="27"/>
               </w:rPr>
-              <w:t>MIT Lab for Computational Physiology / Beth Israel</w:t>
+              <w:t xml:space="preserve">Pipeline Scope: </w:t>
             </w:r>
-          </w:p>
-        </w:tc>
-        <w:tc>
-          <w:tcPr>
-            <w:tcW w:type="dxa" w:w="2160"/>
-            <w:shd w:fill="FFFFFF"/>
-            <w:tcBorders>
-              <w:top w:val="single" w:sz="4" w:space="0" w:color="CCCCCC"/>
-              <w:left w:val="none" w:sz="4" w:space="0" w:color="CCCCCC"/>
-              <w:bottom w:val="single" w:sz="4" w:space="0" w:color="CCCCCC"/>
-              <w:right w:val="none" w:sz="4" w:space="0" w:color="CCCCCC"/>
-            </w:tcBorders>
-            <w:tcMar>
-              <w:top w:w="80" w:type="dxa"/>
-              <w:bottom w:w="80" w:type="dxa"/>
-              <w:left w:w="150" w:type="dxa"/>
-              <w:right w:w="150" w:type="dxa"/>
-            </w:tcMar>
-          </w:tcPr>
-          <w:p>
             <w:r>
               <w:rPr>
                 <w:rFonts w:ascii="Times New Roman" w:hAnsi="Times New Roman"/>
-                <w:sz w:val="21"/>
+                <w:color w:val="000000"/>
+                <w:sz w:val="26"/>
               </w:rPr>
-              <w:t>De-identified ICU &amp; emergency admissions; lab vitals, medications, notes</w:t>
-            </w:r>
-          </w:p>
-        </w:tc>
-        <w:tc>
-          <w:tcPr>
-            <w:tcW w:type="dxa" w:w="2016"/>
-            <w:shd w:fill="FFFFFF"/>
-            <w:tcBorders>
-              <w:top w:val="single" w:sz="4" w:space="0" w:color="CCCCCC"/>
-              <w:left w:val="none" w:sz="4" w:space="0" w:color="CCCCCC"/>
-              <w:bottom w:val="single" w:sz="4" w:space="0" w:color="CCCCCC"/>
-              <w:right w:val="none" w:sz="4" w:space="0" w:color="CCCCCC"/>
-            </w:tcBorders>
-            <w:tcMar>
-              <w:top w:w="80" w:type="dxa"/>
-              <w:bottom w:w="80" w:type="dxa"/>
-              <w:left w:w="150" w:type="dxa"/>
-              <w:right w:w="150" w:type="dxa"/>
-            </w:tcMar>
-          </w:tcPr>
-          <w:p>
-            <w:r>
-              <w:rPr>
-                <w:rFonts w:ascii="Times New Roman" w:hAnsi="Times New Roman"/>
-                <w:sz w:val="21"/>
-              </w:rPr>
-              <w:t>High granular physiological time-series; gold standard for clinical ML benchmark</w:t>
-            </w:r>
-          </w:p>
-        </w:tc>
-        <w:tc>
-          <w:tcPr>
-            <w:tcW w:type="dxa" w:w="1872"/>
-            <w:shd w:fill="FFFFFF"/>
-            <w:tcBorders>
-              <w:top w:val="single" w:sz="4" w:space="0" w:color="CCCCCC"/>
-              <w:left w:val="none" w:sz="4" w:space="0" w:color="CCCCCC"/>
-              <w:bottom w:val="single" w:sz="4" w:space="0" w:color="CCCCCC"/>
-              <w:right w:val="none" w:sz="4" w:space="0" w:color="CCCCCC"/>
-            </w:tcBorders>
-            <w:tcMar>
-              <w:top w:w="80" w:type="dxa"/>
-              <w:bottom w:w="80" w:type="dxa"/>
-              <w:left w:w="150" w:type="dxa"/>
-              <w:right w:w="150" w:type="dxa"/>
-            </w:tcMar>
-          </w:tcPr>
-          <w:p>
-            <w:r>
-              <w:rPr>
-                <w:rFonts w:ascii="Times New Roman" w:hAnsi="Times New Roman"/>
-                <w:sz w:val="21"/>
-              </w:rPr>
-              <w:t>Single-center academic tertiary ICU focus; high compute footprint</w:t>
-            </w:r>
-          </w:p>
-        </w:tc>
-      </w:tr>
-      <w:tr>
-        <w:tc>
-          <w:tcPr>
-            <w:tcW w:type="dxa" w:w="2016"/>
-            <w:shd w:fill="F2F2F2"/>
-            <w:tcBorders>
-              <w:top w:val="single" w:sz="4" w:space="0" w:color="CCCCCC"/>
-              <w:left w:val="none" w:sz="4" w:space="0" w:color="CCCCCC"/>
-              <w:bottom w:val="single" w:sz="4" w:space="0" w:color="CCCCCC"/>
-              <w:right w:val="none" w:sz="4" w:space="0" w:color="CCCCCC"/>
-            </w:tcBorders>
-            <w:tcMar>
-              <w:top w:w="80" w:type="dxa"/>
-              <w:bottom w:w="80" w:type="dxa"/>
-              <w:left w:w="150" w:type="dxa"/>
-              <w:right w:w="150" w:type="dxa"/>
-            </w:tcMar>
-          </w:tcPr>
-          <w:p>
-            <w:r>
-              <w:rPr>
-                <w:rFonts w:ascii="Times New Roman" w:hAnsi="Times New Roman"/>
-                <w:sz w:val="21"/>
-              </w:rPr>
-              <w:t>CMS Hospital Inpatient Quality Data</w:t>
-            </w:r>
-          </w:p>
-        </w:tc>
-        <w:tc>
-          <w:tcPr>
-            <w:tcW w:type="dxa" w:w="2016"/>
-            <w:shd w:fill="F2F2F2"/>
-            <w:tcBorders>
-              <w:top w:val="single" w:sz="4" w:space="0" w:color="CCCCCC"/>
-              <w:left w:val="none" w:sz="4" w:space="0" w:color="CCCCCC"/>
-              <w:bottom w:val="single" w:sz="4" w:space="0" w:color="CCCCCC"/>
-              <w:right w:val="none" w:sz="4" w:space="0" w:color="CCCCCC"/>
-            </w:tcBorders>
-            <w:tcMar>
-              <w:top w:w="80" w:type="dxa"/>
-              <w:bottom w:w="80" w:type="dxa"/>
-              <w:left w:w="150" w:type="dxa"/>
-              <w:right w:w="150" w:type="dxa"/>
-            </w:tcMar>
-          </w:tcPr>
-          <w:p>
-            <w:r>
-              <w:rPr>
-                <w:rFonts w:ascii="Times New Roman" w:hAnsi="Times New Roman"/>
-                <w:sz w:val="21"/>
-              </w:rPr>
-              <w:t>Centers for Medicare &amp; Medicaid Services</w:t>
-            </w:r>
-          </w:p>
-        </w:tc>
-        <w:tc>
-          <w:tcPr>
-            <w:tcW w:type="dxa" w:w="2160"/>
-            <w:shd w:fill="F2F2F2"/>
-            <w:tcBorders>
-              <w:top w:val="single" w:sz="4" w:space="0" w:color="CCCCCC"/>
-              <w:left w:val="none" w:sz="4" w:space="0" w:color="CCCCCC"/>
-              <w:bottom w:val="single" w:sz="4" w:space="0" w:color="CCCCCC"/>
-              <w:right w:val="none" w:sz="4" w:space="0" w:color="CCCCCC"/>
-            </w:tcBorders>
-            <w:tcMar>
-              <w:top w:w="80" w:type="dxa"/>
-              <w:bottom w:w="80" w:type="dxa"/>
-              <w:left w:w="150" w:type="dxa"/>
-              <w:right w:w="150" w:type="dxa"/>
-            </w:tcMar>
-          </w:tcPr>
-          <w:p>
-            <w:r>
-              <w:rPr>
-                <w:rFonts w:ascii="Times New Roman" w:hAnsi="Times New Roman"/>
-                <w:sz w:val="21"/>
-              </w:rPr>
-              <w:t>Facility-level 30-day readmissions, complication rates, payment data</w:t>
-            </w:r>
-          </w:p>
-        </w:tc>
-        <w:tc>
-          <w:tcPr>
-            <w:tcW w:type="dxa" w:w="2016"/>
-            <w:shd w:fill="F2F2F2"/>
-            <w:tcBorders>
-              <w:top w:val="single" w:sz="4" w:space="0" w:color="CCCCCC"/>
-              <w:left w:val="none" w:sz="4" w:space="0" w:color="CCCCCC"/>
-              <w:bottom w:val="single" w:sz="4" w:space="0" w:color="CCCCCC"/>
-              <w:right w:val="none" w:sz="4" w:space="0" w:color="CCCCCC"/>
-            </w:tcBorders>
-            <w:tcMar>
-              <w:top w:w="80" w:type="dxa"/>
-              <w:bottom w:w="80" w:type="dxa"/>
-              <w:left w:w="150" w:type="dxa"/>
-              <w:right w:w="150" w:type="dxa"/>
-            </w:tcMar>
-          </w:tcPr>
-          <w:p>
-            <w:r>
-              <w:rPr>
-                <w:rFonts w:ascii="Times New Roman" w:hAnsi="Times New Roman"/>
-                <w:sz w:val="21"/>
-              </w:rPr>
-              <w:t>Standardized national quality benchmark metrics; regulatory policy baseline</w:t>
-            </w:r>
-          </w:p>
-        </w:tc>
-        <w:tc>
-          <w:tcPr>
-            <w:tcW w:type="dxa" w:w="1872"/>
-            <w:shd w:fill="F2F2F2"/>
-            <w:tcBorders>
-              <w:top w:val="single" w:sz="4" w:space="0" w:color="CCCCCC"/>
-              <w:left w:val="none" w:sz="4" w:space="0" w:color="CCCCCC"/>
-              <w:bottom w:val="single" w:sz="4" w:space="0" w:color="CCCCCC"/>
-              <w:right w:val="none" w:sz="4" w:space="0" w:color="CCCCCC"/>
-            </w:tcBorders>
-            <w:tcMar>
-              <w:top w:w="80" w:type="dxa"/>
-              <w:bottom w:w="80" w:type="dxa"/>
-              <w:left w:w="150" w:type="dxa"/>
-              <w:right w:w="150" w:type="dxa"/>
-            </w:tcMar>
-          </w:tcPr>
-          <w:p>
-            <w:r>
-              <w:rPr>
-                <w:rFonts w:ascii="Times New Roman" w:hAnsi="Times New Roman"/>
-                <w:sz w:val="21"/>
-              </w:rPr>
-              <w:t>Aggregated facility-level; lacks individual patient physiological trajectories</w:t>
-            </w:r>
-          </w:p>
-        </w:tc>
-      </w:tr>
-      <w:tr>
-        <w:tc>
-          <w:tcPr>
-            <w:tcW w:type="dxa" w:w="2016"/>
-            <w:shd w:fill="FFFFFF"/>
-            <w:tcBorders>
-              <w:top w:val="single" w:sz="4" w:space="0" w:color="CCCCCC"/>
-              <w:left w:val="none" w:sz="4" w:space="0" w:color="CCCCCC"/>
-              <w:bottom w:val="single" w:sz="4" w:space="0" w:color="CCCCCC"/>
-              <w:right w:val="none" w:sz="4" w:space="0" w:color="CCCCCC"/>
-            </w:tcBorders>
-            <w:tcMar>
-              <w:top w:w="80" w:type="dxa"/>
-              <w:bottom w:w="80" w:type="dxa"/>
-              <w:left w:w="150" w:type="dxa"/>
-              <w:right w:w="150" w:type="dxa"/>
-            </w:tcMar>
-          </w:tcPr>
-          <w:p>
-            <w:r>
-              <w:rPr>
-                <w:rFonts w:ascii="Times New Roman" w:hAnsi="Times New Roman"/>
-                <w:sz w:val="21"/>
-              </w:rPr>
-              <w:t>CDC NHANES Archive</w:t>
-            </w:r>
-          </w:p>
-        </w:tc>
-        <w:tc>
-          <w:tcPr>
-            <w:tcW w:type="dxa" w:w="2016"/>
-            <w:shd w:fill="FFFFFF"/>
-            <w:tcBorders>
-              <w:top w:val="single" w:sz="4" w:space="0" w:color="CCCCCC"/>
-              <w:left w:val="none" w:sz="4" w:space="0" w:color="CCCCCC"/>
-              <w:bottom w:val="single" w:sz="4" w:space="0" w:color="CCCCCC"/>
-              <w:right w:val="none" w:sz="4" w:space="0" w:color="CCCCCC"/>
-            </w:tcBorders>
-            <w:tcMar>
-              <w:top w:w="80" w:type="dxa"/>
-              <w:bottom w:w="80" w:type="dxa"/>
-              <w:left w:w="150" w:type="dxa"/>
-              <w:right w:w="150" w:type="dxa"/>
-            </w:tcMar>
-          </w:tcPr>
-          <w:p>
-            <w:r>
-              <w:rPr>
-                <w:rFonts w:ascii="Times New Roman" w:hAnsi="Times New Roman"/>
-                <w:sz w:val="21"/>
-              </w:rPr>
-              <w:t>National Center for Health Statistics</w:t>
-            </w:r>
-          </w:p>
-        </w:tc>
-        <w:tc>
-          <w:tcPr>
-            <w:tcW w:type="dxa" w:w="2160"/>
-            <w:shd w:fill="FFFFFF"/>
-            <w:tcBorders>
-              <w:top w:val="single" w:sz="4" w:space="0" w:color="CCCCCC"/>
-              <w:left w:val="none" w:sz="4" w:space="0" w:color="CCCCCC"/>
-              <w:bottom w:val="single" w:sz="4" w:space="0" w:color="CCCCCC"/>
-              <w:right w:val="none" w:sz="4" w:space="0" w:color="CCCCCC"/>
-            </w:tcBorders>
-            <w:tcMar>
-              <w:top w:w="80" w:type="dxa"/>
-              <w:bottom w:w="80" w:type="dxa"/>
-              <w:left w:w="150" w:type="dxa"/>
-              <w:right w:w="150" w:type="dxa"/>
-            </w:tcMar>
-          </w:tcPr>
-          <w:p>
-            <w:r>
-              <w:rPr>
-                <w:rFonts w:ascii="Times New Roman" w:hAnsi="Times New Roman"/>
-                <w:sz w:val="21"/>
-              </w:rPr>
-              <w:t>Population health surveys, lab biomarkers, nutrition, chronic conditions</w:t>
-            </w:r>
-          </w:p>
-        </w:tc>
-        <w:tc>
-          <w:tcPr>
-            <w:tcW w:type="dxa" w:w="2016"/>
-            <w:shd w:fill="FFFFFF"/>
-            <w:tcBorders>
-              <w:top w:val="single" w:sz="4" w:space="0" w:color="CCCCCC"/>
-              <w:left w:val="none" w:sz="4" w:space="0" w:color="CCCCCC"/>
-              <w:bottom w:val="single" w:sz="4" w:space="0" w:color="CCCCCC"/>
-              <w:right w:val="none" w:sz="4" w:space="0" w:color="CCCCCC"/>
-            </w:tcBorders>
-            <w:tcMar>
-              <w:top w:w="80" w:type="dxa"/>
-              <w:bottom w:w="80" w:type="dxa"/>
-              <w:left w:w="150" w:type="dxa"/>
-              <w:right w:w="150" w:type="dxa"/>
-            </w:tcMar>
-          </w:tcPr>
-          <w:p>
-            <w:r>
-              <w:rPr>
-                <w:rFonts w:ascii="Times New Roman" w:hAnsi="Times New Roman"/>
-                <w:sz w:val="21"/>
-              </w:rPr>
-              <w:t>Broad demographic representation; rich longitudinal chronic illness baseline</w:t>
-            </w:r>
-          </w:p>
-        </w:tc>
-        <w:tc>
-          <w:tcPr>
-            <w:tcW w:type="dxa" w:w="1872"/>
-            <w:shd w:fill="FFFFFF"/>
-            <w:tcBorders>
-              <w:top w:val="single" w:sz="4" w:space="0" w:color="CCCCCC"/>
-              <w:left w:val="none" w:sz="4" w:space="0" w:color="CCCCCC"/>
-              <w:bottom w:val="single" w:sz="4" w:space="0" w:color="CCCCCC"/>
-              <w:right w:val="none" w:sz="4" w:space="0" w:color="CCCCCC"/>
-            </w:tcBorders>
-            <w:tcMar>
-              <w:top w:w="80" w:type="dxa"/>
-              <w:bottom w:w="80" w:type="dxa"/>
-              <w:left w:w="150" w:type="dxa"/>
-              <w:right w:w="150" w:type="dxa"/>
-            </w:tcMar>
-          </w:tcPr>
-          <w:p>
-            <w:r>
-              <w:rPr>
-                <w:rFonts w:ascii="Times New Roman" w:hAnsi="Times New Roman"/>
-                <w:sz w:val="21"/>
-              </w:rPr>
-              <w:t>Non-acute outpatient survey focus; lacks inpatient encounter discharge data</w:t>
+              <w:t>35 Hours Clinical Data Pipeline Engineering</w:t>
             </w:r>
           </w:p>
         </w:tc>
@@ -684,135 +322,1242 @@
     <w:p>
       <w:pPr>
         <w:keepNext/>
-        <w:spacing w:before="280" w:after="80"/>
+        <w:widowControl/>
+        <w:spacing w:before="320" w:after="100"/>
       </w:pPr>
       <w:r>
         <w:rPr>
           <w:rFonts w:ascii="Times New Roman" w:hAnsi="Times New Roman"/>
           <w:b/>
-          <w:color w:val="002060"/>
-          <w:sz w:val="30"/>
+          <w:color w:val="000000"/>
+          <w:sz w:val="36"/>
         </w:rPr>
-        <w:t>3. Clinical Dataset Selection and Target Schema</w:t>
+        <w:t>1. Clinical Data Ingestion Architecture &amp; Provenance</w:t>
       </w:r>
     </w:p>
     <w:p>
       <w:pPr>
-        <w:spacing w:line="276" w:lineRule="auto" w:after="120"/>
+        <w:widowControl/>
+        <w:spacing w:before="0" w:after="100" w:line="276" w:lineRule="auto"/>
       </w:pPr>
       <w:r>
         <w:rPr>
           <w:rFonts w:ascii="Times New Roman" w:hAnsi="Times New Roman"/>
+          <w:color w:val="000000"/>
           <w:sz w:val="24"/>
         </w:rPr>
-        <w:t>A primary analytical dataset of 10,000 inpatient encounters was structured reflecting complex chronic care admissions across five high-risk diagnostic categories: Heart Failure, Acute Myocardial Infarction, Type 2 Diabetes, Pneumonia, and Sepsis. The data model is organized into four core relational dimensions:</w:t>
+        <w:t>High-performance clinical analytics requires strict adherence to data provenance, ingestion integrity, and patient privacy standards. In tertiary hospital environments, clinical information is distributed across heterogeneous, uncoordinated transactional engines: Admission-Discharge-Transfer (ADT) registration modules, Electronic Health Record (EHR) progress notes, Laboratory Information Systems (LIS), automated pharmacy dispensing cabinets (e.g., Pyxis), and medical billing claims clearinghouses. This structural fragmentation presents substantial data engineering challenges: asynchronous timestamps, varied coding standards, and missing clinical parameters. To construct an authoritative analytical cohort capable of predicting 30-day readmission risk and evaluating length of stay (ALOS), data must be ingested through controlled extraction pipelines enforcing transactional audit logging, schema validation, and complete HIPAA Safe Harbor de-identification across 10,000 inpatient encounters.</w:t>
       </w:r>
     </w:p>
     <w:tbl>
       <w:tblPr>
         <w:tblW w:type="auto" w:w="0"/>
         <w:jc w:val="center"/>
-        <w:tblLayout w:type="fixed"/>
         <w:tblLook w:firstColumn="1" w:firstRow="1" w:lastColumn="0" w:lastRow="0" w:noHBand="0" w:noVBand="1" w:val="04A0"/>
       </w:tblPr>
       <w:tblGrid>
-        <w:gridCol w:w="2340"/>
-        <w:gridCol w:w="2340"/>
-        <w:gridCol w:w="2340"/>
-        <w:gridCol w:w="2340"/>
+        <w:gridCol w:w="9792"/>
       </w:tblGrid>
       <w:tr>
+        <w:trPr>
+          <w:cantSplit/>
+        </w:trPr>
         <w:tc>
           <w:tcPr>
-            <w:tcW w:type="dxa" w:w="1872"/>
-            <w:shd w:fill="D9E1F2"/>
+            <w:tcW w:type="dxa" w:w="9792"/>
+            <w:shd w:fill="FFFFFF"/>
+            <w:tcMar>
+              <w:top w:w="140" w:type="dxa"/>
+              <w:bottom w:w="140" w:type="dxa"/>
+              <w:left w:w="180" w:type="dxa"/>
+              <w:right w:w="180" w:type="dxa"/>
+            </w:tcMar>
             <w:tcBorders>
-              <w:top w:val="single" w:sz="6" w:space="0" w:color="203764"/>
-              <w:left w:val="none" w:sz="6" w:space="0" w:color="203764"/>
-              <w:bottom w:val="double" w:sz="6" w:space="0" w:color="203764"/>
-              <w:right w:val="none" w:sz="6" w:space="0" w:color="203764"/>
+              <w:top w:val="single" w:sz="6" w:space="0" w:color="000000"/>
+              <w:left w:val="single" w:sz="36" w:space="0" w:color="000000"/>
+              <w:bottom w:val="single" w:sz="6" w:space="0" w:color="000000"/>
+              <w:right w:val="single" w:sz="6" w:space="0" w:color="000000"/>
             </w:tcBorders>
-            <w:tcMar>
-              <w:top w:w="120" w:type="dxa"/>
-              <w:bottom w:w="120" w:type="dxa"/>
-              <w:left w:w="150" w:type="dxa"/>
-              <w:right w:w="150" w:type="dxa"/>
-            </w:tcMar>
           </w:tcPr>
           <w:p>
             <w:pPr>
-              <w:jc w:val="center"/>
+              <w:spacing w:before="60" w:after="60" w:line="276" w:lineRule="auto"/>
             </w:pPr>
             <w:r>
               <w:rPr>
                 <w:rFonts w:ascii="Times New Roman" w:hAnsi="Times New Roman"/>
                 <w:b/>
                 <w:color w:val="000000"/>
-                <w:sz w:val="22"/>
+                <w:sz w:val="25"/>
               </w:rPr>
-              <w:t>Feature Category</w:t>
+              <w:t>CLINICAL DATA PROVENANCE MANDATE</w:t>
+              <w:br/>
+            </w:r>
+            <w:r>
+              <w:rPr>
+                <w:rFonts w:ascii="Times New Roman" w:hAnsi="Times New Roman"/>
+                <w:color w:val="000000"/>
+                <w:sz w:val="24"/>
+              </w:rPr>
+              <w:t>Clinical data quality directly dictates model generalizability. Feeding unvalidated laboratory measurements or conflicting admission timestamps into predictive models introduces severe clinical bias, leading to inaccurate risk scores that can mislead care transition teams and compromise patient safety.</w:t>
             </w:r>
           </w:p>
         </w:tc>
+      </w:tr>
+    </w:tbl>
+    <w:p>
+      <w:pPr>
+        <w:keepNext/>
+        <w:pageBreakBefore/>
+        <w:widowControl/>
+        <w:spacing w:before="320" w:after="100"/>
+      </w:pPr>
+      <w:r>
+        <w:rPr>
+          <w:rFonts w:ascii="Times New Roman" w:hAnsi="Times New Roman"/>
+          <w:b/>
+          <w:color w:val="000000"/>
+          <w:sz w:val="36"/>
+        </w:rPr>
+        <w:t>2. Public Healthcare Repositories &amp; Benchmark Datasets</w:t>
+      </w:r>
+    </w:p>
+    <w:p>
+      <w:pPr>
+        <w:keepNext/>
+        <w:widowControl/>
+        <w:spacing w:before="0" w:after="100" w:line="276" w:lineRule="auto"/>
+      </w:pPr>
+      <w:r>
+        <w:rPr>
+          <w:rFonts w:ascii="Times New Roman" w:hAnsi="Times New Roman"/>
+          <w:color w:val="000000"/>
+          <w:sz w:val="24"/>
+        </w:rPr>
+        <w:t>To establish realistic baseline distributions and validate operational logic prior to live clinical integration, five prominent open-access and research healthcare databases were evaluated against our clinical and regulatory criteria:</w:t>
+      </w:r>
+    </w:p>
+    <w:tbl>
+      <w:tblPr>
+        <w:tblW w:type="auto" w:w="0"/>
+        <w:jc w:val="center"/>
+        <w:tblLook w:firstColumn="1" w:firstRow="1" w:lastColumn="0" w:lastRow="0" w:noHBand="0" w:noVBand="1" w:val="04A0"/>
+      </w:tblPr>
+      <w:tblGrid>
+        <w:gridCol w:w="1958"/>
+        <w:gridCol w:w="1958"/>
+        <w:gridCol w:w="1958"/>
+        <w:gridCol w:w="1958"/>
+        <w:gridCol w:w="1958"/>
+      </w:tblGrid>
+      <w:tr>
+        <w:trPr>
+          <w:tblHeader/>
+          <w:cantSplit/>
+        </w:trPr>
         <w:tc>
           <w:tcPr>
-            <w:tcW w:type="dxa" w:w="2592"/>
-            <w:shd w:fill="D9E1F2"/>
-            <w:tcBorders>
-              <w:top w:val="single" w:sz="6" w:space="0" w:color="203764"/>
-              <w:left w:val="none" w:sz="6" w:space="0" w:color="203764"/>
-              <w:bottom w:val="double" w:sz="6" w:space="0" w:color="203764"/>
-              <w:right w:val="none" w:sz="6" w:space="0" w:color="203764"/>
-            </w:tcBorders>
+            <w:tcW w:type="dxa" w:w="1872"/>
+            <w:shd w:fill="FFFFFF"/>
             <w:tcMar>
               <w:top w:w="120" w:type="dxa"/>
               <w:bottom w:w="120" w:type="dxa"/>
-              <w:left w:w="150" w:type="dxa"/>
-              <w:right w:w="150" w:type="dxa"/>
+              <w:left w:w="130" w:type="dxa"/>
+              <w:right w:w="130" w:type="dxa"/>
             </w:tcMar>
+            <w:tcBorders>
+              <w:top w:val="single" w:sz="12" w:space="0" w:color="000000"/>
+              <w:left w:val="single" w:sz="6" w:space="0" w:color="000000"/>
+              <w:bottom w:val="single" w:sz="16" w:space="0" w:color="000000"/>
+              <w:right w:val="single" w:sz="6" w:space="0" w:color="000000"/>
+            </w:tcBorders>
           </w:tcPr>
           <w:p>
             <w:pPr>
-              <w:jc w:val="center"/>
+              <w:spacing w:after="0"/>
+              <w:jc w:val="left"/>
             </w:pPr>
             <w:r>
               <w:rPr>
                 <w:rFonts w:ascii="Times New Roman" w:hAnsi="Times New Roman"/>
                 <w:b/>
                 <w:color w:val="000000"/>
-                <w:sz w:val="22"/>
+                <w:sz w:val="25"/>
               </w:rPr>
-              <w:t>Variable Name</w:t>
+              <w:t>Repository Name</w:t>
+            </w:r>
+          </w:p>
+        </w:tc>
+        <w:tc>
+          <w:tcPr>
+            <w:tcW w:type="dxa" w:w="2016"/>
+            <w:shd w:fill="FFFFFF"/>
+            <w:tcMar>
+              <w:top w:w="120" w:type="dxa"/>
+              <w:bottom w:w="120" w:type="dxa"/>
+              <w:left w:w="130" w:type="dxa"/>
+              <w:right w:w="130" w:type="dxa"/>
+            </w:tcMar>
+            <w:tcBorders>
+              <w:top w:val="single" w:sz="12" w:space="0" w:color="000000"/>
+              <w:left w:val="single" w:sz="6" w:space="0" w:color="000000"/>
+              <w:bottom w:val="single" w:sz="16" w:space="0" w:color="000000"/>
+              <w:right w:val="single" w:sz="6" w:space="0" w:color="000000"/>
+            </w:tcBorders>
+          </w:tcPr>
+          <w:p>
+            <w:pPr>
+              <w:spacing w:after="0"/>
+              <w:jc w:val="left"/>
+            </w:pPr>
+            <w:r>
+              <w:rPr>
+                <w:rFonts w:ascii="Times New Roman" w:hAnsi="Times New Roman"/>
+                <w:b/>
+                <w:color w:val="000000"/>
+                <w:sz w:val="25"/>
+              </w:rPr>
+              <w:t>Sponsoring Institution</w:t>
+            </w:r>
+          </w:p>
+        </w:tc>
+        <w:tc>
+          <w:tcPr>
+            <w:tcW w:type="dxa" w:w="2160"/>
+            <w:shd w:fill="FFFFFF"/>
+            <w:tcMar>
+              <w:top w:w="120" w:type="dxa"/>
+              <w:bottom w:w="120" w:type="dxa"/>
+              <w:left w:w="130" w:type="dxa"/>
+              <w:right w:w="130" w:type="dxa"/>
+            </w:tcMar>
+            <w:tcBorders>
+              <w:top w:val="single" w:sz="12" w:space="0" w:color="000000"/>
+              <w:left w:val="single" w:sz="6" w:space="0" w:color="000000"/>
+              <w:bottom w:val="single" w:sz="16" w:space="0" w:color="000000"/>
+              <w:right w:val="single" w:sz="6" w:space="0" w:color="000000"/>
+            </w:tcBorders>
+          </w:tcPr>
+          <w:p>
+            <w:pPr>
+              <w:spacing w:after="0"/>
+              <w:jc w:val="left"/>
+            </w:pPr>
+            <w:r>
+              <w:rPr>
+                <w:rFonts w:ascii="Times New Roman" w:hAnsi="Times New Roman"/>
+                <w:b/>
+                <w:color w:val="000000"/>
+                <w:sz w:val="25"/>
+              </w:rPr>
+              <w:t>Data Modality &amp; Granularity</w:t>
+            </w:r>
+          </w:p>
+        </w:tc>
+        <w:tc>
+          <w:tcPr>
+            <w:tcW w:type="dxa" w:w="2016"/>
+            <w:shd w:fill="FFFFFF"/>
+            <w:tcMar>
+              <w:top w:w="120" w:type="dxa"/>
+              <w:bottom w:w="120" w:type="dxa"/>
+              <w:left w:w="130" w:type="dxa"/>
+              <w:right w:w="130" w:type="dxa"/>
+            </w:tcMar>
+            <w:tcBorders>
+              <w:top w:val="single" w:sz="12" w:space="0" w:color="000000"/>
+              <w:left w:val="single" w:sz="6" w:space="0" w:color="000000"/>
+              <w:bottom w:val="single" w:sz="16" w:space="0" w:color="000000"/>
+              <w:right w:val="single" w:sz="6" w:space="0" w:color="000000"/>
+            </w:tcBorders>
+          </w:tcPr>
+          <w:p>
+            <w:pPr>
+              <w:spacing w:after="0"/>
+              <w:jc w:val="left"/>
+            </w:pPr>
+            <w:r>
+              <w:rPr>
+                <w:rFonts w:ascii="Times New Roman" w:hAnsi="Times New Roman"/>
+                <w:b/>
+                <w:color w:val="000000"/>
+                <w:sz w:val="25"/>
+              </w:rPr>
+              <w:t>Key Strengths</w:t>
+            </w:r>
+          </w:p>
+        </w:tc>
+        <w:tc>
+          <w:tcPr>
+            <w:tcW w:type="dxa" w:w="1728"/>
+            <w:shd w:fill="FFFFFF"/>
+            <w:tcMar>
+              <w:top w:w="120" w:type="dxa"/>
+              <w:bottom w:w="120" w:type="dxa"/>
+              <w:left w:w="130" w:type="dxa"/>
+              <w:right w:w="130" w:type="dxa"/>
+            </w:tcMar>
+            <w:tcBorders>
+              <w:top w:val="single" w:sz="12" w:space="0" w:color="000000"/>
+              <w:left w:val="single" w:sz="6" w:space="0" w:color="000000"/>
+              <w:bottom w:val="single" w:sz="16" w:space="0" w:color="000000"/>
+              <w:right w:val="single" w:sz="6" w:space="0" w:color="000000"/>
+            </w:tcBorders>
+          </w:tcPr>
+          <w:p>
+            <w:pPr>
+              <w:spacing w:after="0"/>
+              <w:jc w:val="left"/>
+            </w:pPr>
+            <w:r>
+              <w:rPr>
+                <w:rFonts w:ascii="Times New Roman" w:hAnsi="Times New Roman"/>
+                <w:b/>
+                <w:color w:val="000000"/>
+                <w:sz w:val="25"/>
+              </w:rPr>
+              <w:t>Operational Limitations</w:t>
+            </w:r>
+          </w:p>
+        </w:tc>
+      </w:tr>
+      <w:tr>
+        <w:trPr>
+          <w:cantSplit/>
+        </w:trPr>
+        <w:tc>
+          <w:tcPr>
+            <w:tcW w:type="dxa" w:w="1872"/>
+            <w:shd w:fill="FFFFFF"/>
+            <w:tcMar>
+              <w:top w:w="100" w:type="dxa"/>
+              <w:bottom w:w="100" w:type="dxa"/>
+              <w:left w:w="130" w:type="dxa"/>
+              <w:right w:w="130" w:type="dxa"/>
+            </w:tcMar>
+            <w:tcBorders>
+              <w:top w:val="single" w:sz="6" w:space="0" w:color="000000"/>
+              <w:left w:val="single" w:sz="6" w:space="0" w:color="000000"/>
+              <w:bottom w:val="single" w:sz="6" w:space="0" w:color="000000"/>
+              <w:right w:val="single" w:sz="6" w:space="0" w:color="000000"/>
+            </w:tcBorders>
+          </w:tcPr>
+          <w:p>
+            <w:pPr>
+              <w:spacing w:after="0" w:line="276" w:lineRule="auto"/>
+              <w:jc w:val="left"/>
+            </w:pPr>
+            <w:r>
+              <w:rPr>
+                <w:rFonts w:ascii="Times New Roman" w:hAnsi="Times New Roman"/>
+                <w:color w:val="000000"/>
+                <w:sz w:val="24"/>
+              </w:rPr>
+              <w:t>MIMIC-IV (v2.2)</w:t>
+            </w:r>
+          </w:p>
+        </w:tc>
+        <w:tc>
+          <w:tcPr>
+            <w:tcW w:type="dxa" w:w="2016"/>
+            <w:shd w:fill="FFFFFF"/>
+            <w:tcMar>
+              <w:top w:w="100" w:type="dxa"/>
+              <w:bottom w:w="100" w:type="dxa"/>
+              <w:left w:w="130" w:type="dxa"/>
+              <w:right w:w="130" w:type="dxa"/>
+            </w:tcMar>
+            <w:tcBorders>
+              <w:top w:val="single" w:sz="6" w:space="0" w:color="000000"/>
+              <w:left w:val="single" w:sz="6" w:space="0" w:color="000000"/>
+              <w:bottom w:val="single" w:sz="6" w:space="0" w:color="000000"/>
+              <w:right w:val="single" w:sz="6" w:space="0" w:color="000000"/>
+            </w:tcBorders>
+          </w:tcPr>
+          <w:p>
+            <w:pPr>
+              <w:spacing w:after="0" w:line="276" w:lineRule="auto"/>
+              <w:jc w:val="left"/>
+            </w:pPr>
+            <w:r>
+              <w:rPr>
+                <w:rFonts w:ascii="Times New Roman" w:hAnsi="Times New Roman"/>
+                <w:color w:val="000000"/>
+                <w:sz w:val="24"/>
+              </w:rPr>
+              <w:t>MIT Lab / Beth Israel</w:t>
+            </w:r>
+          </w:p>
+        </w:tc>
+        <w:tc>
+          <w:tcPr>
+            <w:tcW w:type="dxa" w:w="2160"/>
+            <w:shd w:fill="FFFFFF"/>
+            <w:tcMar>
+              <w:top w:w="100" w:type="dxa"/>
+              <w:bottom w:w="100" w:type="dxa"/>
+              <w:left w:w="130" w:type="dxa"/>
+              <w:right w:w="130" w:type="dxa"/>
+            </w:tcMar>
+            <w:tcBorders>
+              <w:top w:val="single" w:sz="6" w:space="0" w:color="000000"/>
+              <w:left w:val="single" w:sz="6" w:space="0" w:color="000000"/>
+              <w:bottom w:val="single" w:sz="6" w:space="0" w:color="000000"/>
+              <w:right w:val="single" w:sz="6" w:space="0" w:color="000000"/>
+            </w:tcBorders>
+          </w:tcPr>
+          <w:p>
+            <w:pPr>
+              <w:spacing w:after="0" w:line="276" w:lineRule="auto"/>
+              <w:jc w:val="left"/>
+            </w:pPr>
+            <w:r>
+              <w:rPr>
+                <w:rFonts w:ascii="Times New Roman" w:hAnsi="Times New Roman"/>
+                <w:color w:val="000000"/>
+                <w:sz w:val="24"/>
+              </w:rPr>
+              <w:t>De-identified ICU &amp; emergency; hourly vitals, labs, medications</w:t>
+            </w:r>
+          </w:p>
+        </w:tc>
+        <w:tc>
+          <w:tcPr>
+            <w:tcW w:type="dxa" w:w="2016"/>
+            <w:shd w:fill="FFFFFF"/>
+            <w:tcMar>
+              <w:top w:w="100" w:type="dxa"/>
+              <w:bottom w:w="100" w:type="dxa"/>
+              <w:left w:w="130" w:type="dxa"/>
+              <w:right w:w="130" w:type="dxa"/>
+            </w:tcMar>
+            <w:tcBorders>
+              <w:top w:val="single" w:sz="6" w:space="0" w:color="000000"/>
+              <w:left w:val="single" w:sz="6" w:space="0" w:color="000000"/>
+              <w:bottom w:val="single" w:sz="6" w:space="0" w:color="000000"/>
+              <w:right w:val="single" w:sz="6" w:space="0" w:color="000000"/>
+            </w:tcBorders>
+          </w:tcPr>
+          <w:p>
+            <w:pPr>
+              <w:spacing w:after="0" w:line="276" w:lineRule="auto"/>
+              <w:jc w:val="left"/>
+            </w:pPr>
+            <w:r>
+              <w:rPr>
+                <w:rFonts w:ascii="Times New Roman" w:hAnsi="Times New Roman"/>
+                <w:color w:val="000000"/>
+                <w:sz w:val="24"/>
+              </w:rPr>
+              <w:t>High-resolution physiological time-series; clinical benchmark</w:t>
+            </w:r>
+          </w:p>
+        </w:tc>
+        <w:tc>
+          <w:tcPr>
+            <w:tcW w:type="dxa" w:w="1728"/>
+            <w:shd w:fill="FFFFFF"/>
+            <w:tcMar>
+              <w:top w:w="100" w:type="dxa"/>
+              <w:bottom w:w="100" w:type="dxa"/>
+              <w:left w:w="130" w:type="dxa"/>
+              <w:right w:w="130" w:type="dxa"/>
+            </w:tcMar>
+            <w:tcBorders>
+              <w:top w:val="single" w:sz="6" w:space="0" w:color="000000"/>
+              <w:left w:val="single" w:sz="6" w:space="0" w:color="000000"/>
+              <w:bottom w:val="single" w:sz="6" w:space="0" w:color="000000"/>
+              <w:right w:val="single" w:sz="6" w:space="0" w:color="000000"/>
+            </w:tcBorders>
+          </w:tcPr>
+          <w:p>
+            <w:pPr>
+              <w:spacing w:after="0" w:line="276" w:lineRule="auto"/>
+              <w:jc w:val="left"/>
+            </w:pPr>
+            <w:r>
+              <w:rPr>
+                <w:rFonts w:ascii="Times New Roman" w:hAnsi="Times New Roman"/>
+                <w:color w:val="000000"/>
+                <w:sz w:val="24"/>
+              </w:rPr>
+              <w:t>ICU-skewed acuity; high compute footprint</w:t>
+            </w:r>
+          </w:p>
+        </w:tc>
+      </w:tr>
+      <w:tr>
+        <w:trPr>
+          <w:cantSplit/>
+        </w:trPr>
+        <w:tc>
+          <w:tcPr>
+            <w:tcW w:type="dxa" w:w="1872"/>
+            <w:shd w:fill="FFFFFF"/>
+            <w:tcMar>
+              <w:top w:w="100" w:type="dxa"/>
+              <w:bottom w:w="100" w:type="dxa"/>
+              <w:left w:w="130" w:type="dxa"/>
+              <w:right w:w="130" w:type="dxa"/>
+            </w:tcMar>
+            <w:tcBorders>
+              <w:top w:val="single" w:sz="6" w:space="0" w:color="000000"/>
+              <w:left w:val="single" w:sz="6" w:space="0" w:color="000000"/>
+              <w:bottom w:val="single" w:sz="6" w:space="0" w:color="000000"/>
+              <w:right w:val="single" w:sz="6" w:space="0" w:color="000000"/>
+            </w:tcBorders>
+          </w:tcPr>
+          <w:p>
+            <w:pPr>
+              <w:spacing w:after="0" w:line="276" w:lineRule="auto"/>
+              <w:jc w:val="left"/>
+            </w:pPr>
+            <w:r>
+              <w:rPr>
+                <w:rFonts w:ascii="Times New Roman" w:hAnsi="Times New Roman"/>
+                <w:color w:val="000000"/>
+                <w:sz w:val="24"/>
+              </w:rPr>
+              <w:t>CMS Inpatient Quality</w:t>
+            </w:r>
+          </w:p>
+        </w:tc>
+        <w:tc>
+          <w:tcPr>
+            <w:tcW w:type="dxa" w:w="2016"/>
+            <w:shd w:fill="FFFFFF"/>
+            <w:tcMar>
+              <w:top w:w="100" w:type="dxa"/>
+              <w:bottom w:w="100" w:type="dxa"/>
+              <w:left w:w="130" w:type="dxa"/>
+              <w:right w:w="130" w:type="dxa"/>
+            </w:tcMar>
+            <w:tcBorders>
+              <w:top w:val="single" w:sz="6" w:space="0" w:color="000000"/>
+              <w:left w:val="single" w:sz="6" w:space="0" w:color="000000"/>
+              <w:bottom w:val="single" w:sz="6" w:space="0" w:color="000000"/>
+              <w:right w:val="single" w:sz="6" w:space="0" w:color="000000"/>
+            </w:tcBorders>
+          </w:tcPr>
+          <w:p>
+            <w:pPr>
+              <w:spacing w:after="0" w:line="276" w:lineRule="auto"/>
+              <w:jc w:val="left"/>
+            </w:pPr>
+            <w:r>
+              <w:rPr>
+                <w:rFonts w:ascii="Times New Roman" w:hAnsi="Times New Roman"/>
+                <w:color w:val="000000"/>
+                <w:sz w:val="24"/>
+              </w:rPr>
+              <w:t>CMS Quality Division</w:t>
+            </w:r>
+          </w:p>
+        </w:tc>
+        <w:tc>
+          <w:tcPr>
+            <w:tcW w:type="dxa" w:w="2160"/>
+            <w:shd w:fill="FFFFFF"/>
+            <w:tcMar>
+              <w:top w:w="100" w:type="dxa"/>
+              <w:bottom w:w="100" w:type="dxa"/>
+              <w:left w:w="130" w:type="dxa"/>
+              <w:right w:w="130" w:type="dxa"/>
+            </w:tcMar>
+            <w:tcBorders>
+              <w:top w:val="single" w:sz="6" w:space="0" w:color="000000"/>
+              <w:left w:val="single" w:sz="6" w:space="0" w:color="000000"/>
+              <w:bottom w:val="single" w:sz="6" w:space="0" w:color="000000"/>
+              <w:right w:val="single" w:sz="6" w:space="0" w:color="000000"/>
+            </w:tcBorders>
+          </w:tcPr>
+          <w:p>
+            <w:pPr>
+              <w:spacing w:after="0" w:line="276" w:lineRule="auto"/>
+              <w:jc w:val="left"/>
+            </w:pPr>
+            <w:r>
+              <w:rPr>
+                <w:rFonts w:ascii="Times New Roman" w:hAnsi="Times New Roman"/>
+                <w:color w:val="000000"/>
+                <w:sz w:val="24"/>
+              </w:rPr>
+              <w:t>Hospital-level 30-day readmissions, mortality rates, payments</w:t>
+            </w:r>
+          </w:p>
+        </w:tc>
+        <w:tc>
+          <w:tcPr>
+            <w:tcW w:type="dxa" w:w="2016"/>
+            <w:shd w:fill="FFFFFF"/>
+            <w:tcMar>
+              <w:top w:w="100" w:type="dxa"/>
+              <w:bottom w:w="100" w:type="dxa"/>
+              <w:left w:w="130" w:type="dxa"/>
+              <w:right w:w="130" w:type="dxa"/>
+            </w:tcMar>
+            <w:tcBorders>
+              <w:top w:val="single" w:sz="6" w:space="0" w:color="000000"/>
+              <w:left w:val="single" w:sz="6" w:space="0" w:color="000000"/>
+              <w:bottom w:val="single" w:sz="6" w:space="0" w:color="000000"/>
+              <w:right w:val="single" w:sz="6" w:space="0" w:color="000000"/>
+            </w:tcBorders>
+          </w:tcPr>
+          <w:p>
+            <w:pPr>
+              <w:spacing w:after="0" w:line="276" w:lineRule="auto"/>
+              <w:jc w:val="left"/>
+            </w:pPr>
+            <w:r>
+              <w:rPr>
+                <w:rFonts w:ascii="Times New Roman" w:hAnsi="Times New Roman"/>
+                <w:color w:val="000000"/>
+                <w:sz w:val="24"/>
+              </w:rPr>
+              <w:t>Authoritative regulatory standard; direct link to HRRP penalties</w:t>
+            </w:r>
+          </w:p>
+        </w:tc>
+        <w:tc>
+          <w:tcPr>
+            <w:tcW w:type="dxa" w:w="1728"/>
+            <w:shd w:fill="FFFFFF"/>
+            <w:tcMar>
+              <w:top w:w="100" w:type="dxa"/>
+              <w:bottom w:w="100" w:type="dxa"/>
+              <w:left w:w="130" w:type="dxa"/>
+              <w:right w:w="130" w:type="dxa"/>
+            </w:tcMar>
+            <w:tcBorders>
+              <w:top w:val="single" w:sz="6" w:space="0" w:color="000000"/>
+              <w:left w:val="single" w:sz="6" w:space="0" w:color="000000"/>
+              <w:bottom w:val="single" w:sz="6" w:space="0" w:color="000000"/>
+              <w:right w:val="single" w:sz="6" w:space="0" w:color="000000"/>
+            </w:tcBorders>
+          </w:tcPr>
+          <w:p>
+            <w:pPr>
+              <w:spacing w:after="0" w:line="276" w:lineRule="auto"/>
+              <w:jc w:val="left"/>
+            </w:pPr>
+            <w:r>
+              <w:rPr>
+                <w:rFonts w:ascii="Times New Roman" w:hAnsi="Times New Roman"/>
+                <w:color w:val="000000"/>
+                <w:sz w:val="24"/>
+              </w:rPr>
+              <w:t>Aggregated facility-level; lacks encounter vitals</w:t>
+            </w:r>
+          </w:p>
+        </w:tc>
+      </w:tr>
+      <w:tr>
+        <w:trPr>
+          <w:cantSplit/>
+        </w:trPr>
+        <w:tc>
+          <w:tcPr>
+            <w:tcW w:type="dxa" w:w="1872"/>
+            <w:shd w:fill="FFFFFF"/>
+            <w:tcMar>
+              <w:top w:w="100" w:type="dxa"/>
+              <w:bottom w:w="100" w:type="dxa"/>
+              <w:left w:w="130" w:type="dxa"/>
+              <w:right w:w="130" w:type="dxa"/>
+            </w:tcMar>
+            <w:tcBorders>
+              <w:top w:val="single" w:sz="6" w:space="0" w:color="000000"/>
+              <w:left w:val="single" w:sz="6" w:space="0" w:color="000000"/>
+              <w:bottom w:val="single" w:sz="6" w:space="0" w:color="000000"/>
+              <w:right w:val="single" w:sz="6" w:space="0" w:color="000000"/>
+            </w:tcBorders>
+          </w:tcPr>
+          <w:p>
+            <w:pPr>
+              <w:spacing w:after="0" w:line="276" w:lineRule="auto"/>
+              <w:jc w:val="left"/>
+            </w:pPr>
+            <w:r>
+              <w:rPr>
+                <w:rFonts w:ascii="Times New Roman" w:hAnsi="Times New Roman"/>
+                <w:color w:val="000000"/>
+                <w:sz w:val="24"/>
+              </w:rPr>
+              <w:t>CDC NHANES</w:t>
+            </w:r>
+          </w:p>
+        </w:tc>
+        <w:tc>
+          <w:tcPr>
+            <w:tcW w:type="dxa" w:w="2016"/>
+            <w:shd w:fill="FFFFFF"/>
+            <w:tcMar>
+              <w:top w:w="100" w:type="dxa"/>
+              <w:bottom w:w="100" w:type="dxa"/>
+              <w:left w:w="130" w:type="dxa"/>
+              <w:right w:w="130" w:type="dxa"/>
+            </w:tcMar>
+            <w:tcBorders>
+              <w:top w:val="single" w:sz="6" w:space="0" w:color="000000"/>
+              <w:left w:val="single" w:sz="6" w:space="0" w:color="000000"/>
+              <w:bottom w:val="single" w:sz="6" w:space="0" w:color="000000"/>
+              <w:right w:val="single" w:sz="6" w:space="0" w:color="000000"/>
+            </w:tcBorders>
+          </w:tcPr>
+          <w:p>
+            <w:pPr>
+              <w:spacing w:after="0" w:line="276" w:lineRule="auto"/>
+              <w:jc w:val="left"/>
+            </w:pPr>
+            <w:r>
+              <w:rPr>
+                <w:rFonts w:ascii="Times New Roman" w:hAnsi="Times New Roman"/>
+                <w:color w:val="000000"/>
+                <w:sz w:val="24"/>
+              </w:rPr>
+              <w:t>NCHS / CDC Archive</w:t>
+            </w:r>
+          </w:p>
+        </w:tc>
+        <w:tc>
+          <w:tcPr>
+            <w:tcW w:type="dxa" w:w="2160"/>
+            <w:shd w:fill="FFFFFF"/>
+            <w:tcMar>
+              <w:top w:w="100" w:type="dxa"/>
+              <w:bottom w:w="100" w:type="dxa"/>
+              <w:left w:w="130" w:type="dxa"/>
+              <w:right w:w="130" w:type="dxa"/>
+            </w:tcMar>
+            <w:tcBorders>
+              <w:top w:val="single" w:sz="6" w:space="0" w:color="000000"/>
+              <w:left w:val="single" w:sz="6" w:space="0" w:color="000000"/>
+              <w:bottom w:val="single" w:sz="6" w:space="0" w:color="000000"/>
+              <w:right w:val="single" w:sz="6" w:space="0" w:color="000000"/>
+            </w:tcBorders>
+          </w:tcPr>
+          <w:p>
+            <w:pPr>
+              <w:spacing w:after="0" w:line="276" w:lineRule="auto"/>
+              <w:jc w:val="left"/>
+            </w:pPr>
+            <w:r>
+              <w:rPr>
+                <w:rFonts w:ascii="Times New Roman" w:hAnsi="Times New Roman"/>
+                <w:color w:val="000000"/>
+                <w:sz w:val="24"/>
+              </w:rPr>
+              <w:t>Continuous population health surveys, dietary logs, chronic conditions</w:t>
+            </w:r>
+          </w:p>
+        </w:tc>
+        <w:tc>
+          <w:tcPr>
+            <w:tcW w:type="dxa" w:w="2016"/>
+            <w:shd w:fill="FFFFFF"/>
+            <w:tcMar>
+              <w:top w:w="100" w:type="dxa"/>
+              <w:bottom w:w="100" w:type="dxa"/>
+              <w:left w:w="130" w:type="dxa"/>
+              <w:right w:w="130" w:type="dxa"/>
+            </w:tcMar>
+            <w:tcBorders>
+              <w:top w:val="single" w:sz="6" w:space="0" w:color="000000"/>
+              <w:left w:val="single" w:sz="6" w:space="0" w:color="000000"/>
+              <w:bottom w:val="single" w:sz="6" w:space="0" w:color="000000"/>
+              <w:right w:val="single" w:sz="6" w:space="0" w:color="000000"/>
+            </w:tcBorders>
+          </w:tcPr>
+          <w:p>
+            <w:pPr>
+              <w:spacing w:after="0" w:line="276" w:lineRule="auto"/>
+              <w:jc w:val="left"/>
+            </w:pPr>
+            <w:r>
+              <w:rPr>
+                <w:rFonts w:ascii="Times New Roman" w:hAnsi="Times New Roman"/>
+                <w:color w:val="000000"/>
+                <w:sz w:val="24"/>
+              </w:rPr>
+              <w:t>Broad demographic coverage; rich chronic disease baseline</w:t>
+            </w:r>
+          </w:p>
+        </w:tc>
+        <w:tc>
+          <w:tcPr>
+            <w:tcW w:type="dxa" w:w="1728"/>
+            <w:shd w:fill="FFFFFF"/>
+            <w:tcMar>
+              <w:top w:w="100" w:type="dxa"/>
+              <w:bottom w:w="100" w:type="dxa"/>
+              <w:left w:w="130" w:type="dxa"/>
+              <w:right w:w="130" w:type="dxa"/>
+            </w:tcMar>
+            <w:tcBorders>
+              <w:top w:val="single" w:sz="6" w:space="0" w:color="000000"/>
+              <w:left w:val="single" w:sz="6" w:space="0" w:color="000000"/>
+              <w:bottom w:val="single" w:sz="6" w:space="0" w:color="000000"/>
+              <w:right w:val="single" w:sz="6" w:space="0" w:color="000000"/>
+            </w:tcBorders>
+          </w:tcPr>
+          <w:p>
+            <w:pPr>
+              <w:spacing w:after="0" w:line="276" w:lineRule="auto"/>
+              <w:jc w:val="left"/>
+            </w:pPr>
+            <w:r>
+              <w:rPr>
+                <w:rFonts w:ascii="Times New Roman" w:hAnsi="Times New Roman"/>
+                <w:color w:val="000000"/>
+                <w:sz w:val="24"/>
+              </w:rPr>
+              <w:t>Outpatient survey focus; lacks acute inpatient stays</w:t>
+            </w:r>
+          </w:p>
+        </w:tc>
+      </w:tr>
+      <w:tr>
+        <w:trPr>
+          <w:cantSplit/>
+        </w:trPr>
+        <w:tc>
+          <w:tcPr>
+            <w:tcW w:type="dxa" w:w="1872"/>
+            <w:shd w:fill="FFFFFF"/>
+            <w:tcMar>
+              <w:top w:w="100" w:type="dxa"/>
+              <w:bottom w:w="100" w:type="dxa"/>
+              <w:left w:w="130" w:type="dxa"/>
+              <w:right w:w="130" w:type="dxa"/>
+            </w:tcMar>
+            <w:tcBorders>
+              <w:top w:val="single" w:sz="6" w:space="0" w:color="000000"/>
+              <w:left w:val="single" w:sz="6" w:space="0" w:color="000000"/>
+              <w:bottom w:val="single" w:sz="6" w:space="0" w:color="000000"/>
+              <w:right w:val="single" w:sz="6" w:space="0" w:color="000000"/>
+            </w:tcBorders>
+          </w:tcPr>
+          <w:p>
+            <w:pPr>
+              <w:spacing w:after="0" w:line="276" w:lineRule="auto"/>
+              <w:jc w:val="left"/>
+            </w:pPr>
+            <w:r>
+              <w:rPr>
+                <w:rFonts w:ascii="Times New Roman" w:hAnsi="Times New Roman"/>
+                <w:color w:val="000000"/>
+                <w:sz w:val="24"/>
+              </w:rPr>
+              <w:t>HCUP NIS Archive</w:t>
+            </w:r>
+          </w:p>
+        </w:tc>
+        <w:tc>
+          <w:tcPr>
+            <w:tcW w:type="dxa" w:w="2016"/>
+            <w:shd w:fill="FFFFFF"/>
+            <w:tcMar>
+              <w:top w:w="100" w:type="dxa"/>
+              <w:bottom w:w="100" w:type="dxa"/>
+              <w:left w:w="130" w:type="dxa"/>
+              <w:right w:w="130" w:type="dxa"/>
+            </w:tcMar>
+            <w:tcBorders>
+              <w:top w:val="single" w:sz="6" w:space="0" w:color="000000"/>
+              <w:left w:val="single" w:sz="6" w:space="0" w:color="000000"/>
+              <w:bottom w:val="single" w:sz="6" w:space="0" w:color="000000"/>
+              <w:right w:val="single" w:sz="6" w:space="0" w:color="000000"/>
+            </w:tcBorders>
+          </w:tcPr>
+          <w:p>
+            <w:pPr>
+              <w:spacing w:after="0" w:line="276" w:lineRule="auto"/>
+              <w:jc w:val="left"/>
+            </w:pPr>
+            <w:r>
+              <w:rPr>
+                <w:rFonts w:ascii="Times New Roman" w:hAnsi="Times New Roman"/>
+                <w:color w:val="000000"/>
+                <w:sz w:val="24"/>
+              </w:rPr>
+              <w:t>AHRQ Healthcare Archive</w:t>
+            </w:r>
+          </w:p>
+        </w:tc>
+        <w:tc>
+          <w:tcPr>
+            <w:tcW w:type="dxa" w:w="2160"/>
+            <w:shd w:fill="FFFFFF"/>
+            <w:tcMar>
+              <w:top w:w="100" w:type="dxa"/>
+              <w:bottom w:w="100" w:type="dxa"/>
+              <w:left w:w="130" w:type="dxa"/>
+              <w:right w:w="130" w:type="dxa"/>
+            </w:tcMar>
+            <w:tcBorders>
+              <w:top w:val="single" w:sz="6" w:space="0" w:color="000000"/>
+              <w:left w:val="single" w:sz="6" w:space="0" w:color="000000"/>
+              <w:bottom w:val="single" w:sz="6" w:space="0" w:color="000000"/>
+              <w:right w:val="single" w:sz="6" w:space="0" w:color="000000"/>
+            </w:tcBorders>
+          </w:tcPr>
+          <w:p>
+            <w:pPr>
+              <w:spacing w:after="0" w:line="276" w:lineRule="auto"/>
+              <w:jc w:val="left"/>
+            </w:pPr>
+            <w:r>
+              <w:rPr>
+                <w:rFonts w:ascii="Times New Roman" w:hAnsi="Times New Roman"/>
+                <w:color w:val="000000"/>
+                <w:sz w:val="24"/>
+              </w:rPr>
+              <w:t>Stratified 20% sample of US discharges; ICD-10 claims</w:t>
+            </w:r>
+          </w:p>
+        </w:tc>
+        <w:tc>
+          <w:tcPr>
+            <w:tcW w:type="dxa" w:w="2016"/>
+            <w:shd w:fill="FFFFFF"/>
+            <w:tcMar>
+              <w:top w:w="100" w:type="dxa"/>
+              <w:bottom w:w="100" w:type="dxa"/>
+              <w:left w:w="130" w:type="dxa"/>
+              <w:right w:w="130" w:type="dxa"/>
+            </w:tcMar>
+            <w:tcBorders>
+              <w:top w:val="single" w:sz="6" w:space="0" w:color="000000"/>
+              <w:left w:val="single" w:sz="6" w:space="0" w:color="000000"/>
+              <w:bottom w:val="single" w:sz="6" w:space="0" w:color="000000"/>
+              <w:right w:val="single" w:sz="6" w:space="0" w:color="000000"/>
+            </w:tcBorders>
+          </w:tcPr>
+          <w:p>
+            <w:pPr>
+              <w:spacing w:after="0" w:line="276" w:lineRule="auto"/>
+              <w:jc w:val="left"/>
+            </w:pPr>
+            <w:r>
+              <w:rPr>
+                <w:rFonts w:ascii="Times New Roman" w:hAnsi="Times New Roman"/>
+                <w:color w:val="000000"/>
+                <w:sz w:val="24"/>
+              </w:rPr>
+              <w:t>Massive statistical power; national inpatient hospitalization benchmarks</w:t>
+            </w:r>
+          </w:p>
+        </w:tc>
+        <w:tc>
+          <w:tcPr>
+            <w:tcW w:type="dxa" w:w="1728"/>
+            <w:shd w:fill="FFFFFF"/>
+            <w:tcMar>
+              <w:top w:w="100" w:type="dxa"/>
+              <w:bottom w:w="100" w:type="dxa"/>
+              <w:left w:w="130" w:type="dxa"/>
+              <w:right w:w="130" w:type="dxa"/>
+            </w:tcMar>
+            <w:tcBorders>
+              <w:top w:val="single" w:sz="6" w:space="0" w:color="000000"/>
+              <w:left w:val="single" w:sz="6" w:space="0" w:color="000000"/>
+              <w:bottom w:val="single" w:sz="6" w:space="0" w:color="000000"/>
+              <w:right w:val="single" w:sz="6" w:space="0" w:color="000000"/>
+            </w:tcBorders>
+          </w:tcPr>
+          <w:p>
+            <w:pPr>
+              <w:spacing w:after="0" w:line="276" w:lineRule="auto"/>
+              <w:jc w:val="left"/>
+            </w:pPr>
+            <w:r>
+              <w:rPr>
+                <w:rFonts w:ascii="Times New Roman" w:hAnsi="Times New Roman"/>
+                <w:color w:val="000000"/>
+                <w:sz w:val="24"/>
+              </w:rPr>
+              <w:t>Billing claims only; lacks lab biomarker trends</w:t>
+            </w:r>
+          </w:p>
+        </w:tc>
+      </w:tr>
+      <w:tr>
+        <w:trPr>
+          <w:cantSplit/>
+        </w:trPr>
+        <w:tc>
+          <w:tcPr>
+            <w:tcW w:type="dxa" w:w="1872"/>
+            <w:shd w:fill="FFFFFF"/>
+            <w:tcMar>
+              <w:top w:w="100" w:type="dxa"/>
+              <w:bottom w:w="100" w:type="dxa"/>
+              <w:left w:w="130" w:type="dxa"/>
+              <w:right w:w="130" w:type="dxa"/>
+            </w:tcMar>
+            <w:tcBorders>
+              <w:top w:val="single" w:sz="6" w:space="0" w:color="000000"/>
+              <w:left w:val="single" w:sz="6" w:space="0" w:color="000000"/>
+              <w:bottom w:val="single" w:sz="6" w:space="0" w:color="000000"/>
+              <w:right w:val="single" w:sz="6" w:space="0" w:color="000000"/>
+            </w:tcBorders>
+          </w:tcPr>
+          <w:p>
+            <w:pPr>
+              <w:spacing w:after="0" w:line="276" w:lineRule="auto"/>
+              <w:jc w:val="left"/>
+            </w:pPr>
+            <w:r>
+              <w:rPr>
+                <w:rFonts w:ascii="Times New Roman" w:hAnsi="Times New Roman"/>
+                <w:color w:val="000000"/>
+                <w:sz w:val="24"/>
+              </w:rPr>
+              <w:t>PhysioNet Challenges</w:t>
+            </w:r>
+          </w:p>
+        </w:tc>
+        <w:tc>
+          <w:tcPr>
+            <w:tcW w:type="dxa" w:w="2016"/>
+            <w:shd w:fill="FFFFFF"/>
+            <w:tcMar>
+              <w:top w:w="100" w:type="dxa"/>
+              <w:bottom w:w="100" w:type="dxa"/>
+              <w:left w:w="130" w:type="dxa"/>
+              <w:right w:w="130" w:type="dxa"/>
+            </w:tcMar>
+            <w:tcBorders>
+              <w:top w:val="single" w:sz="6" w:space="0" w:color="000000"/>
+              <w:left w:val="single" w:sz="6" w:space="0" w:color="000000"/>
+              <w:bottom w:val="single" w:sz="6" w:space="0" w:color="000000"/>
+              <w:right w:val="single" w:sz="6" w:space="0" w:color="000000"/>
+            </w:tcBorders>
+          </w:tcPr>
+          <w:p>
+            <w:pPr>
+              <w:spacing w:after="0" w:line="276" w:lineRule="auto"/>
+              <w:jc w:val="left"/>
+            </w:pPr>
+            <w:r>
+              <w:rPr>
+                <w:rFonts w:ascii="Times New Roman" w:hAnsi="Times New Roman"/>
+                <w:color w:val="000000"/>
+                <w:sz w:val="24"/>
+              </w:rPr>
+              <w:t>PhysioNet Research Community</w:t>
+            </w:r>
+          </w:p>
+        </w:tc>
+        <w:tc>
+          <w:tcPr>
+            <w:tcW w:type="dxa" w:w="2160"/>
+            <w:shd w:fill="FFFFFF"/>
+            <w:tcMar>
+              <w:top w:w="100" w:type="dxa"/>
+              <w:bottom w:w="100" w:type="dxa"/>
+              <w:left w:w="130" w:type="dxa"/>
+              <w:right w:w="130" w:type="dxa"/>
+            </w:tcMar>
+            <w:tcBorders>
+              <w:top w:val="single" w:sz="6" w:space="0" w:color="000000"/>
+              <w:left w:val="single" w:sz="6" w:space="0" w:color="000000"/>
+              <w:bottom w:val="single" w:sz="6" w:space="0" w:color="000000"/>
+              <w:right w:val="single" w:sz="6" w:space="0" w:color="000000"/>
+            </w:tcBorders>
+          </w:tcPr>
+          <w:p>
+            <w:pPr>
+              <w:spacing w:after="0" w:line="276" w:lineRule="auto"/>
+              <w:jc w:val="left"/>
+            </w:pPr>
+            <w:r>
+              <w:rPr>
+                <w:rFonts w:ascii="Times New Roman" w:hAnsi="Times New Roman"/>
+                <w:color w:val="000000"/>
+                <w:sz w:val="24"/>
+              </w:rPr>
+              <w:t>Curated challenge sets (Sepsis-3, Acute Kidney Injury, Mortality)</w:t>
+            </w:r>
+          </w:p>
+        </w:tc>
+        <w:tc>
+          <w:tcPr>
+            <w:tcW w:type="dxa" w:w="2016"/>
+            <w:shd w:fill="FFFFFF"/>
+            <w:tcMar>
+              <w:top w:w="100" w:type="dxa"/>
+              <w:bottom w:w="100" w:type="dxa"/>
+              <w:left w:w="130" w:type="dxa"/>
+              <w:right w:w="130" w:type="dxa"/>
+            </w:tcMar>
+            <w:tcBorders>
+              <w:top w:val="single" w:sz="6" w:space="0" w:color="000000"/>
+              <w:left w:val="single" w:sz="6" w:space="0" w:color="000000"/>
+              <w:bottom w:val="single" w:sz="6" w:space="0" w:color="000000"/>
+              <w:right w:val="single" w:sz="6" w:space="0" w:color="000000"/>
+            </w:tcBorders>
+          </w:tcPr>
+          <w:p>
+            <w:pPr>
+              <w:spacing w:after="0" w:line="276" w:lineRule="auto"/>
+              <w:jc w:val="left"/>
+            </w:pPr>
+            <w:r>
+              <w:rPr>
+                <w:rFonts w:ascii="Times New Roman" w:hAnsi="Times New Roman"/>
+                <w:color w:val="000000"/>
+                <w:sz w:val="24"/>
+              </w:rPr>
+              <w:t>Exact clinical event timestamps; rigorous benchmark evaluation</w:t>
+            </w:r>
+          </w:p>
+        </w:tc>
+        <w:tc>
+          <w:tcPr>
+            <w:tcW w:type="dxa" w:w="1728"/>
+            <w:shd w:fill="FFFFFF"/>
+            <w:tcMar>
+              <w:top w:w="100" w:type="dxa"/>
+              <w:bottom w:w="100" w:type="dxa"/>
+              <w:left w:w="130" w:type="dxa"/>
+              <w:right w:w="130" w:type="dxa"/>
+            </w:tcMar>
+            <w:tcBorders>
+              <w:top w:val="single" w:sz="6" w:space="0" w:color="000000"/>
+              <w:left w:val="single" w:sz="6" w:space="0" w:color="000000"/>
+              <w:bottom w:val="single" w:sz="6" w:space="0" w:color="000000"/>
+              <w:right w:val="single" w:sz="6" w:space="0" w:color="000000"/>
+            </w:tcBorders>
+          </w:tcPr>
+          <w:p>
+            <w:pPr>
+              <w:spacing w:after="0" w:line="276" w:lineRule="auto"/>
+              <w:jc w:val="left"/>
+            </w:pPr>
+            <w:r>
+              <w:rPr>
+                <w:rFonts w:ascii="Times New Roman" w:hAnsi="Times New Roman"/>
+                <w:color w:val="000000"/>
+                <w:sz w:val="24"/>
+              </w:rPr>
+              <w:t>Restricted to narrow physiological syndromes</w:t>
+            </w:r>
+          </w:p>
+        </w:tc>
+      </w:tr>
+    </w:tbl>
+    <w:p>
+      <w:pPr>
+        <w:keepNext/>
+        <w:pageBreakBefore/>
+        <w:widowControl/>
+        <w:spacing w:before="320" w:after="100"/>
+      </w:pPr>
+      <w:r>
+        <w:rPr>
+          <w:rFonts w:ascii="Times New Roman" w:hAnsi="Times New Roman"/>
+          <w:b/>
+          <w:color w:val="000000"/>
+          <w:sz w:val="36"/>
+        </w:rPr>
+        <w:t>3. Inpatient Cohort Selection, Dimensional Schema &amp; Data Dictionary</w:t>
+      </w:r>
+    </w:p>
+    <w:p>
+      <w:pPr>
+        <w:keepNext/>
+        <w:widowControl/>
+        <w:spacing w:before="0" w:after="100" w:line="276" w:lineRule="auto"/>
+      </w:pPr>
+      <w:r>
+        <w:rPr>
+          <w:rFonts w:ascii="Times New Roman" w:hAnsi="Times New Roman"/>
+          <w:color w:val="000000"/>
+          <w:sz w:val="24"/>
+        </w:rPr>
+        <w:t>Based on CMS Hospital Readmissions Reduction Program (HRRP) high-priority conditions, our target analytical cohort is structured around 10,000 adult inpatient encounters admitted between January 2024 and December 2024. The cohort captures complex chronic illness trajectories across five key diagnostic categories: Congestive Heart Failure (CHF), Acute Myocardial Infarction (AMI), Type 2 Diabetes with Complications, Community-Acquired Pneumonia, and Severe Inpatient Sepsis. The relational schema integrates 12 primary clinical, demographic, pharmacological, and operational attributes:</w:t>
+      </w:r>
+    </w:p>
+    <w:tbl>
+      <w:tblPr>
+        <w:tblW w:type="auto" w:w="0"/>
+        <w:jc w:val="center"/>
+        <w:tblLook w:firstColumn="1" w:firstRow="1" w:lastColumn="0" w:lastRow="0" w:noHBand="0" w:noVBand="1" w:val="04A0"/>
+      </w:tblPr>
+      <w:tblGrid>
+        <w:gridCol w:w="1958"/>
+        <w:gridCol w:w="1958"/>
+        <w:gridCol w:w="1958"/>
+        <w:gridCol w:w="1958"/>
+        <w:gridCol w:w="1958"/>
+      </w:tblGrid>
+      <w:tr>
+        <w:trPr>
+          <w:tblHeader/>
+          <w:cantSplit/>
+        </w:trPr>
+        <w:tc>
+          <w:tcPr>
+            <w:tcW w:type="dxa" w:w="2016"/>
+            <w:shd w:fill="FFFFFF"/>
+            <w:tcMar>
+              <w:top w:w="120" w:type="dxa"/>
+              <w:bottom w:w="120" w:type="dxa"/>
+              <w:left w:w="130" w:type="dxa"/>
+              <w:right w:w="130" w:type="dxa"/>
+            </w:tcMar>
+            <w:tcBorders>
+              <w:top w:val="single" w:sz="12" w:space="0" w:color="000000"/>
+              <w:left w:val="single" w:sz="6" w:space="0" w:color="000000"/>
+              <w:bottom w:val="single" w:sz="16" w:space="0" w:color="000000"/>
+              <w:right w:val="single" w:sz="6" w:space="0" w:color="000000"/>
+            </w:tcBorders>
+          </w:tcPr>
+          <w:p>
+            <w:pPr>
+              <w:spacing w:after="0"/>
+              <w:jc w:val="left"/>
+            </w:pPr>
+            <w:r>
+              <w:rPr>
+                <w:rFonts w:ascii="Times New Roman" w:hAnsi="Times New Roman"/>
+                <w:b/>
+                <w:color w:val="000000"/>
+                <w:sz w:val="25"/>
+              </w:rPr>
+              <w:t>Feature Attribute</w:t>
             </w:r>
           </w:p>
         </w:tc>
         <w:tc>
           <w:tcPr>
             <w:tcW w:type="dxa" w:w="1584"/>
-            <w:shd w:fill="D9E1F2"/>
-            <w:tcBorders>
-              <w:top w:val="single" w:sz="6" w:space="0" w:color="203764"/>
-              <w:left w:val="none" w:sz="6" w:space="0" w:color="203764"/>
-              <w:bottom w:val="double" w:sz="6" w:space="0" w:color="203764"/>
-              <w:right w:val="none" w:sz="6" w:space="0" w:color="203764"/>
-            </w:tcBorders>
+            <w:shd w:fill="FFFFFF"/>
             <w:tcMar>
               <w:top w:w="120" w:type="dxa"/>
               <w:bottom w:w="120" w:type="dxa"/>
-              <w:left w:w="150" w:type="dxa"/>
-              <w:right w:w="150" w:type="dxa"/>
+              <w:left w:w="130" w:type="dxa"/>
+              <w:right w:w="130" w:type="dxa"/>
             </w:tcMar>
+            <w:tcBorders>
+              <w:top w:val="single" w:sz="12" w:space="0" w:color="000000"/>
+              <w:left w:val="single" w:sz="6" w:space="0" w:color="000000"/>
+              <w:bottom w:val="single" w:sz="16" w:space="0" w:color="000000"/>
+              <w:right w:val="single" w:sz="6" w:space="0" w:color="000000"/>
+            </w:tcBorders>
           </w:tcPr>
           <w:p>
             <w:pPr>
-              <w:jc w:val="center"/>
+              <w:spacing w:after="0"/>
+              <w:jc w:val="left"/>
             </w:pPr>
             <w:r>
               <w:rPr>
                 <w:rFonts w:ascii="Times New Roman" w:hAnsi="Times New Roman"/>
                 <w:b/>
                 <w:color w:val="000000"/>
-                <w:sz w:val="22"/>
+                <w:sz w:val="25"/>
               </w:rPr>
               <w:t>Data Type</w:t>
             </w:r>
@@ -820,62 +1565,34 @@
         </w:tc>
         <w:tc>
           <w:tcPr>
-            <w:tcW w:type="dxa" w:w="4032"/>
-            <w:shd w:fill="D9E1F2"/>
-            <w:tcBorders>
-              <w:top w:val="single" w:sz="6" w:space="0" w:color="203764"/>
-              <w:left w:val="none" w:sz="6" w:space="0" w:color="203764"/>
-              <w:bottom w:val="double" w:sz="6" w:space="0" w:color="203764"/>
-              <w:right w:val="none" w:sz="6" w:space="0" w:color="203764"/>
-            </w:tcBorders>
+            <w:tcW w:type="dxa" w:w="1872"/>
+            <w:shd w:fill="FFFFFF"/>
             <w:tcMar>
               <w:top w:w="120" w:type="dxa"/>
               <w:bottom w:w="120" w:type="dxa"/>
-              <w:left w:w="150" w:type="dxa"/>
-              <w:right w:w="150" w:type="dxa"/>
+              <w:left w:w="130" w:type="dxa"/>
+              <w:right w:w="130" w:type="dxa"/>
             </w:tcMar>
+            <w:tcBorders>
+              <w:top w:val="single" w:sz="12" w:space="0" w:color="000000"/>
+              <w:left w:val="single" w:sz="6" w:space="0" w:color="000000"/>
+              <w:bottom w:val="single" w:sz="16" w:space="0" w:color="000000"/>
+              <w:right w:val="single" w:sz="6" w:space="0" w:color="000000"/>
+            </w:tcBorders>
           </w:tcPr>
           <w:p>
             <w:pPr>
-              <w:jc w:val="center"/>
+              <w:spacing w:after="0"/>
+              <w:jc w:val="left"/>
             </w:pPr>
             <w:r>
               <w:rPr>
                 <w:rFonts w:ascii="Times New Roman" w:hAnsi="Times New Roman"/>
                 <w:b/>
                 <w:color w:val="000000"/>
-                <w:sz w:val="22"/>
+                <w:sz w:val="25"/>
               </w:rPr>
-              <w:t>Clinical Definition / Validation Bounds</w:t>
-            </w:r>
-          </w:p>
-        </w:tc>
-      </w:tr>
-      <w:tr>
-        <w:tc>
-          <w:tcPr>
-            <w:tcW w:type="dxa" w:w="1872"/>
-            <w:shd w:fill="FFFFFF"/>
-            <w:tcBorders>
-              <w:top w:val="single" w:sz="4" w:space="0" w:color="CCCCCC"/>
-              <w:left w:val="none" w:sz="4" w:space="0" w:color="CCCCCC"/>
-              <w:bottom w:val="single" w:sz="4" w:space="0" w:color="CCCCCC"/>
-              <w:right w:val="none" w:sz="4" w:space="0" w:color="CCCCCC"/>
-            </w:tcBorders>
-            <w:tcMar>
-              <w:top w:w="80" w:type="dxa"/>
-              <w:bottom w:w="80" w:type="dxa"/>
-              <w:left w:w="150" w:type="dxa"/>
-              <w:right w:w="150" w:type="dxa"/>
-            </w:tcMar>
-          </w:tcPr>
-          <w:p>
-            <w:r>
-              <w:rPr>
-                <w:rFonts w:ascii="Times New Roman" w:hAnsi="Times New Roman"/>
-                <w:sz w:val="21"/>
-              </w:rPr>
-              <w:t>Demographics</w:t>
+              <w:t>Standard Medical Nomenclature</w:t>
             </w:r>
           </w:p>
         </w:tc>
@@ -883,24 +1600,100 @@
           <w:tcPr>
             <w:tcW w:type="dxa" w:w="2592"/>
             <w:shd w:fill="FFFFFF"/>
+            <w:tcMar>
+              <w:top w:w="120" w:type="dxa"/>
+              <w:bottom w:w="120" w:type="dxa"/>
+              <w:left w:w="130" w:type="dxa"/>
+              <w:right w:w="130" w:type="dxa"/>
+            </w:tcMar>
             <w:tcBorders>
-              <w:top w:val="single" w:sz="4" w:space="0" w:color="CCCCCC"/>
-              <w:left w:val="none" w:sz="4" w:space="0" w:color="CCCCCC"/>
-              <w:bottom w:val="single" w:sz="4" w:space="0" w:color="CCCCCC"/>
-              <w:right w:val="none" w:sz="4" w:space="0" w:color="CCCCCC"/>
+              <w:top w:val="single" w:sz="12" w:space="0" w:color="000000"/>
+              <w:left w:val="single" w:sz="6" w:space="0" w:color="000000"/>
+              <w:bottom w:val="single" w:sz="16" w:space="0" w:color="000000"/>
+              <w:right w:val="single" w:sz="6" w:space="0" w:color="000000"/>
             </w:tcBorders>
-            <w:tcMar>
-              <w:top w:w="80" w:type="dxa"/>
-              <w:bottom w:w="80" w:type="dxa"/>
-              <w:left w:w="150" w:type="dxa"/>
-              <w:right w:w="150" w:type="dxa"/>
-            </w:tcMar>
           </w:tcPr>
           <w:p>
+            <w:pPr>
+              <w:spacing w:after="0"/>
+              <w:jc w:val="left"/>
+            </w:pPr>
             <w:r>
               <w:rPr>
                 <w:rFonts w:ascii="Times New Roman" w:hAnsi="Times New Roman"/>
-                <w:sz w:val="21"/>
+                <w:b/>
+                <w:color w:val="000000"/>
+                <w:sz w:val="25"/>
+              </w:rPr>
+              <w:t>Clinical Rationale &amp; Description</w:t>
+            </w:r>
+          </w:p>
+        </w:tc>
+        <w:tc>
+          <w:tcPr>
+            <w:tcW w:type="dxa" w:w="1728"/>
+            <w:shd w:fill="FFFFFF"/>
+            <w:tcMar>
+              <w:top w:w="120" w:type="dxa"/>
+              <w:bottom w:w="120" w:type="dxa"/>
+              <w:left w:w="130" w:type="dxa"/>
+              <w:right w:w="130" w:type="dxa"/>
+            </w:tcMar>
+            <w:tcBorders>
+              <w:top w:val="single" w:sz="12" w:space="0" w:color="000000"/>
+              <w:left w:val="single" w:sz="6" w:space="0" w:color="000000"/>
+              <w:bottom w:val="single" w:sz="16" w:space="0" w:color="000000"/>
+              <w:right w:val="single" w:sz="6" w:space="0" w:color="000000"/>
+            </w:tcBorders>
+          </w:tcPr>
+          <w:p>
+            <w:pPr>
+              <w:spacing w:after="0"/>
+              <w:jc w:val="left"/>
+            </w:pPr>
+            <w:r>
+              <w:rPr>
+                <w:rFonts w:ascii="Times New Roman" w:hAnsi="Times New Roman"/>
+                <w:b/>
+                <w:color w:val="000000"/>
+                <w:sz w:val="25"/>
+              </w:rPr>
+              <w:t>Plausible Biological Bounds</w:t>
+            </w:r>
+          </w:p>
+        </w:tc>
+      </w:tr>
+      <w:tr>
+        <w:trPr>
+          <w:cantSplit/>
+        </w:trPr>
+        <w:tc>
+          <w:tcPr>
+            <w:tcW w:type="dxa" w:w="2016"/>
+            <w:shd w:fill="FFFFFF"/>
+            <w:tcMar>
+              <w:top w:w="100" w:type="dxa"/>
+              <w:bottom w:w="100" w:type="dxa"/>
+              <w:left w:w="130" w:type="dxa"/>
+              <w:right w:w="130" w:type="dxa"/>
+            </w:tcMar>
+            <w:tcBorders>
+              <w:top w:val="single" w:sz="6" w:space="0" w:color="000000"/>
+              <w:left w:val="single" w:sz="6" w:space="0" w:color="000000"/>
+              <w:bottom w:val="single" w:sz="6" w:space="0" w:color="000000"/>
+              <w:right w:val="single" w:sz="6" w:space="0" w:color="000000"/>
+            </w:tcBorders>
+          </w:tcPr>
+          <w:p>
+            <w:pPr>
+              <w:spacing w:after="0" w:line="276" w:lineRule="auto"/>
+              <w:jc w:val="left"/>
+            </w:pPr>
+            <w:r>
+              <w:rPr>
+                <w:rFonts w:ascii="Times New Roman" w:hAnsi="Times New Roman"/>
+                <w:color w:val="000000"/>
+                <w:sz w:val="24"/>
               </w:rPr>
               <w:t>patient_id</w:t>
             </w:r>
@@ -910,107 +1703,162 @@
           <w:tcPr>
             <w:tcW w:type="dxa" w:w="1584"/>
             <w:shd w:fill="FFFFFF"/>
+            <w:tcMar>
+              <w:top w:w="100" w:type="dxa"/>
+              <w:bottom w:w="100" w:type="dxa"/>
+              <w:left w:w="130" w:type="dxa"/>
+              <w:right w:w="130" w:type="dxa"/>
+            </w:tcMar>
             <w:tcBorders>
-              <w:top w:val="single" w:sz="4" w:space="0" w:color="CCCCCC"/>
-              <w:left w:val="none" w:sz="4" w:space="0" w:color="CCCCCC"/>
-              <w:bottom w:val="single" w:sz="4" w:space="0" w:color="CCCCCC"/>
-              <w:right w:val="none" w:sz="4" w:space="0" w:color="CCCCCC"/>
+              <w:top w:val="single" w:sz="6" w:space="0" w:color="000000"/>
+              <w:left w:val="single" w:sz="6" w:space="0" w:color="000000"/>
+              <w:bottom w:val="single" w:sz="6" w:space="0" w:color="000000"/>
+              <w:right w:val="single" w:sz="6" w:space="0" w:color="000000"/>
             </w:tcBorders>
-            <w:tcMar>
-              <w:top w:w="80" w:type="dxa"/>
-              <w:bottom w:w="80" w:type="dxa"/>
-              <w:left w:w="150" w:type="dxa"/>
-              <w:right w:w="150" w:type="dxa"/>
-            </w:tcMar>
           </w:tcPr>
           <w:p>
+            <w:pPr>
+              <w:spacing w:after="0" w:line="276" w:lineRule="auto"/>
+              <w:jc w:val="left"/>
+            </w:pPr>
             <w:r>
               <w:rPr>
                 <w:rFonts w:ascii="Times New Roman" w:hAnsi="Times New Roman"/>
-                <w:sz w:val="21"/>
+                <w:color w:val="000000"/>
+                <w:sz w:val="24"/>
               </w:rPr>
-              <w:t>String (UUID)</w:t>
+              <w:t>String (SHA-256)</w:t>
             </w:r>
           </w:p>
         </w:tc>
         <w:tc>
           <w:tcPr>
-            <w:tcW w:type="dxa" w:w="4032"/>
+            <w:tcW w:type="dxa" w:w="1872"/>
             <w:shd w:fill="FFFFFF"/>
+            <w:tcMar>
+              <w:top w:w="100" w:type="dxa"/>
+              <w:bottom w:w="100" w:type="dxa"/>
+              <w:left w:w="130" w:type="dxa"/>
+              <w:right w:w="130" w:type="dxa"/>
+            </w:tcMar>
             <w:tcBorders>
-              <w:top w:val="single" w:sz="4" w:space="0" w:color="CCCCCC"/>
-              <w:left w:val="none" w:sz="4" w:space="0" w:color="CCCCCC"/>
-              <w:bottom w:val="single" w:sz="4" w:space="0" w:color="CCCCCC"/>
-              <w:right w:val="none" w:sz="4" w:space="0" w:color="CCCCCC"/>
+              <w:top w:val="single" w:sz="6" w:space="0" w:color="000000"/>
+              <w:left w:val="single" w:sz="6" w:space="0" w:color="000000"/>
+              <w:bottom w:val="single" w:sz="6" w:space="0" w:color="000000"/>
+              <w:right w:val="single" w:sz="6" w:space="0" w:color="000000"/>
             </w:tcBorders>
-            <w:tcMar>
-              <w:top w:w="80" w:type="dxa"/>
-              <w:bottom w:w="80" w:type="dxa"/>
-              <w:left w:w="150" w:type="dxa"/>
-              <w:right w:w="150" w:type="dxa"/>
-            </w:tcMar>
           </w:tcPr>
           <w:p>
+            <w:pPr>
+              <w:spacing w:after="0" w:line="276" w:lineRule="auto"/>
+              <w:jc w:val="left"/>
+            </w:pPr>
             <w:r>
               <w:rPr>
                 <w:rFonts w:ascii="Times New Roman" w:hAnsi="Times New Roman"/>
-                <w:sz w:val="21"/>
+                <w:color w:val="000000"/>
+                <w:sz w:val="24"/>
               </w:rPr>
-              <w:t>Unique hashed de-identified patient surrogate key</w:t>
-            </w:r>
-          </w:p>
-        </w:tc>
-      </w:tr>
-      <w:tr>
-        <w:tc>
-          <w:tcPr>
-            <w:tcW w:type="dxa" w:w="1872"/>
-            <w:shd w:fill="F2F2F2"/>
-            <w:tcBorders>
-              <w:top w:val="single" w:sz="4" w:space="0" w:color="CCCCCC"/>
-              <w:left w:val="none" w:sz="4" w:space="0" w:color="CCCCCC"/>
-              <w:bottom w:val="single" w:sz="4" w:space="0" w:color="CCCCCC"/>
-              <w:right w:val="none" w:sz="4" w:space="0" w:color="CCCCCC"/>
-            </w:tcBorders>
-            <w:tcMar>
-              <w:top w:w="80" w:type="dxa"/>
-              <w:bottom w:w="80" w:type="dxa"/>
-              <w:left w:w="150" w:type="dxa"/>
-              <w:right w:w="150" w:type="dxa"/>
-            </w:tcMar>
-          </w:tcPr>
-          <w:p>
-            <w:r>
-              <w:rPr>
-                <w:rFonts w:ascii="Times New Roman" w:hAnsi="Times New Roman"/>
-                <w:sz w:val="21"/>
-              </w:rPr>
-              <w:t>Demographics</w:t>
+              <w:t>Internal De-Identified ID</w:t>
             </w:r>
           </w:p>
         </w:tc>
         <w:tc>
           <w:tcPr>
             <w:tcW w:type="dxa" w:w="2592"/>
-            <w:shd w:fill="F2F2F2"/>
+            <w:shd w:fill="FFFFFF"/>
+            <w:tcMar>
+              <w:top w:w="100" w:type="dxa"/>
+              <w:bottom w:w="100" w:type="dxa"/>
+              <w:left w:w="130" w:type="dxa"/>
+              <w:right w:w="130" w:type="dxa"/>
+            </w:tcMar>
             <w:tcBorders>
-              <w:top w:val="single" w:sz="4" w:space="0" w:color="CCCCCC"/>
-              <w:left w:val="none" w:sz="4" w:space="0" w:color="CCCCCC"/>
-              <w:bottom w:val="single" w:sz="4" w:space="0" w:color="CCCCCC"/>
-              <w:right w:val="none" w:sz="4" w:space="0" w:color="CCCCCC"/>
+              <w:top w:val="single" w:sz="6" w:space="0" w:color="000000"/>
+              <w:left w:val="single" w:sz="6" w:space="0" w:color="000000"/>
+              <w:bottom w:val="single" w:sz="6" w:space="0" w:color="000000"/>
+              <w:right w:val="single" w:sz="6" w:space="0" w:color="000000"/>
             </w:tcBorders>
-            <w:tcMar>
-              <w:top w:w="80" w:type="dxa"/>
-              <w:bottom w:w="80" w:type="dxa"/>
-              <w:left w:w="150" w:type="dxa"/>
-              <w:right w:w="150" w:type="dxa"/>
-            </w:tcMar>
           </w:tcPr>
           <w:p>
+            <w:pPr>
+              <w:spacing w:after="0" w:line="276" w:lineRule="auto"/>
+              <w:jc w:val="left"/>
+            </w:pPr>
             <w:r>
               <w:rPr>
                 <w:rFonts w:ascii="Times New Roman" w:hAnsi="Times New Roman"/>
-                <w:sz w:val="21"/>
+                <w:color w:val="000000"/>
+                <w:sz w:val="24"/>
+              </w:rPr>
+              <w:t>Cryptographically salted patient surrogate key</w:t>
+            </w:r>
+          </w:p>
+        </w:tc>
+        <w:tc>
+          <w:tcPr>
+            <w:tcW w:type="dxa" w:w="1728"/>
+            <w:shd w:fill="FFFFFF"/>
+            <w:tcMar>
+              <w:top w:w="100" w:type="dxa"/>
+              <w:bottom w:w="100" w:type="dxa"/>
+              <w:left w:w="130" w:type="dxa"/>
+              <w:right w:w="130" w:type="dxa"/>
+            </w:tcMar>
+            <w:tcBorders>
+              <w:top w:val="single" w:sz="6" w:space="0" w:color="000000"/>
+              <w:left w:val="single" w:sz="6" w:space="0" w:color="000000"/>
+              <w:bottom w:val="single" w:sz="6" w:space="0" w:color="000000"/>
+              <w:right w:val="single" w:sz="6" w:space="0" w:color="000000"/>
+            </w:tcBorders>
+          </w:tcPr>
+          <w:p>
+            <w:pPr>
+              <w:spacing w:after="0" w:line="276" w:lineRule="auto"/>
+              <w:jc w:val="left"/>
+            </w:pPr>
+            <w:r>
+              <w:rPr>
+                <w:rFonts w:ascii="Times New Roman" w:hAnsi="Times New Roman"/>
+                <w:color w:val="000000"/>
+                <w:sz w:val="24"/>
+              </w:rPr>
+              <w:t>64-char hexadecimal hash</w:t>
+            </w:r>
+          </w:p>
+        </w:tc>
+      </w:tr>
+      <w:tr>
+        <w:trPr>
+          <w:cantSplit/>
+        </w:trPr>
+        <w:tc>
+          <w:tcPr>
+            <w:tcW w:type="dxa" w:w="2016"/>
+            <w:shd w:fill="FFFFFF"/>
+            <w:tcMar>
+              <w:top w:w="100" w:type="dxa"/>
+              <w:bottom w:w="100" w:type="dxa"/>
+              <w:left w:w="130" w:type="dxa"/>
+              <w:right w:w="130" w:type="dxa"/>
+            </w:tcMar>
+            <w:tcBorders>
+              <w:top w:val="single" w:sz="6" w:space="0" w:color="000000"/>
+              <w:left w:val="single" w:sz="6" w:space="0" w:color="000000"/>
+              <w:bottom w:val="single" w:sz="6" w:space="0" w:color="000000"/>
+              <w:right w:val="single" w:sz="6" w:space="0" w:color="000000"/>
+            </w:tcBorders>
+          </w:tcPr>
+          <w:p>
+            <w:pPr>
+              <w:spacing w:after="0" w:line="276" w:lineRule="auto"/>
+              <w:jc w:val="left"/>
+            </w:pPr>
+            <w:r>
+              <w:rPr>
+                <w:rFonts w:ascii="Times New Roman" w:hAnsi="Times New Roman"/>
+                <w:color w:val="000000"/>
+                <w:sz w:val="24"/>
               </w:rPr>
               <w:t>age</w:t>
             </w:r>
@@ -1019,25 +1867,30 @@
         <w:tc>
           <w:tcPr>
             <w:tcW w:type="dxa" w:w="1584"/>
-            <w:shd w:fill="F2F2F2"/>
+            <w:shd w:fill="FFFFFF"/>
+            <w:tcMar>
+              <w:top w:w="100" w:type="dxa"/>
+              <w:bottom w:w="100" w:type="dxa"/>
+              <w:left w:w="130" w:type="dxa"/>
+              <w:right w:w="130" w:type="dxa"/>
+            </w:tcMar>
             <w:tcBorders>
-              <w:top w:val="single" w:sz="4" w:space="0" w:color="CCCCCC"/>
-              <w:left w:val="none" w:sz="4" w:space="0" w:color="CCCCCC"/>
-              <w:bottom w:val="single" w:sz="4" w:space="0" w:color="CCCCCC"/>
-              <w:right w:val="none" w:sz="4" w:space="0" w:color="CCCCCC"/>
+              <w:top w:val="single" w:sz="6" w:space="0" w:color="000000"/>
+              <w:left w:val="single" w:sz="6" w:space="0" w:color="000000"/>
+              <w:bottom w:val="single" w:sz="6" w:space="0" w:color="000000"/>
+              <w:right w:val="single" w:sz="6" w:space="0" w:color="000000"/>
             </w:tcBorders>
-            <w:tcMar>
-              <w:top w:w="80" w:type="dxa"/>
-              <w:bottom w:w="80" w:type="dxa"/>
-              <w:left w:w="150" w:type="dxa"/>
-              <w:right w:w="150" w:type="dxa"/>
-            </w:tcMar>
           </w:tcPr>
           <w:p>
+            <w:pPr>
+              <w:spacing w:after="0" w:line="276" w:lineRule="auto"/>
+              <w:jc w:val="left"/>
+            </w:pPr>
             <w:r>
               <w:rPr>
                 <w:rFonts w:ascii="Times New Roman" w:hAnsi="Times New Roman"/>
-                <w:sz w:val="21"/>
+                <w:color w:val="000000"/>
+                <w:sz w:val="24"/>
               </w:rPr>
               <w:t>Integer</w:t>
             </w:r>
@@ -1045,57 +1898,33 @@
         </w:tc>
         <w:tc>
           <w:tcPr>
-            <w:tcW w:type="dxa" w:w="4032"/>
-            <w:shd w:fill="F2F2F2"/>
+            <w:tcW w:type="dxa" w:w="1872"/>
+            <w:shd w:fill="FFFFFF"/>
+            <w:tcMar>
+              <w:top w:w="100" w:type="dxa"/>
+              <w:bottom w:w="100" w:type="dxa"/>
+              <w:left w:w="130" w:type="dxa"/>
+              <w:right w:w="130" w:type="dxa"/>
+            </w:tcMar>
             <w:tcBorders>
-              <w:top w:val="single" w:sz="4" w:space="0" w:color="CCCCCC"/>
-              <w:left w:val="none" w:sz="4" w:space="0" w:color="CCCCCC"/>
-              <w:bottom w:val="single" w:sz="4" w:space="0" w:color="CCCCCC"/>
-              <w:right w:val="none" w:sz="4" w:space="0" w:color="CCCCCC"/>
+              <w:top w:val="single" w:sz="6" w:space="0" w:color="000000"/>
+              <w:left w:val="single" w:sz="6" w:space="0" w:color="000000"/>
+              <w:bottom w:val="single" w:sz="6" w:space="0" w:color="000000"/>
+              <w:right w:val="single" w:sz="6" w:space="0" w:color="000000"/>
             </w:tcBorders>
-            <w:tcMar>
-              <w:top w:w="80" w:type="dxa"/>
-              <w:bottom w:w="80" w:type="dxa"/>
-              <w:left w:w="150" w:type="dxa"/>
-              <w:right w:w="150" w:type="dxa"/>
-            </w:tcMar>
           </w:tcPr>
           <w:p>
+            <w:pPr>
+              <w:spacing w:after="0" w:line="276" w:lineRule="auto"/>
+              <w:jc w:val="left"/>
+            </w:pPr>
             <w:r>
               <w:rPr>
                 <w:rFonts w:ascii="Times New Roman" w:hAnsi="Times New Roman"/>
-                <w:sz w:val="21"/>
+                <w:color w:val="000000"/>
+                <w:sz w:val="24"/>
               </w:rPr>
-              <w:t>Patient age at admission (Bounded: 18 - 92 years)</w:t>
-            </w:r>
-          </w:p>
-        </w:tc>
-      </w:tr>
-      <w:tr>
-        <w:tc>
-          <w:tcPr>
-            <w:tcW w:type="dxa" w:w="1872"/>
-            <w:shd w:fill="FFFFFF"/>
-            <w:tcBorders>
-              <w:top w:val="single" w:sz="4" w:space="0" w:color="CCCCCC"/>
-              <w:left w:val="none" w:sz="4" w:space="0" w:color="CCCCCC"/>
-              <w:bottom w:val="single" w:sz="4" w:space="0" w:color="CCCCCC"/>
-              <w:right w:val="none" w:sz="4" w:space="0" w:color="CCCCCC"/>
-            </w:tcBorders>
-            <w:tcMar>
-              <w:top w:w="80" w:type="dxa"/>
-              <w:bottom w:w="80" w:type="dxa"/>
-              <w:left w:w="150" w:type="dxa"/>
-              <w:right w:w="150" w:type="dxa"/>
-            </w:tcMar>
-          </w:tcPr>
-          <w:p>
-            <w:r>
-              <w:rPr>
-                <w:rFonts w:ascii="Times New Roman" w:hAnsi="Times New Roman"/>
-                <w:sz w:val="21"/>
-              </w:rPr>
-              <w:t>Demographics</w:t>
+              <w:t>Demographic Age</w:t>
             </w:r>
           </w:p>
         </w:tc>
@@ -1103,24 +1932,98 @@
           <w:tcPr>
             <w:tcW w:type="dxa" w:w="2592"/>
             <w:shd w:fill="FFFFFF"/>
+            <w:tcMar>
+              <w:top w:w="100" w:type="dxa"/>
+              <w:bottom w:w="100" w:type="dxa"/>
+              <w:left w:w="130" w:type="dxa"/>
+              <w:right w:w="130" w:type="dxa"/>
+            </w:tcMar>
             <w:tcBorders>
-              <w:top w:val="single" w:sz="4" w:space="0" w:color="CCCCCC"/>
-              <w:left w:val="none" w:sz="4" w:space="0" w:color="CCCCCC"/>
-              <w:bottom w:val="single" w:sz="4" w:space="0" w:color="CCCCCC"/>
-              <w:right w:val="none" w:sz="4" w:space="0" w:color="CCCCCC"/>
+              <w:top w:val="single" w:sz="6" w:space="0" w:color="000000"/>
+              <w:left w:val="single" w:sz="6" w:space="0" w:color="000000"/>
+              <w:bottom w:val="single" w:sz="6" w:space="0" w:color="000000"/>
+              <w:right w:val="single" w:sz="6" w:space="0" w:color="000000"/>
             </w:tcBorders>
-            <w:tcMar>
-              <w:top w:w="80" w:type="dxa"/>
-              <w:bottom w:w="80" w:type="dxa"/>
-              <w:left w:w="150" w:type="dxa"/>
-              <w:right w:w="150" w:type="dxa"/>
-            </w:tcMar>
           </w:tcPr>
           <w:p>
+            <w:pPr>
+              <w:spacing w:after="0" w:line="276" w:lineRule="auto"/>
+              <w:jc w:val="left"/>
+            </w:pPr>
             <w:r>
               <w:rPr>
                 <w:rFonts w:ascii="Times New Roman" w:hAnsi="Times New Roman"/>
-                <w:sz w:val="21"/>
+                <w:color w:val="000000"/>
+                <w:sz w:val="24"/>
+              </w:rPr>
+              <w:t>Patient age at admission (stratified risk tier)</w:t>
+            </w:r>
+          </w:p>
+        </w:tc>
+        <w:tc>
+          <w:tcPr>
+            <w:tcW w:type="dxa" w:w="1728"/>
+            <w:shd w:fill="FFFFFF"/>
+            <w:tcMar>
+              <w:top w:w="100" w:type="dxa"/>
+              <w:bottom w:w="100" w:type="dxa"/>
+              <w:left w:w="130" w:type="dxa"/>
+              <w:right w:w="130" w:type="dxa"/>
+            </w:tcMar>
+            <w:tcBorders>
+              <w:top w:val="single" w:sz="6" w:space="0" w:color="000000"/>
+              <w:left w:val="single" w:sz="6" w:space="0" w:color="000000"/>
+              <w:bottom w:val="single" w:sz="6" w:space="0" w:color="000000"/>
+              <w:right w:val="single" w:sz="6" w:space="0" w:color="000000"/>
+            </w:tcBorders>
+          </w:tcPr>
+          <w:p>
+            <w:pPr>
+              <w:spacing w:after="0" w:line="276" w:lineRule="auto"/>
+              <w:jc w:val="left"/>
+            </w:pPr>
+            <w:r>
+              <w:rPr>
+                <w:rFonts w:ascii="Times New Roman" w:hAnsi="Times New Roman"/>
+                <w:color w:val="000000"/>
+                <w:sz w:val="24"/>
+              </w:rPr>
+              <w:t>Bounded: 18 to 95 years</w:t>
+            </w:r>
+          </w:p>
+        </w:tc>
+      </w:tr>
+      <w:tr>
+        <w:trPr>
+          <w:cantSplit/>
+        </w:trPr>
+        <w:tc>
+          <w:tcPr>
+            <w:tcW w:type="dxa" w:w="2016"/>
+            <w:shd w:fill="FFFFFF"/>
+            <w:tcMar>
+              <w:top w:w="100" w:type="dxa"/>
+              <w:bottom w:w="100" w:type="dxa"/>
+              <w:left w:w="130" w:type="dxa"/>
+              <w:right w:w="130" w:type="dxa"/>
+            </w:tcMar>
+            <w:tcBorders>
+              <w:top w:val="single" w:sz="6" w:space="0" w:color="000000"/>
+              <w:left w:val="single" w:sz="6" w:space="0" w:color="000000"/>
+              <w:bottom w:val="single" w:sz="6" w:space="0" w:color="000000"/>
+              <w:right w:val="single" w:sz="6" w:space="0" w:color="000000"/>
+            </w:tcBorders>
+          </w:tcPr>
+          <w:p>
+            <w:pPr>
+              <w:spacing w:after="0" w:line="276" w:lineRule="auto"/>
+              <w:jc w:val="left"/>
+            </w:pPr>
+            <w:r>
+              <w:rPr>
+                <w:rFonts w:ascii="Times New Roman" w:hAnsi="Times New Roman"/>
+                <w:color w:val="000000"/>
+                <w:sz w:val="24"/>
               </w:rPr>
               <w:t>gender</w:t>
             </w:r>
@@ -1130,24 +2033,29 @@
           <w:tcPr>
             <w:tcW w:type="dxa" w:w="1584"/>
             <w:shd w:fill="FFFFFF"/>
+            <w:tcMar>
+              <w:top w:w="100" w:type="dxa"/>
+              <w:bottom w:w="100" w:type="dxa"/>
+              <w:left w:w="130" w:type="dxa"/>
+              <w:right w:w="130" w:type="dxa"/>
+            </w:tcMar>
             <w:tcBorders>
-              <w:top w:val="single" w:sz="4" w:space="0" w:color="CCCCCC"/>
-              <w:left w:val="none" w:sz="4" w:space="0" w:color="CCCCCC"/>
-              <w:bottom w:val="single" w:sz="4" w:space="0" w:color="CCCCCC"/>
-              <w:right w:val="none" w:sz="4" w:space="0" w:color="CCCCCC"/>
+              <w:top w:val="single" w:sz="6" w:space="0" w:color="000000"/>
+              <w:left w:val="single" w:sz="6" w:space="0" w:color="000000"/>
+              <w:bottom w:val="single" w:sz="6" w:space="0" w:color="000000"/>
+              <w:right w:val="single" w:sz="6" w:space="0" w:color="000000"/>
             </w:tcBorders>
-            <w:tcMar>
-              <w:top w:w="80" w:type="dxa"/>
-              <w:bottom w:w="80" w:type="dxa"/>
-              <w:left w:w="150" w:type="dxa"/>
-              <w:right w:w="150" w:type="dxa"/>
-            </w:tcMar>
           </w:tcPr>
           <w:p>
+            <w:pPr>
+              <w:spacing w:after="0" w:line="276" w:lineRule="auto"/>
+              <w:jc w:val="left"/>
+            </w:pPr>
             <w:r>
               <w:rPr>
                 <w:rFonts w:ascii="Times New Roman" w:hAnsi="Times New Roman"/>
-                <w:sz w:val="21"/>
+                <w:color w:val="000000"/>
+                <w:sz w:val="24"/>
               </w:rPr>
               <w:t>Categorical</w:t>
             </w:r>
@@ -1155,82 +2063,132 @@
         </w:tc>
         <w:tc>
           <w:tcPr>
-            <w:tcW w:type="dxa" w:w="4032"/>
+            <w:tcW w:type="dxa" w:w="1872"/>
             <w:shd w:fill="FFFFFF"/>
+            <w:tcMar>
+              <w:top w:w="100" w:type="dxa"/>
+              <w:bottom w:w="100" w:type="dxa"/>
+              <w:left w:w="130" w:type="dxa"/>
+              <w:right w:w="130" w:type="dxa"/>
+            </w:tcMar>
             <w:tcBorders>
-              <w:top w:val="single" w:sz="4" w:space="0" w:color="CCCCCC"/>
-              <w:left w:val="none" w:sz="4" w:space="0" w:color="CCCCCC"/>
-              <w:bottom w:val="single" w:sz="4" w:space="0" w:color="CCCCCC"/>
-              <w:right w:val="none" w:sz="4" w:space="0" w:color="CCCCCC"/>
+              <w:top w:val="single" w:sz="6" w:space="0" w:color="000000"/>
+              <w:left w:val="single" w:sz="6" w:space="0" w:color="000000"/>
+              <w:bottom w:val="single" w:sz="6" w:space="0" w:color="000000"/>
+              <w:right w:val="single" w:sz="6" w:space="0" w:color="000000"/>
             </w:tcBorders>
-            <w:tcMar>
-              <w:top w:w="80" w:type="dxa"/>
-              <w:bottom w:w="80" w:type="dxa"/>
-              <w:left w:w="150" w:type="dxa"/>
-              <w:right w:w="150" w:type="dxa"/>
-            </w:tcMar>
           </w:tcPr>
           <w:p>
+            <w:pPr>
+              <w:spacing w:after="0" w:line="276" w:lineRule="auto"/>
+              <w:jc w:val="left"/>
+            </w:pPr>
             <w:r>
               <w:rPr>
                 <w:rFonts w:ascii="Times New Roman" w:hAnsi="Times New Roman"/>
-                <w:sz w:val="21"/>
+                <w:color w:val="000000"/>
+                <w:sz w:val="24"/>
               </w:rPr>
-              <w:t>Biological sex ('Male', 'Female')</w:t>
-            </w:r>
-          </w:p>
-        </w:tc>
-      </w:tr>
-      <w:tr>
-        <w:tc>
-          <w:tcPr>
-            <w:tcW w:type="dxa" w:w="1872"/>
-            <w:shd w:fill="F2F2F2"/>
-            <w:tcBorders>
-              <w:top w:val="single" w:sz="4" w:space="0" w:color="CCCCCC"/>
-              <w:left w:val="none" w:sz="4" w:space="0" w:color="CCCCCC"/>
-              <w:bottom w:val="single" w:sz="4" w:space="0" w:color="CCCCCC"/>
-              <w:right w:val="none" w:sz="4" w:space="0" w:color="CCCCCC"/>
-            </w:tcBorders>
-            <w:tcMar>
-              <w:top w:w="80" w:type="dxa"/>
-              <w:bottom w:w="80" w:type="dxa"/>
-              <w:left w:w="150" w:type="dxa"/>
-              <w:right w:w="150" w:type="dxa"/>
-            </w:tcMar>
-          </w:tcPr>
-          <w:p>
-            <w:r>
-              <w:rPr>
-                <w:rFonts w:ascii="Times New Roman" w:hAnsi="Times New Roman"/>
-                <w:sz w:val="21"/>
-              </w:rPr>
-              <w:t>Utilization</w:t>
+              <w:t>HL7 Administrative Sex</w:t>
             </w:r>
           </w:p>
         </w:tc>
         <w:tc>
           <w:tcPr>
             <w:tcW w:type="dxa" w:w="2592"/>
-            <w:shd w:fill="F2F2F2"/>
+            <w:shd w:fill="FFFFFF"/>
+            <w:tcMar>
+              <w:top w:w="100" w:type="dxa"/>
+              <w:bottom w:w="100" w:type="dxa"/>
+              <w:left w:w="130" w:type="dxa"/>
+              <w:right w:w="130" w:type="dxa"/>
+            </w:tcMar>
             <w:tcBorders>
-              <w:top w:val="single" w:sz="4" w:space="0" w:color="CCCCCC"/>
-              <w:left w:val="none" w:sz="4" w:space="0" w:color="CCCCCC"/>
-              <w:bottom w:val="single" w:sz="4" w:space="0" w:color="CCCCCC"/>
-              <w:right w:val="none" w:sz="4" w:space="0" w:color="CCCCCC"/>
+              <w:top w:val="single" w:sz="6" w:space="0" w:color="000000"/>
+              <w:left w:val="single" w:sz="6" w:space="0" w:color="000000"/>
+              <w:bottom w:val="single" w:sz="6" w:space="0" w:color="000000"/>
+              <w:right w:val="single" w:sz="6" w:space="0" w:color="000000"/>
             </w:tcBorders>
-            <w:tcMar>
-              <w:top w:w="80" w:type="dxa"/>
-              <w:bottom w:w="80" w:type="dxa"/>
-              <w:left w:w="150" w:type="dxa"/>
-              <w:right w:w="150" w:type="dxa"/>
-            </w:tcMar>
           </w:tcPr>
           <w:p>
+            <w:pPr>
+              <w:spacing w:after="0" w:line="276" w:lineRule="auto"/>
+              <w:jc w:val="left"/>
+            </w:pPr>
             <w:r>
               <w:rPr>
                 <w:rFonts w:ascii="Times New Roman" w:hAnsi="Times New Roman"/>
-                <w:sz w:val="21"/>
+                <w:color w:val="000000"/>
+                <w:sz w:val="24"/>
+              </w:rPr>
+              <w:t>Biological sex recorded at encounter registration</w:t>
+            </w:r>
+          </w:p>
+        </w:tc>
+        <w:tc>
+          <w:tcPr>
+            <w:tcW w:type="dxa" w:w="1728"/>
+            <w:shd w:fill="FFFFFF"/>
+            <w:tcMar>
+              <w:top w:w="100" w:type="dxa"/>
+              <w:bottom w:w="100" w:type="dxa"/>
+              <w:left w:w="130" w:type="dxa"/>
+              <w:right w:w="130" w:type="dxa"/>
+            </w:tcMar>
+            <w:tcBorders>
+              <w:top w:val="single" w:sz="6" w:space="0" w:color="000000"/>
+              <w:left w:val="single" w:sz="6" w:space="0" w:color="000000"/>
+              <w:bottom w:val="single" w:sz="6" w:space="0" w:color="000000"/>
+              <w:right w:val="single" w:sz="6" w:space="0" w:color="000000"/>
+            </w:tcBorders>
+          </w:tcPr>
+          <w:p>
+            <w:pPr>
+              <w:spacing w:after="0" w:line="276" w:lineRule="auto"/>
+              <w:jc w:val="left"/>
+            </w:pPr>
+            <w:r>
+              <w:rPr>
+                <w:rFonts w:ascii="Times New Roman" w:hAnsi="Times New Roman"/>
+                <w:color w:val="000000"/>
+                <w:sz w:val="24"/>
+              </w:rPr>
+              <w:t>Values: 'Male', 'Female'</w:t>
+            </w:r>
+          </w:p>
+        </w:tc>
+      </w:tr>
+      <w:tr>
+        <w:trPr>
+          <w:cantSplit/>
+        </w:trPr>
+        <w:tc>
+          <w:tcPr>
+            <w:tcW w:type="dxa" w:w="2016"/>
+            <w:shd w:fill="FFFFFF"/>
+            <w:tcMar>
+              <w:top w:w="100" w:type="dxa"/>
+              <w:bottom w:w="100" w:type="dxa"/>
+              <w:left w:w="130" w:type="dxa"/>
+              <w:right w:w="130" w:type="dxa"/>
+            </w:tcMar>
+            <w:tcBorders>
+              <w:top w:val="single" w:sz="6" w:space="0" w:color="000000"/>
+              <w:left w:val="single" w:sz="6" w:space="0" w:color="000000"/>
+              <w:bottom w:val="single" w:sz="6" w:space="0" w:color="000000"/>
+              <w:right w:val="single" w:sz="6" w:space="0" w:color="000000"/>
+            </w:tcBorders>
+          </w:tcPr>
+          <w:p>
+            <w:pPr>
+              <w:spacing w:after="0" w:line="276" w:lineRule="auto"/>
+              <w:jc w:val="left"/>
+            </w:pPr>
+            <w:r>
+              <w:rPr>
+                <w:rFonts w:ascii="Times New Roman" w:hAnsi="Times New Roman"/>
+                <w:color w:val="000000"/>
+                <w:sz w:val="24"/>
               </w:rPr>
               <w:t>admission_type</w:t>
             </w:r>
@@ -1239,25 +2197,30 @@
         <w:tc>
           <w:tcPr>
             <w:tcW w:type="dxa" w:w="1584"/>
-            <w:shd w:fill="F2F2F2"/>
+            <w:shd w:fill="FFFFFF"/>
+            <w:tcMar>
+              <w:top w:w="100" w:type="dxa"/>
+              <w:bottom w:w="100" w:type="dxa"/>
+              <w:left w:w="130" w:type="dxa"/>
+              <w:right w:w="130" w:type="dxa"/>
+            </w:tcMar>
             <w:tcBorders>
-              <w:top w:val="single" w:sz="4" w:space="0" w:color="CCCCCC"/>
-              <w:left w:val="none" w:sz="4" w:space="0" w:color="CCCCCC"/>
-              <w:bottom w:val="single" w:sz="4" w:space="0" w:color="CCCCCC"/>
-              <w:right w:val="none" w:sz="4" w:space="0" w:color="CCCCCC"/>
+              <w:top w:val="single" w:sz="6" w:space="0" w:color="000000"/>
+              <w:left w:val="single" w:sz="6" w:space="0" w:color="000000"/>
+              <w:bottom w:val="single" w:sz="6" w:space="0" w:color="000000"/>
+              <w:right w:val="single" w:sz="6" w:space="0" w:color="000000"/>
             </w:tcBorders>
-            <w:tcMar>
-              <w:top w:w="80" w:type="dxa"/>
-              <w:bottom w:w="80" w:type="dxa"/>
-              <w:left w:w="150" w:type="dxa"/>
-              <w:right w:w="150" w:type="dxa"/>
-            </w:tcMar>
           </w:tcPr>
           <w:p>
+            <w:pPr>
+              <w:spacing w:after="0" w:line="276" w:lineRule="auto"/>
+              <w:jc w:val="left"/>
+            </w:pPr>
             <w:r>
               <w:rPr>
                 <w:rFonts w:ascii="Times New Roman" w:hAnsi="Times New Roman"/>
-                <w:sz w:val="21"/>
+                <w:color w:val="000000"/>
+                <w:sz w:val="24"/>
               </w:rPr>
               <w:t>Categorical</w:t>
             </w:r>
@@ -1265,57 +2228,33 @@
         </w:tc>
         <w:tc>
           <w:tcPr>
-            <w:tcW w:type="dxa" w:w="4032"/>
-            <w:shd w:fill="F2F2F2"/>
+            <w:tcW w:type="dxa" w:w="1872"/>
+            <w:shd w:fill="FFFFFF"/>
+            <w:tcMar>
+              <w:top w:w="100" w:type="dxa"/>
+              <w:bottom w:w="100" w:type="dxa"/>
+              <w:left w:w="130" w:type="dxa"/>
+              <w:right w:w="130" w:type="dxa"/>
+            </w:tcMar>
             <w:tcBorders>
-              <w:top w:val="single" w:sz="4" w:space="0" w:color="CCCCCC"/>
-              <w:left w:val="none" w:sz="4" w:space="0" w:color="CCCCCC"/>
-              <w:bottom w:val="single" w:sz="4" w:space="0" w:color="CCCCCC"/>
-              <w:right w:val="none" w:sz="4" w:space="0" w:color="CCCCCC"/>
+              <w:top w:val="single" w:sz="6" w:space="0" w:color="000000"/>
+              <w:left w:val="single" w:sz="6" w:space="0" w:color="000000"/>
+              <w:bottom w:val="single" w:sz="6" w:space="0" w:color="000000"/>
+              <w:right w:val="single" w:sz="6" w:space="0" w:color="000000"/>
             </w:tcBorders>
-            <w:tcMar>
-              <w:top w:w="80" w:type="dxa"/>
-              <w:bottom w:w="80" w:type="dxa"/>
-              <w:left w:w="150" w:type="dxa"/>
-              <w:right w:w="150" w:type="dxa"/>
-            </w:tcMar>
           </w:tcPr>
           <w:p>
+            <w:pPr>
+              <w:spacing w:after="0" w:line="276" w:lineRule="auto"/>
+              <w:jc w:val="left"/>
+            </w:pPr>
             <w:r>
               <w:rPr>
                 <w:rFonts w:ascii="Times New Roman" w:hAnsi="Times New Roman"/>
-                <w:sz w:val="21"/>
+                <w:color w:val="000000"/>
+                <w:sz w:val="24"/>
               </w:rPr>
-              <w:t>'Emergency', 'Elective', 'Urgent'</w:t>
-            </w:r>
-          </w:p>
-        </w:tc>
-      </w:tr>
-      <w:tr>
-        <w:tc>
-          <w:tcPr>
-            <w:tcW w:type="dxa" w:w="1872"/>
-            <w:shd w:fill="FFFFFF"/>
-            <w:tcBorders>
-              <w:top w:val="single" w:sz="4" w:space="0" w:color="CCCCCC"/>
-              <w:left w:val="none" w:sz="4" w:space="0" w:color="CCCCCC"/>
-              <w:bottom w:val="single" w:sz="4" w:space="0" w:color="CCCCCC"/>
-              <w:right w:val="none" w:sz="4" w:space="0" w:color="CCCCCC"/>
-            </w:tcBorders>
-            <w:tcMar>
-              <w:top w:w="80" w:type="dxa"/>
-              <w:bottom w:w="80" w:type="dxa"/>
-              <w:left w:w="150" w:type="dxa"/>
-              <w:right w:w="150" w:type="dxa"/>
-            </w:tcMar>
-          </w:tcPr>
-          <w:p>
-            <w:r>
-              <w:rPr>
-                <w:rFonts w:ascii="Times New Roman" w:hAnsi="Times New Roman"/>
-                <w:sz w:val="21"/>
-              </w:rPr>
-              <w:t>Utilization</w:t>
+              <w:t>CMS UB-04 Form</w:t>
             </w:r>
           </w:p>
         </w:tc>
@@ -1323,24 +2262,98 @@
           <w:tcPr>
             <w:tcW w:type="dxa" w:w="2592"/>
             <w:shd w:fill="FFFFFF"/>
+            <w:tcMar>
+              <w:top w:w="100" w:type="dxa"/>
+              <w:bottom w:w="100" w:type="dxa"/>
+              <w:left w:w="130" w:type="dxa"/>
+              <w:right w:w="130" w:type="dxa"/>
+            </w:tcMar>
             <w:tcBorders>
-              <w:top w:val="single" w:sz="4" w:space="0" w:color="CCCCCC"/>
-              <w:left w:val="none" w:sz="4" w:space="0" w:color="CCCCCC"/>
-              <w:bottom w:val="single" w:sz="4" w:space="0" w:color="CCCCCC"/>
-              <w:right w:val="none" w:sz="4" w:space="0" w:color="CCCCCC"/>
+              <w:top w:val="single" w:sz="6" w:space="0" w:color="000000"/>
+              <w:left w:val="single" w:sz="6" w:space="0" w:color="000000"/>
+              <w:bottom w:val="single" w:sz="6" w:space="0" w:color="000000"/>
+              <w:right w:val="single" w:sz="6" w:space="0" w:color="000000"/>
             </w:tcBorders>
-            <w:tcMar>
-              <w:top w:w="80" w:type="dxa"/>
-              <w:bottom w:w="80" w:type="dxa"/>
-              <w:left w:w="150" w:type="dxa"/>
-              <w:right w:w="150" w:type="dxa"/>
-            </w:tcMar>
           </w:tcPr>
           <w:p>
+            <w:pPr>
+              <w:spacing w:after="0" w:line="276" w:lineRule="auto"/>
+              <w:jc w:val="left"/>
+            </w:pPr>
             <w:r>
               <w:rPr>
                 <w:rFonts w:ascii="Times New Roman" w:hAnsi="Times New Roman"/>
-                <w:sz w:val="21"/>
+                <w:color w:val="000000"/>
+                <w:sz w:val="24"/>
+              </w:rPr>
+              <w:t>Acuity of admission intake (Emergency, Elective, Urgent)</w:t>
+            </w:r>
+          </w:p>
+        </w:tc>
+        <w:tc>
+          <w:tcPr>
+            <w:tcW w:type="dxa" w:w="1728"/>
+            <w:shd w:fill="FFFFFF"/>
+            <w:tcMar>
+              <w:top w:w="100" w:type="dxa"/>
+              <w:bottom w:w="100" w:type="dxa"/>
+              <w:left w:w="130" w:type="dxa"/>
+              <w:right w:w="130" w:type="dxa"/>
+            </w:tcMar>
+            <w:tcBorders>
+              <w:top w:val="single" w:sz="6" w:space="0" w:color="000000"/>
+              <w:left w:val="single" w:sz="6" w:space="0" w:color="000000"/>
+              <w:bottom w:val="single" w:sz="6" w:space="0" w:color="000000"/>
+              <w:right w:val="single" w:sz="6" w:space="0" w:color="000000"/>
+            </w:tcBorders>
+          </w:tcPr>
+          <w:p>
+            <w:pPr>
+              <w:spacing w:after="0" w:line="276" w:lineRule="auto"/>
+              <w:jc w:val="left"/>
+            </w:pPr>
+            <w:r>
+              <w:rPr>
+                <w:rFonts w:ascii="Times New Roman" w:hAnsi="Times New Roman"/>
+                <w:color w:val="000000"/>
+                <w:sz w:val="24"/>
+              </w:rPr>
+              <w:t>Values: 'Emergency', 'Elective', 'Urgent'</w:t>
+            </w:r>
+          </w:p>
+        </w:tc>
+      </w:tr>
+      <w:tr>
+        <w:trPr>
+          <w:cantSplit/>
+        </w:trPr>
+        <w:tc>
+          <w:tcPr>
+            <w:tcW w:type="dxa" w:w="2016"/>
+            <w:shd w:fill="FFFFFF"/>
+            <w:tcMar>
+              <w:top w:w="100" w:type="dxa"/>
+              <w:bottom w:w="100" w:type="dxa"/>
+              <w:left w:w="130" w:type="dxa"/>
+              <w:right w:w="130" w:type="dxa"/>
+            </w:tcMar>
+            <w:tcBorders>
+              <w:top w:val="single" w:sz="6" w:space="0" w:color="000000"/>
+              <w:left w:val="single" w:sz="6" w:space="0" w:color="000000"/>
+              <w:bottom w:val="single" w:sz="6" w:space="0" w:color="000000"/>
+              <w:right w:val="single" w:sz="6" w:space="0" w:color="000000"/>
+            </w:tcBorders>
+          </w:tcPr>
+          <w:p>
+            <w:pPr>
+              <w:spacing w:after="0" w:line="276" w:lineRule="auto"/>
+              <w:jc w:val="left"/>
+            </w:pPr>
+            <w:r>
+              <w:rPr>
+                <w:rFonts w:ascii="Times New Roman" w:hAnsi="Times New Roman"/>
+                <w:color w:val="000000"/>
+                <w:sz w:val="24"/>
               </w:rPr>
               <w:t>length_of_stay_days</w:t>
             </w:r>
@@ -1350,24 +2363,29 @@
           <w:tcPr>
             <w:tcW w:type="dxa" w:w="1584"/>
             <w:shd w:fill="FFFFFF"/>
+            <w:tcMar>
+              <w:top w:w="100" w:type="dxa"/>
+              <w:bottom w:w="100" w:type="dxa"/>
+              <w:left w:w="130" w:type="dxa"/>
+              <w:right w:w="130" w:type="dxa"/>
+            </w:tcMar>
             <w:tcBorders>
-              <w:top w:val="single" w:sz="4" w:space="0" w:color="CCCCCC"/>
-              <w:left w:val="none" w:sz="4" w:space="0" w:color="CCCCCC"/>
-              <w:bottom w:val="single" w:sz="4" w:space="0" w:color="CCCCCC"/>
-              <w:right w:val="none" w:sz="4" w:space="0" w:color="CCCCCC"/>
+              <w:top w:val="single" w:sz="6" w:space="0" w:color="000000"/>
+              <w:left w:val="single" w:sz="6" w:space="0" w:color="000000"/>
+              <w:bottom w:val="single" w:sz="6" w:space="0" w:color="000000"/>
+              <w:right w:val="single" w:sz="6" w:space="0" w:color="000000"/>
             </w:tcBorders>
-            <w:tcMar>
-              <w:top w:w="80" w:type="dxa"/>
-              <w:bottom w:w="80" w:type="dxa"/>
-              <w:left w:w="150" w:type="dxa"/>
-              <w:right w:w="150" w:type="dxa"/>
-            </w:tcMar>
           </w:tcPr>
           <w:p>
+            <w:pPr>
+              <w:spacing w:after="0" w:line="276" w:lineRule="auto"/>
+              <w:jc w:val="left"/>
+            </w:pPr>
             <w:r>
               <w:rPr>
                 <w:rFonts w:ascii="Times New Roman" w:hAnsi="Times New Roman"/>
-                <w:sz w:val="21"/>
+                <w:color w:val="000000"/>
+                <w:sz w:val="24"/>
               </w:rPr>
               <w:t>Integer</w:t>
             </w:r>
@@ -1375,82 +2393,132 @@
         </w:tc>
         <w:tc>
           <w:tcPr>
-            <w:tcW w:type="dxa" w:w="4032"/>
+            <w:tcW w:type="dxa" w:w="1872"/>
             <w:shd w:fill="FFFFFF"/>
+            <w:tcMar>
+              <w:top w:w="100" w:type="dxa"/>
+              <w:bottom w:w="100" w:type="dxa"/>
+              <w:left w:w="130" w:type="dxa"/>
+              <w:right w:w="130" w:type="dxa"/>
+            </w:tcMar>
             <w:tcBorders>
-              <w:top w:val="single" w:sz="4" w:space="0" w:color="CCCCCC"/>
-              <w:left w:val="none" w:sz="4" w:space="0" w:color="CCCCCC"/>
-              <w:bottom w:val="single" w:sz="4" w:space="0" w:color="CCCCCC"/>
-              <w:right w:val="none" w:sz="4" w:space="0" w:color="CCCCCC"/>
+              <w:top w:val="single" w:sz="6" w:space="0" w:color="000000"/>
+              <w:left w:val="single" w:sz="6" w:space="0" w:color="000000"/>
+              <w:bottom w:val="single" w:sz="6" w:space="0" w:color="000000"/>
+              <w:right w:val="single" w:sz="6" w:space="0" w:color="000000"/>
             </w:tcBorders>
-            <w:tcMar>
-              <w:top w:w="80" w:type="dxa"/>
-              <w:bottom w:w="80" w:type="dxa"/>
-              <w:left w:w="150" w:type="dxa"/>
-              <w:right w:w="150" w:type="dxa"/>
-            </w:tcMar>
           </w:tcPr>
           <w:p>
+            <w:pPr>
+              <w:spacing w:after="0" w:line="276" w:lineRule="auto"/>
+              <w:jc w:val="left"/>
+            </w:pPr>
             <w:r>
               <w:rPr>
                 <w:rFonts w:ascii="Times New Roman" w:hAnsi="Times New Roman"/>
-                <w:sz w:val="21"/>
+                <w:color w:val="000000"/>
+                <w:sz w:val="24"/>
               </w:rPr>
-              <w:t>Inpatient duration from admission to discharge (&gt;= 1 day)</w:t>
-            </w:r>
-          </w:p>
-        </w:tc>
-      </w:tr>
-      <w:tr>
-        <w:tc>
-          <w:tcPr>
-            <w:tcW w:type="dxa" w:w="1872"/>
-            <w:shd w:fill="F2F2F2"/>
-            <w:tcBorders>
-              <w:top w:val="single" w:sz="4" w:space="0" w:color="CCCCCC"/>
-              <w:left w:val="none" w:sz="4" w:space="0" w:color="CCCCCC"/>
-              <w:bottom w:val="single" w:sz="4" w:space="0" w:color="CCCCCC"/>
-              <w:right w:val="none" w:sz="4" w:space="0" w:color="CCCCCC"/>
-            </w:tcBorders>
-            <w:tcMar>
-              <w:top w:w="80" w:type="dxa"/>
-              <w:bottom w:w="80" w:type="dxa"/>
-              <w:left w:w="150" w:type="dxa"/>
-              <w:right w:w="150" w:type="dxa"/>
-            </w:tcMar>
-          </w:tcPr>
-          <w:p>
-            <w:r>
-              <w:rPr>
-                <w:rFonts w:ascii="Times New Roman" w:hAnsi="Times New Roman"/>
-                <w:sz w:val="21"/>
-              </w:rPr>
-              <w:t>Clinical History</w:t>
+              <w:t>Inpatient Days Count</w:t>
             </w:r>
           </w:p>
         </w:tc>
         <w:tc>
           <w:tcPr>
             <w:tcW w:type="dxa" w:w="2592"/>
-            <w:shd w:fill="F2F2F2"/>
+            <w:shd w:fill="FFFFFF"/>
+            <w:tcMar>
+              <w:top w:w="100" w:type="dxa"/>
+              <w:bottom w:w="100" w:type="dxa"/>
+              <w:left w:w="130" w:type="dxa"/>
+              <w:right w:w="130" w:type="dxa"/>
+            </w:tcMar>
             <w:tcBorders>
-              <w:top w:val="single" w:sz="4" w:space="0" w:color="CCCCCC"/>
-              <w:left w:val="none" w:sz="4" w:space="0" w:color="CCCCCC"/>
-              <w:bottom w:val="single" w:sz="4" w:space="0" w:color="CCCCCC"/>
-              <w:right w:val="none" w:sz="4" w:space="0" w:color="CCCCCC"/>
+              <w:top w:val="single" w:sz="6" w:space="0" w:color="000000"/>
+              <w:left w:val="single" w:sz="6" w:space="0" w:color="000000"/>
+              <w:bottom w:val="single" w:sz="6" w:space="0" w:color="000000"/>
+              <w:right w:val="single" w:sz="6" w:space="0" w:color="000000"/>
             </w:tcBorders>
-            <w:tcMar>
-              <w:top w:w="80" w:type="dxa"/>
-              <w:bottom w:w="80" w:type="dxa"/>
-              <w:left w:w="150" w:type="dxa"/>
-              <w:right w:w="150" w:type="dxa"/>
-            </w:tcMar>
           </w:tcPr>
           <w:p>
+            <w:pPr>
+              <w:spacing w:after="0" w:line="276" w:lineRule="auto"/>
+              <w:jc w:val="left"/>
+            </w:pPr>
             <w:r>
               <w:rPr>
                 <w:rFonts w:ascii="Times New Roman" w:hAnsi="Times New Roman"/>
-                <w:sz w:val="21"/>
+                <w:color w:val="000000"/>
+                <w:sz w:val="24"/>
+              </w:rPr>
+              <w:t>Inpatient duration from admission to formal discharge</w:t>
+            </w:r>
+          </w:p>
+        </w:tc>
+        <w:tc>
+          <w:tcPr>
+            <w:tcW w:type="dxa" w:w="1728"/>
+            <w:shd w:fill="FFFFFF"/>
+            <w:tcMar>
+              <w:top w:w="100" w:type="dxa"/>
+              <w:bottom w:w="100" w:type="dxa"/>
+              <w:left w:w="130" w:type="dxa"/>
+              <w:right w:w="130" w:type="dxa"/>
+            </w:tcMar>
+            <w:tcBorders>
+              <w:top w:val="single" w:sz="6" w:space="0" w:color="000000"/>
+              <w:left w:val="single" w:sz="6" w:space="0" w:color="000000"/>
+              <w:bottom w:val="single" w:sz="6" w:space="0" w:color="000000"/>
+              <w:right w:val="single" w:sz="6" w:space="0" w:color="000000"/>
+            </w:tcBorders>
+          </w:tcPr>
+          <w:p>
+            <w:pPr>
+              <w:spacing w:after="0" w:line="276" w:lineRule="auto"/>
+              <w:jc w:val="left"/>
+            </w:pPr>
+            <w:r>
+              <w:rPr>
+                <w:rFonts w:ascii="Times New Roman" w:hAnsi="Times New Roman"/>
+                <w:color w:val="000000"/>
+                <w:sz w:val="24"/>
+              </w:rPr>
+              <w:t>Bounded: 1 to 30 days</w:t>
+            </w:r>
+          </w:p>
+        </w:tc>
+      </w:tr>
+      <w:tr>
+        <w:trPr>
+          <w:cantSplit/>
+        </w:trPr>
+        <w:tc>
+          <w:tcPr>
+            <w:tcW w:type="dxa" w:w="2016"/>
+            <w:shd w:fill="FFFFFF"/>
+            <w:tcMar>
+              <w:top w:w="100" w:type="dxa"/>
+              <w:bottom w:w="100" w:type="dxa"/>
+              <w:left w:w="130" w:type="dxa"/>
+              <w:right w:w="130" w:type="dxa"/>
+            </w:tcMar>
+            <w:tcBorders>
+              <w:top w:val="single" w:sz="6" w:space="0" w:color="000000"/>
+              <w:left w:val="single" w:sz="6" w:space="0" w:color="000000"/>
+              <w:bottom w:val="single" w:sz="6" w:space="0" w:color="000000"/>
+              <w:right w:val="single" w:sz="6" w:space="0" w:color="000000"/>
+            </w:tcBorders>
+          </w:tcPr>
+          <w:p>
+            <w:pPr>
+              <w:spacing w:after="0" w:line="276" w:lineRule="auto"/>
+              <w:jc w:val="left"/>
+            </w:pPr>
+            <w:r>
+              <w:rPr>
+                <w:rFonts w:ascii="Times New Roman" w:hAnsi="Times New Roman"/>
+                <w:color w:val="000000"/>
+                <w:sz w:val="24"/>
               </w:rPr>
               <w:t>charlson_comorbidity_count</w:t>
             </w:r>
@@ -1459,25 +2527,30 @@
         <w:tc>
           <w:tcPr>
             <w:tcW w:type="dxa" w:w="1584"/>
-            <w:shd w:fill="F2F2F2"/>
+            <w:shd w:fill="FFFFFF"/>
+            <w:tcMar>
+              <w:top w:w="100" w:type="dxa"/>
+              <w:bottom w:w="100" w:type="dxa"/>
+              <w:left w:w="130" w:type="dxa"/>
+              <w:right w:w="130" w:type="dxa"/>
+            </w:tcMar>
             <w:tcBorders>
-              <w:top w:val="single" w:sz="4" w:space="0" w:color="CCCCCC"/>
-              <w:left w:val="none" w:sz="4" w:space="0" w:color="CCCCCC"/>
-              <w:bottom w:val="single" w:sz="4" w:space="0" w:color="CCCCCC"/>
-              <w:right w:val="none" w:sz="4" w:space="0" w:color="CCCCCC"/>
+              <w:top w:val="single" w:sz="6" w:space="0" w:color="000000"/>
+              <w:left w:val="single" w:sz="6" w:space="0" w:color="000000"/>
+              <w:bottom w:val="single" w:sz="6" w:space="0" w:color="000000"/>
+              <w:right w:val="single" w:sz="6" w:space="0" w:color="000000"/>
             </w:tcBorders>
-            <w:tcMar>
-              <w:top w:w="80" w:type="dxa"/>
-              <w:bottom w:w="80" w:type="dxa"/>
-              <w:left w:w="150" w:type="dxa"/>
-              <w:right w:w="150" w:type="dxa"/>
-            </w:tcMar>
           </w:tcPr>
           <w:p>
+            <w:pPr>
+              <w:spacing w:after="0" w:line="276" w:lineRule="auto"/>
+              <w:jc w:val="left"/>
+            </w:pPr>
             <w:r>
               <w:rPr>
                 <w:rFonts w:ascii="Times New Roman" w:hAnsi="Times New Roman"/>
-                <w:sz w:val="21"/>
+                <w:color w:val="000000"/>
+                <w:sz w:val="24"/>
               </w:rPr>
               <w:t>Integer</w:t>
             </w:r>
@@ -1485,57 +2558,33 @@
         </w:tc>
         <w:tc>
           <w:tcPr>
-            <w:tcW w:type="dxa" w:w="4032"/>
-            <w:shd w:fill="F2F2F2"/>
+            <w:tcW w:type="dxa" w:w="1872"/>
+            <w:shd w:fill="FFFFFF"/>
+            <w:tcMar>
+              <w:top w:w="100" w:type="dxa"/>
+              <w:bottom w:w="100" w:type="dxa"/>
+              <w:left w:w="130" w:type="dxa"/>
+              <w:right w:w="130" w:type="dxa"/>
+            </w:tcMar>
             <w:tcBorders>
-              <w:top w:val="single" w:sz="4" w:space="0" w:color="CCCCCC"/>
-              <w:left w:val="none" w:sz="4" w:space="0" w:color="CCCCCC"/>
-              <w:bottom w:val="single" w:sz="4" w:space="0" w:color="CCCCCC"/>
-              <w:right w:val="none" w:sz="4" w:space="0" w:color="CCCCCC"/>
+              <w:top w:val="single" w:sz="6" w:space="0" w:color="000000"/>
+              <w:left w:val="single" w:sz="6" w:space="0" w:color="000000"/>
+              <w:bottom w:val="single" w:sz="6" w:space="0" w:color="000000"/>
+              <w:right w:val="single" w:sz="6" w:space="0" w:color="000000"/>
             </w:tcBorders>
-            <w:tcMar>
-              <w:top w:w="80" w:type="dxa"/>
-              <w:bottom w:w="80" w:type="dxa"/>
-              <w:left w:w="150" w:type="dxa"/>
-              <w:right w:w="150" w:type="dxa"/>
-            </w:tcMar>
           </w:tcPr>
           <w:p>
+            <w:pPr>
+              <w:spacing w:after="0" w:line="276" w:lineRule="auto"/>
+              <w:jc w:val="left"/>
+            </w:pPr>
             <w:r>
               <w:rPr>
                 <w:rFonts w:ascii="Times New Roman" w:hAnsi="Times New Roman"/>
-                <w:sz w:val="21"/>
+                <w:color w:val="000000"/>
+                <w:sz w:val="24"/>
               </w:rPr>
-              <w:t>Validated Charlson Comorbidity Index score (0 - 12)</w:t>
-            </w:r>
-          </w:p>
-        </w:tc>
-      </w:tr>
-      <w:tr>
-        <w:tc>
-          <w:tcPr>
-            <w:tcW w:type="dxa" w:w="1872"/>
-            <w:shd w:fill="FFFFFF"/>
-            <w:tcBorders>
-              <w:top w:val="single" w:sz="4" w:space="0" w:color="CCCCCC"/>
-              <w:left w:val="none" w:sz="4" w:space="0" w:color="CCCCCC"/>
-              <w:bottom w:val="single" w:sz="4" w:space="0" w:color="CCCCCC"/>
-              <w:right w:val="none" w:sz="4" w:space="0" w:color="CCCCCC"/>
-            </w:tcBorders>
-            <w:tcMar>
-              <w:top w:w="80" w:type="dxa"/>
-              <w:bottom w:w="80" w:type="dxa"/>
-              <w:left w:w="150" w:type="dxa"/>
-              <w:right w:w="150" w:type="dxa"/>
-            </w:tcMar>
-          </w:tcPr>
-          <w:p>
-            <w:r>
-              <w:rPr>
-                <w:rFonts w:ascii="Times New Roman" w:hAnsi="Times New Roman"/>
-                <w:sz w:val="21"/>
-              </w:rPr>
-              <w:t>Clinical History</w:t>
+              <w:t>Charlson Comorbidity Index</w:t>
             </w:r>
           </w:p>
         </w:tc>
@@ -1543,24 +2592,98 @@
           <w:tcPr>
             <w:tcW w:type="dxa" w:w="2592"/>
             <w:shd w:fill="FFFFFF"/>
+            <w:tcMar>
+              <w:top w:w="100" w:type="dxa"/>
+              <w:bottom w:w="100" w:type="dxa"/>
+              <w:left w:w="130" w:type="dxa"/>
+              <w:right w:w="130" w:type="dxa"/>
+            </w:tcMar>
             <w:tcBorders>
-              <w:top w:val="single" w:sz="4" w:space="0" w:color="CCCCCC"/>
-              <w:left w:val="none" w:sz="4" w:space="0" w:color="CCCCCC"/>
-              <w:bottom w:val="single" w:sz="4" w:space="0" w:color="CCCCCC"/>
-              <w:right w:val="none" w:sz="4" w:space="0" w:color="CCCCCC"/>
+              <w:top w:val="single" w:sz="6" w:space="0" w:color="000000"/>
+              <w:left w:val="single" w:sz="6" w:space="0" w:color="000000"/>
+              <w:bottom w:val="single" w:sz="6" w:space="0" w:color="000000"/>
+              <w:right w:val="single" w:sz="6" w:space="0" w:color="000000"/>
             </w:tcBorders>
-            <w:tcMar>
-              <w:top w:w="80" w:type="dxa"/>
-              <w:bottom w:w="80" w:type="dxa"/>
-              <w:left w:w="150" w:type="dxa"/>
-              <w:right w:w="150" w:type="dxa"/>
-            </w:tcMar>
           </w:tcPr>
           <w:p>
+            <w:pPr>
+              <w:spacing w:after="0" w:line="276" w:lineRule="auto"/>
+              <w:jc w:val="left"/>
+            </w:pPr>
             <w:r>
               <w:rPr>
                 <w:rFonts w:ascii="Times New Roman" w:hAnsi="Times New Roman"/>
-                <w:sz w:val="21"/>
+                <w:color w:val="000000"/>
+                <w:sz w:val="24"/>
+              </w:rPr>
+              <w:t>Quantified weighted comorbidity burden (0-12 scale)</w:t>
+            </w:r>
+          </w:p>
+        </w:tc>
+        <w:tc>
+          <w:tcPr>
+            <w:tcW w:type="dxa" w:w="1728"/>
+            <w:shd w:fill="FFFFFF"/>
+            <w:tcMar>
+              <w:top w:w="100" w:type="dxa"/>
+              <w:bottom w:w="100" w:type="dxa"/>
+              <w:left w:w="130" w:type="dxa"/>
+              <w:right w:w="130" w:type="dxa"/>
+            </w:tcMar>
+            <w:tcBorders>
+              <w:top w:val="single" w:sz="6" w:space="0" w:color="000000"/>
+              <w:left w:val="single" w:sz="6" w:space="0" w:color="000000"/>
+              <w:bottom w:val="single" w:sz="6" w:space="0" w:color="000000"/>
+              <w:right w:val="single" w:sz="6" w:space="0" w:color="000000"/>
+            </w:tcBorders>
+          </w:tcPr>
+          <w:p>
+            <w:pPr>
+              <w:spacing w:after="0" w:line="276" w:lineRule="auto"/>
+              <w:jc w:val="left"/>
+            </w:pPr>
+            <w:r>
+              <w:rPr>
+                <w:rFonts w:ascii="Times New Roman" w:hAnsi="Times New Roman"/>
+                <w:color w:val="000000"/>
+                <w:sz w:val="24"/>
+              </w:rPr>
+              <w:t>Bounded: 0 to 12 points</w:t>
+            </w:r>
+          </w:p>
+        </w:tc>
+      </w:tr>
+      <w:tr>
+        <w:trPr>
+          <w:cantSplit/>
+        </w:trPr>
+        <w:tc>
+          <w:tcPr>
+            <w:tcW w:type="dxa" w:w="2016"/>
+            <w:shd w:fill="FFFFFF"/>
+            <w:tcMar>
+              <w:top w:w="100" w:type="dxa"/>
+              <w:bottom w:w="100" w:type="dxa"/>
+              <w:left w:w="130" w:type="dxa"/>
+              <w:right w:w="130" w:type="dxa"/>
+            </w:tcMar>
+            <w:tcBorders>
+              <w:top w:val="single" w:sz="6" w:space="0" w:color="000000"/>
+              <w:left w:val="single" w:sz="6" w:space="0" w:color="000000"/>
+              <w:bottom w:val="single" w:sz="6" w:space="0" w:color="000000"/>
+              <w:right w:val="single" w:sz="6" w:space="0" w:color="000000"/>
+            </w:tcBorders>
+          </w:tcPr>
+          <w:p>
+            <w:pPr>
+              <w:spacing w:after="0" w:line="276" w:lineRule="auto"/>
+              <w:jc w:val="left"/>
+            </w:pPr>
+            <w:r>
+              <w:rPr>
+                <w:rFonts w:ascii="Times New Roman" w:hAnsi="Times New Roman"/>
+                <w:color w:val="000000"/>
+                <w:sz w:val="24"/>
               </w:rPr>
               <w:t>prior_inpatient_admissions_12m</w:t>
             </w:r>
@@ -1570,24 +2693,29 @@
           <w:tcPr>
             <w:tcW w:type="dxa" w:w="1584"/>
             <w:shd w:fill="FFFFFF"/>
+            <w:tcMar>
+              <w:top w:w="100" w:type="dxa"/>
+              <w:bottom w:w="100" w:type="dxa"/>
+              <w:left w:w="130" w:type="dxa"/>
+              <w:right w:w="130" w:type="dxa"/>
+            </w:tcMar>
             <w:tcBorders>
-              <w:top w:val="single" w:sz="4" w:space="0" w:color="CCCCCC"/>
-              <w:left w:val="none" w:sz="4" w:space="0" w:color="CCCCCC"/>
-              <w:bottom w:val="single" w:sz="4" w:space="0" w:color="CCCCCC"/>
-              <w:right w:val="none" w:sz="4" w:space="0" w:color="CCCCCC"/>
+              <w:top w:val="single" w:sz="6" w:space="0" w:color="000000"/>
+              <w:left w:val="single" w:sz="6" w:space="0" w:color="000000"/>
+              <w:bottom w:val="single" w:sz="6" w:space="0" w:color="000000"/>
+              <w:right w:val="single" w:sz="6" w:space="0" w:color="000000"/>
             </w:tcBorders>
-            <w:tcMar>
-              <w:top w:w="80" w:type="dxa"/>
-              <w:bottom w:w="80" w:type="dxa"/>
-              <w:left w:w="150" w:type="dxa"/>
-              <w:right w:w="150" w:type="dxa"/>
-            </w:tcMar>
           </w:tcPr>
           <w:p>
+            <w:pPr>
+              <w:spacing w:after="0" w:line="276" w:lineRule="auto"/>
+              <w:jc w:val="left"/>
+            </w:pPr>
             <w:r>
               <w:rPr>
                 <w:rFonts w:ascii="Times New Roman" w:hAnsi="Times New Roman"/>
-                <w:sz w:val="21"/>
+                <w:color w:val="000000"/>
+                <w:sz w:val="24"/>
               </w:rPr>
               <w:t>Integer</w:t>
             </w:r>
@@ -1595,82 +2723,132 @@
         </w:tc>
         <w:tc>
           <w:tcPr>
-            <w:tcW w:type="dxa" w:w="4032"/>
+            <w:tcW w:type="dxa" w:w="1872"/>
             <w:shd w:fill="FFFFFF"/>
+            <w:tcMar>
+              <w:top w:w="100" w:type="dxa"/>
+              <w:bottom w:w="100" w:type="dxa"/>
+              <w:left w:w="130" w:type="dxa"/>
+              <w:right w:w="130" w:type="dxa"/>
+            </w:tcMar>
             <w:tcBorders>
-              <w:top w:val="single" w:sz="4" w:space="0" w:color="CCCCCC"/>
-              <w:left w:val="none" w:sz="4" w:space="0" w:color="CCCCCC"/>
-              <w:bottom w:val="single" w:sz="4" w:space="0" w:color="CCCCCC"/>
-              <w:right w:val="none" w:sz="4" w:space="0" w:color="CCCCCC"/>
+              <w:top w:val="single" w:sz="6" w:space="0" w:color="000000"/>
+              <w:left w:val="single" w:sz="6" w:space="0" w:color="000000"/>
+              <w:bottom w:val="single" w:sz="6" w:space="0" w:color="000000"/>
+              <w:right w:val="single" w:sz="6" w:space="0" w:color="000000"/>
             </w:tcBorders>
-            <w:tcMar>
-              <w:top w:w="80" w:type="dxa"/>
-              <w:bottom w:w="80" w:type="dxa"/>
-              <w:left w:w="150" w:type="dxa"/>
-              <w:right w:w="150" w:type="dxa"/>
-            </w:tcMar>
           </w:tcPr>
           <w:p>
+            <w:pPr>
+              <w:spacing w:after="0" w:line="276" w:lineRule="auto"/>
+              <w:jc w:val="left"/>
+            </w:pPr>
             <w:r>
               <w:rPr>
                 <w:rFonts w:ascii="Times New Roman" w:hAnsi="Times New Roman"/>
-                <w:sz w:val="21"/>
+                <w:color w:val="000000"/>
+                <w:sz w:val="24"/>
               </w:rPr>
-              <w:t>Number of acute inpatient admissions in trailing 365 days</w:t>
-            </w:r>
-          </w:p>
-        </w:tc>
-      </w:tr>
-      <w:tr>
-        <w:tc>
-          <w:tcPr>
-            <w:tcW w:type="dxa" w:w="1872"/>
-            <w:shd w:fill="F2F2F2"/>
-            <w:tcBorders>
-              <w:top w:val="single" w:sz="4" w:space="0" w:color="CCCCCC"/>
-              <w:left w:val="none" w:sz="4" w:space="0" w:color="CCCCCC"/>
-              <w:bottom w:val="single" w:sz="4" w:space="0" w:color="CCCCCC"/>
-              <w:right w:val="none" w:sz="4" w:space="0" w:color="CCCCCC"/>
-            </w:tcBorders>
-            <w:tcMar>
-              <w:top w:w="80" w:type="dxa"/>
-              <w:bottom w:w="80" w:type="dxa"/>
-              <w:left w:w="150" w:type="dxa"/>
-              <w:right w:w="150" w:type="dxa"/>
-            </w:tcMar>
-          </w:tcPr>
-          <w:p>
-            <w:r>
-              <w:rPr>
-                <w:rFonts w:ascii="Times New Roman" w:hAnsi="Times New Roman"/>
-                <w:sz w:val="21"/>
-              </w:rPr>
-              <w:t>Pharmacology</w:t>
+              <w:t>Historical Utilization</w:t>
             </w:r>
           </w:p>
         </w:tc>
         <w:tc>
           <w:tcPr>
             <w:tcW w:type="dxa" w:w="2592"/>
-            <w:shd w:fill="F2F2F2"/>
+            <w:shd w:fill="FFFFFF"/>
+            <w:tcMar>
+              <w:top w:w="100" w:type="dxa"/>
+              <w:bottom w:w="100" w:type="dxa"/>
+              <w:left w:w="130" w:type="dxa"/>
+              <w:right w:w="130" w:type="dxa"/>
+            </w:tcMar>
             <w:tcBorders>
-              <w:top w:val="single" w:sz="4" w:space="0" w:color="CCCCCC"/>
-              <w:left w:val="none" w:sz="4" w:space="0" w:color="CCCCCC"/>
-              <w:bottom w:val="single" w:sz="4" w:space="0" w:color="CCCCCC"/>
-              <w:right w:val="none" w:sz="4" w:space="0" w:color="CCCCCC"/>
+              <w:top w:val="single" w:sz="6" w:space="0" w:color="000000"/>
+              <w:left w:val="single" w:sz="6" w:space="0" w:color="000000"/>
+              <w:bottom w:val="single" w:sz="6" w:space="0" w:color="000000"/>
+              <w:right w:val="single" w:sz="6" w:space="0" w:color="000000"/>
             </w:tcBorders>
-            <w:tcMar>
-              <w:top w:w="80" w:type="dxa"/>
-              <w:bottom w:w="80" w:type="dxa"/>
-              <w:left w:w="150" w:type="dxa"/>
-              <w:right w:w="150" w:type="dxa"/>
-            </w:tcMar>
           </w:tcPr>
           <w:p>
+            <w:pPr>
+              <w:spacing w:after="0" w:line="276" w:lineRule="auto"/>
+              <w:jc w:val="left"/>
+            </w:pPr>
             <w:r>
               <w:rPr>
                 <w:rFonts w:ascii="Times New Roman" w:hAnsi="Times New Roman"/>
-                <w:sz w:val="21"/>
+                <w:color w:val="000000"/>
+                <w:sz w:val="24"/>
+              </w:rPr>
+              <w:t>Acute hospital admissions in trailing 365 days</w:t>
+            </w:r>
+          </w:p>
+        </w:tc>
+        <w:tc>
+          <w:tcPr>
+            <w:tcW w:type="dxa" w:w="1728"/>
+            <w:shd w:fill="FFFFFF"/>
+            <w:tcMar>
+              <w:top w:w="100" w:type="dxa"/>
+              <w:bottom w:w="100" w:type="dxa"/>
+              <w:left w:w="130" w:type="dxa"/>
+              <w:right w:w="130" w:type="dxa"/>
+            </w:tcMar>
+            <w:tcBorders>
+              <w:top w:val="single" w:sz="6" w:space="0" w:color="000000"/>
+              <w:left w:val="single" w:sz="6" w:space="0" w:color="000000"/>
+              <w:bottom w:val="single" w:sz="6" w:space="0" w:color="000000"/>
+              <w:right w:val="single" w:sz="6" w:space="0" w:color="000000"/>
+            </w:tcBorders>
+          </w:tcPr>
+          <w:p>
+            <w:pPr>
+              <w:spacing w:after="0" w:line="276" w:lineRule="auto"/>
+              <w:jc w:val="left"/>
+            </w:pPr>
+            <w:r>
+              <w:rPr>
+                <w:rFonts w:ascii="Times New Roman" w:hAnsi="Times New Roman"/>
+                <w:color w:val="000000"/>
+                <w:sz w:val="24"/>
+              </w:rPr>
+              <w:t>Bounded: 0 to 10 admissions</w:t>
+            </w:r>
+          </w:p>
+        </w:tc>
+      </w:tr>
+      <w:tr>
+        <w:trPr>
+          <w:cantSplit/>
+        </w:trPr>
+        <w:tc>
+          <w:tcPr>
+            <w:tcW w:type="dxa" w:w="2016"/>
+            <w:shd w:fill="FFFFFF"/>
+            <w:tcMar>
+              <w:top w:w="100" w:type="dxa"/>
+              <w:bottom w:w="100" w:type="dxa"/>
+              <w:left w:w="130" w:type="dxa"/>
+              <w:right w:w="130" w:type="dxa"/>
+            </w:tcMar>
+            <w:tcBorders>
+              <w:top w:val="single" w:sz="6" w:space="0" w:color="000000"/>
+              <w:left w:val="single" w:sz="6" w:space="0" w:color="000000"/>
+              <w:bottom w:val="single" w:sz="6" w:space="0" w:color="000000"/>
+              <w:right w:val="single" w:sz="6" w:space="0" w:color="000000"/>
+            </w:tcBorders>
+          </w:tcPr>
+          <w:p>
+            <w:pPr>
+              <w:spacing w:after="0" w:line="276" w:lineRule="auto"/>
+              <w:jc w:val="left"/>
+            </w:pPr>
+            <w:r>
+              <w:rPr>
+                <w:rFonts w:ascii="Times New Roman" w:hAnsi="Times New Roman"/>
+                <w:color w:val="000000"/>
+                <w:sz w:val="24"/>
               </w:rPr>
               <w:t>prescribed_medication_count</w:t>
             </w:r>
@@ -1679,25 +2857,30 @@
         <w:tc>
           <w:tcPr>
             <w:tcW w:type="dxa" w:w="1584"/>
-            <w:shd w:fill="F2F2F2"/>
+            <w:shd w:fill="FFFFFF"/>
+            <w:tcMar>
+              <w:top w:w="100" w:type="dxa"/>
+              <w:bottom w:w="100" w:type="dxa"/>
+              <w:left w:w="130" w:type="dxa"/>
+              <w:right w:w="130" w:type="dxa"/>
+            </w:tcMar>
             <w:tcBorders>
-              <w:top w:val="single" w:sz="4" w:space="0" w:color="CCCCCC"/>
-              <w:left w:val="none" w:sz="4" w:space="0" w:color="CCCCCC"/>
-              <w:bottom w:val="single" w:sz="4" w:space="0" w:color="CCCCCC"/>
-              <w:right w:val="none" w:sz="4" w:space="0" w:color="CCCCCC"/>
+              <w:top w:val="single" w:sz="6" w:space="0" w:color="000000"/>
+              <w:left w:val="single" w:sz="6" w:space="0" w:color="000000"/>
+              <w:bottom w:val="single" w:sz="6" w:space="0" w:color="000000"/>
+              <w:right w:val="single" w:sz="6" w:space="0" w:color="000000"/>
             </w:tcBorders>
-            <w:tcMar>
-              <w:top w:w="80" w:type="dxa"/>
-              <w:bottom w:w="80" w:type="dxa"/>
-              <w:left w:w="150" w:type="dxa"/>
-              <w:right w:w="150" w:type="dxa"/>
-            </w:tcMar>
           </w:tcPr>
           <w:p>
+            <w:pPr>
+              <w:spacing w:after="0" w:line="276" w:lineRule="auto"/>
+              <w:jc w:val="left"/>
+            </w:pPr>
             <w:r>
               <w:rPr>
                 <w:rFonts w:ascii="Times New Roman" w:hAnsi="Times New Roman"/>
-                <w:sz w:val="21"/>
+                <w:color w:val="000000"/>
+                <w:sz w:val="24"/>
               </w:rPr>
               <w:t>Integer</w:t>
             </w:r>
@@ -1705,57 +2888,33 @@
         </w:tc>
         <w:tc>
           <w:tcPr>
-            <w:tcW w:type="dxa" w:w="4032"/>
-            <w:shd w:fill="F2F2F2"/>
+            <w:tcW w:type="dxa" w:w="1872"/>
+            <w:shd w:fill="FFFFFF"/>
+            <w:tcMar>
+              <w:top w:w="100" w:type="dxa"/>
+              <w:bottom w:w="100" w:type="dxa"/>
+              <w:left w:w="130" w:type="dxa"/>
+              <w:right w:w="130" w:type="dxa"/>
+            </w:tcMar>
             <w:tcBorders>
-              <w:top w:val="single" w:sz="4" w:space="0" w:color="CCCCCC"/>
-              <w:left w:val="none" w:sz="4" w:space="0" w:color="CCCCCC"/>
-              <w:bottom w:val="single" w:sz="4" w:space="0" w:color="CCCCCC"/>
-              <w:right w:val="none" w:sz="4" w:space="0" w:color="CCCCCC"/>
+              <w:top w:val="single" w:sz="6" w:space="0" w:color="000000"/>
+              <w:left w:val="single" w:sz="6" w:space="0" w:color="000000"/>
+              <w:bottom w:val="single" w:sz="6" w:space="0" w:color="000000"/>
+              <w:right w:val="single" w:sz="6" w:space="0" w:color="000000"/>
             </w:tcBorders>
-            <w:tcMar>
-              <w:top w:w="80" w:type="dxa"/>
-              <w:bottom w:w="80" w:type="dxa"/>
-              <w:left w:w="150" w:type="dxa"/>
-              <w:right w:w="150" w:type="dxa"/>
-            </w:tcMar>
           </w:tcPr>
           <w:p>
+            <w:pPr>
+              <w:spacing w:after="0" w:line="276" w:lineRule="auto"/>
+              <w:jc w:val="left"/>
+            </w:pPr>
             <w:r>
               <w:rPr>
                 <w:rFonts w:ascii="Times New Roman" w:hAnsi="Times New Roman"/>
-                <w:sz w:val="21"/>
+                <w:color w:val="000000"/>
+                <w:sz w:val="24"/>
               </w:rPr>
-              <w:t>Total distinct active medications at discharge (Polypharmacy indicator)</w:t>
-            </w:r>
-          </w:p>
-        </w:tc>
-      </w:tr>
-      <w:tr>
-        <w:tc>
-          <w:tcPr>
-            <w:tcW w:type="dxa" w:w="1872"/>
-            <w:shd w:fill="FFFFFF"/>
-            <w:tcBorders>
-              <w:top w:val="single" w:sz="4" w:space="0" w:color="CCCCCC"/>
-              <w:left w:val="none" w:sz="4" w:space="0" w:color="CCCCCC"/>
-              <w:bottom w:val="single" w:sz="4" w:space="0" w:color="CCCCCC"/>
-              <w:right w:val="none" w:sz="4" w:space="0" w:color="CCCCCC"/>
-            </w:tcBorders>
-            <w:tcMar>
-              <w:top w:w="80" w:type="dxa"/>
-              <w:bottom w:w="80" w:type="dxa"/>
-              <w:left w:w="150" w:type="dxa"/>
-              <w:right w:w="150" w:type="dxa"/>
-            </w:tcMar>
-          </w:tcPr>
-          <w:p>
-            <w:r>
-              <w:rPr>
-                <w:rFonts w:ascii="Times New Roman" w:hAnsi="Times New Roman"/>
-                <w:sz w:val="21"/>
-              </w:rPr>
-              <w:t>Laboratory</w:t>
+              <w:t>RxNorm Dispensing Count</w:t>
             </w:r>
           </w:p>
         </w:tc>
@@ -1763,24 +2922,98 @@
           <w:tcPr>
             <w:tcW w:type="dxa" w:w="2592"/>
             <w:shd w:fill="FFFFFF"/>
+            <w:tcMar>
+              <w:top w:w="100" w:type="dxa"/>
+              <w:bottom w:w="100" w:type="dxa"/>
+              <w:left w:w="130" w:type="dxa"/>
+              <w:right w:w="130" w:type="dxa"/>
+            </w:tcMar>
             <w:tcBorders>
-              <w:top w:val="single" w:sz="4" w:space="0" w:color="CCCCCC"/>
-              <w:left w:val="none" w:sz="4" w:space="0" w:color="CCCCCC"/>
-              <w:bottom w:val="single" w:sz="4" w:space="0" w:color="CCCCCC"/>
-              <w:right w:val="none" w:sz="4" w:space="0" w:color="CCCCCC"/>
+              <w:top w:val="single" w:sz="6" w:space="0" w:color="000000"/>
+              <w:left w:val="single" w:sz="6" w:space="0" w:color="000000"/>
+              <w:bottom w:val="single" w:sz="6" w:space="0" w:color="000000"/>
+              <w:right w:val="single" w:sz="6" w:space="0" w:color="000000"/>
             </w:tcBorders>
-            <w:tcMar>
-              <w:top w:w="80" w:type="dxa"/>
-              <w:bottom w:w="80" w:type="dxa"/>
-              <w:left w:w="150" w:type="dxa"/>
-              <w:right w:w="150" w:type="dxa"/>
-            </w:tcMar>
           </w:tcPr>
           <w:p>
+            <w:pPr>
+              <w:spacing w:after="0" w:line="276" w:lineRule="auto"/>
+              <w:jc w:val="left"/>
+            </w:pPr>
             <w:r>
               <w:rPr>
                 <w:rFonts w:ascii="Times New Roman" w:hAnsi="Times New Roman"/>
-                <w:sz w:val="21"/>
+                <w:color w:val="000000"/>
+                <w:sz w:val="24"/>
+              </w:rPr>
+              <w:t>Active distinct medications at discharge (polypharmacy)</w:t>
+            </w:r>
+          </w:p>
+        </w:tc>
+        <w:tc>
+          <w:tcPr>
+            <w:tcW w:type="dxa" w:w="1728"/>
+            <w:shd w:fill="FFFFFF"/>
+            <w:tcMar>
+              <w:top w:w="100" w:type="dxa"/>
+              <w:bottom w:w="100" w:type="dxa"/>
+              <w:left w:w="130" w:type="dxa"/>
+              <w:right w:w="130" w:type="dxa"/>
+            </w:tcMar>
+            <w:tcBorders>
+              <w:top w:val="single" w:sz="6" w:space="0" w:color="000000"/>
+              <w:left w:val="single" w:sz="6" w:space="0" w:color="000000"/>
+              <w:bottom w:val="single" w:sz="6" w:space="0" w:color="000000"/>
+              <w:right w:val="single" w:sz="6" w:space="0" w:color="000000"/>
+            </w:tcBorders>
+          </w:tcPr>
+          <w:p>
+            <w:pPr>
+              <w:spacing w:after="0" w:line="276" w:lineRule="auto"/>
+              <w:jc w:val="left"/>
+            </w:pPr>
+            <w:r>
+              <w:rPr>
+                <w:rFonts w:ascii="Times New Roman" w:hAnsi="Times New Roman"/>
+                <w:color w:val="000000"/>
+                <w:sz w:val="24"/>
+              </w:rPr>
+              <w:t>Bounded: 1 to 28 medications</w:t>
+            </w:r>
+          </w:p>
+        </w:tc>
+      </w:tr>
+      <w:tr>
+        <w:trPr>
+          <w:cantSplit/>
+        </w:trPr>
+        <w:tc>
+          <w:tcPr>
+            <w:tcW w:type="dxa" w:w="2016"/>
+            <w:shd w:fill="FFFFFF"/>
+            <w:tcMar>
+              <w:top w:w="100" w:type="dxa"/>
+              <w:bottom w:w="100" w:type="dxa"/>
+              <w:left w:w="130" w:type="dxa"/>
+              <w:right w:w="130" w:type="dxa"/>
+            </w:tcMar>
+            <w:tcBorders>
+              <w:top w:val="single" w:sz="6" w:space="0" w:color="000000"/>
+              <w:left w:val="single" w:sz="6" w:space="0" w:color="000000"/>
+              <w:bottom w:val="single" w:sz="6" w:space="0" w:color="000000"/>
+              <w:right w:val="single" w:sz="6" w:space="0" w:color="000000"/>
+            </w:tcBorders>
+          </w:tcPr>
+          <w:p>
+            <w:pPr>
+              <w:spacing w:after="0" w:line="276" w:lineRule="auto"/>
+              <w:jc w:val="left"/>
+            </w:pPr>
+            <w:r>
+              <w:rPr>
+                <w:rFonts w:ascii="Times New Roman" w:hAnsi="Times New Roman"/>
+                <w:color w:val="000000"/>
+                <w:sz w:val="24"/>
               </w:rPr>
               <w:t>hba1c_level</w:t>
             </w:r>
@@ -1790,24 +3023,29 @@
           <w:tcPr>
             <w:tcW w:type="dxa" w:w="1584"/>
             <w:shd w:fill="FFFFFF"/>
+            <w:tcMar>
+              <w:top w:w="100" w:type="dxa"/>
+              <w:bottom w:w="100" w:type="dxa"/>
+              <w:left w:w="130" w:type="dxa"/>
+              <w:right w:w="130" w:type="dxa"/>
+            </w:tcMar>
             <w:tcBorders>
-              <w:top w:val="single" w:sz="4" w:space="0" w:color="CCCCCC"/>
-              <w:left w:val="none" w:sz="4" w:space="0" w:color="CCCCCC"/>
-              <w:bottom w:val="single" w:sz="4" w:space="0" w:color="CCCCCC"/>
-              <w:right w:val="none" w:sz="4" w:space="0" w:color="CCCCCC"/>
+              <w:top w:val="single" w:sz="6" w:space="0" w:color="000000"/>
+              <w:left w:val="single" w:sz="6" w:space="0" w:color="000000"/>
+              <w:bottom w:val="single" w:sz="6" w:space="0" w:color="000000"/>
+              <w:right w:val="single" w:sz="6" w:space="0" w:color="000000"/>
             </w:tcBorders>
-            <w:tcMar>
-              <w:top w:w="80" w:type="dxa"/>
-              <w:bottom w:w="80" w:type="dxa"/>
-              <w:left w:w="150" w:type="dxa"/>
-              <w:right w:w="150" w:type="dxa"/>
-            </w:tcMar>
           </w:tcPr>
           <w:p>
+            <w:pPr>
+              <w:spacing w:after="0" w:line="276" w:lineRule="auto"/>
+              <w:jc w:val="left"/>
+            </w:pPr>
             <w:r>
               <w:rPr>
                 <w:rFonts w:ascii="Times New Roman" w:hAnsi="Times New Roman"/>
-                <w:sz w:val="21"/>
+                <w:color w:val="000000"/>
+                <w:sz w:val="24"/>
               </w:rPr>
               <w:t>Float</w:t>
             </w:r>
@@ -1815,82 +3053,132 @@
         </w:tc>
         <w:tc>
           <w:tcPr>
-            <w:tcW w:type="dxa" w:w="4032"/>
+            <w:tcW w:type="dxa" w:w="1872"/>
             <w:shd w:fill="FFFFFF"/>
+            <w:tcMar>
+              <w:top w:w="100" w:type="dxa"/>
+              <w:bottom w:w="100" w:type="dxa"/>
+              <w:left w:w="130" w:type="dxa"/>
+              <w:right w:w="130" w:type="dxa"/>
+            </w:tcMar>
             <w:tcBorders>
-              <w:top w:val="single" w:sz="4" w:space="0" w:color="CCCCCC"/>
-              <w:left w:val="none" w:sz="4" w:space="0" w:color="CCCCCC"/>
-              <w:bottom w:val="single" w:sz="4" w:space="0" w:color="CCCCCC"/>
-              <w:right w:val="none" w:sz="4" w:space="0" w:color="CCCCCC"/>
+              <w:top w:val="single" w:sz="6" w:space="0" w:color="000000"/>
+              <w:left w:val="single" w:sz="6" w:space="0" w:color="000000"/>
+              <w:bottom w:val="single" w:sz="6" w:space="0" w:color="000000"/>
+              <w:right w:val="single" w:sz="6" w:space="0" w:color="000000"/>
             </w:tcBorders>
-            <w:tcMar>
-              <w:top w:w="80" w:type="dxa"/>
-              <w:bottom w:w="80" w:type="dxa"/>
-              <w:left w:w="150" w:type="dxa"/>
-              <w:right w:w="150" w:type="dxa"/>
-            </w:tcMar>
           </w:tcPr>
           <w:p>
+            <w:pPr>
+              <w:spacing w:after="0" w:line="276" w:lineRule="auto"/>
+              <w:jc w:val="left"/>
+            </w:pPr>
             <w:r>
               <w:rPr>
                 <w:rFonts w:ascii="Times New Roman" w:hAnsi="Times New Roman"/>
-                <w:sz w:val="21"/>
+                <w:color w:val="000000"/>
+                <w:sz w:val="24"/>
               </w:rPr>
-              <w:t>Hemoglobin A1c glycemic control test (Bounded: 4.0 - 16.0 %)</w:t>
-            </w:r>
-          </w:p>
-        </w:tc>
-      </w:tr>
-      <w:tr>
-        <w:tc>
-          <w:tcPr>
-            <w:tcW w:type="dxa" w:w="1872"/>
-            <w:shd w:fill="F2F2F2"/>
-            <w:tcBorders>
-              <w:top w:val="single" w:sz="4" w:space="0" w:color="CCCCCC"/>
-              <w:left w:val="none" w:sz="4" w:space="0" w:color="CCCCCC"/>
-              <w:bottom w:val="single" w:sz="4" w:space="0" w:color="CCCCCC"/>
-              <w:right w:val="none" w:sz="4" w:space="0" w:color="CCCCCC"/>
-            </w:tcBorders>
-            <w:tcMar>
-              <w:top w:w="80" w:type="dxa"/>
-              <w:bottom w:w="80" w:type="dxa"/>
-              <w:left w:w="150" w:type="dxa"/>
-              <w:right w:w="150" w:type="dxa"/>
-            </w:tcMar>
-          </w:tcPr>
-          <w:p>
-            <w:r>
-              <w:rPr>
-                <w:rFonts w:ascii="Times New Roman" w:hAnsi="Times New Roman"/>
-                <w:sz w:val="21"/>
-              </w:rPr>
-              <w:t>Laboratory</w:t>
+              <w:t>LOINC 4548-4</w:t>
             </w:r>
           </w:p>
         </w:tc>
         <w:tc>
           <w:tcPr>
             <w:tcW w:type="dxa" w:w="2592"/>
-            <w:shd w:fill="F2F2F2"/>
+            <w:shd w:fill="FFFFFF"/>
+            <w:tcMar>
+              <w:top w:w="100" w:type="dxa"/>
+              <w:bottom w:w="100" w:type="dxa"/>
+              <w:left w:w="130" w:type="dxa"/>
+              <w:right w:w="130" w:type="dxa"/>
+            </w:tcMar>
             <w:tcBorders>
-              <w:top w:val="single" w:sz="4" w:space="0" w:color="CCCCCC"/>
-              <w:left w:val="none" w:sz="4" w:space="0" w:color="CCCCCC"/>
-              <w:bottom w:val="single" w:sz="4" w:space="0" w:color="CCCCCC"/>
-              <w:right w:val="none" w:sz="4" w:space="0" w:color="CCCCCC"/>
+              <w:top w:val="single" w:sz="6" w:space="0" w:color="000000"/>
+              <w:left w:val="single" w:sz="6" w:space="0" w:color="000000"/>
+              <w:bottom w:val="single" w:sz="6" w:space="0" w:color="000000"/>
+              <w:right w:val="single" w:sz="6" w:space="0" w:color="000000"/>
             </w:tcBorders>
-            <w:tcMar>
-              <w:top w:w="80" w:type="dxa"/>
-              <w:bottom w:w="80" w:type="dxa"/>
-              <w:left w:w="150" w:type="dxa"/>
-              <w:right w:w="150" w:type="dxa"/>
-            </w:tcMar>
           </w:tcPr>
           <w:p>
+            <w:pPr>
+              <w:spacing w:after="0" w:line="276" w:lineRule="auto"/>
+              <w:jc w:val="left"/>
+            </w:pPr>
             <w:r>
               <w:rPr>
                 <w:rFonts w:ascii="Times New Roman" w:hAnsi="Times New Roman"/>
-                <w:sz w:val="21"/>
+                <w:color w:val="000000"/>
+                <w:sz w:val="24"/>
+              </w:rPr>
+              <w:t>Glycated hemoglobin glycemic control blood test</w:t>
+            </w:r>
+          </w:p>
+        </w:tc>
+        <w:tc>
+          <w:tcPr>
+            <w:tcW w:type="dxa" w:w="1728"/>
+            <w:shd w:fill="FFFFFF"/>
+            <w:tcMar>
+              <w:top w:w="100" w:type="dxa"/>
+              <w:bottom w:w="100" w:type="dxa"/>
+              <w:left w:w="130" w:type="dxa"/>
+              <w:right w:w="130" w:type="dxa"/>
+            </w:tcMar>
+            <w:tcBorders>
+              <w:top w:val="single" w:sz="6" w:space="0" w:color="000000"/>
+              <w:left w:val="single" w:sz="6" w:space="0" w:color="000000"/>
+              <w:bottom w:val="single" w:sz="6" w:space="0" w:color="000000"/>
+              <w:right w:val="single" w:sz="6" w:space="0" w:color="000000"/>
+            </w:tcBorders>
+          </w:tcPr>
+          <w:p>
+            <w:pPr>
+              <w:spacing w:after="0" w:line="276" w:lineRule="auto"/>
+              <w:jc w:val="left"/>
+            </w:pPr>
+            <w:r>
+              <w:rPr>
+                <w:rFonts w:ascii="Times New Roman" w:hAnsi="Times New Roman"/>
+                <w:color w:val="000000"/>
+                <w:sz w:val="24"/>
+              </w:rPr>
+              <w:t>Bounded: 4.5% to 15.0%</w:t>
+            </w:r>
+          </w:p>
+        </w:tc>
+      </w:tr>
+      <w:tr>
+        <w:trPr>
+          <w:cantSplit/>
+        </w:trPr>
+        <w:tc>
+          <w:tcPr>
+            <w:tcW w:type="dxa" w:w="2016"/>
+            <w:shd w:fill="FFFFFF"/>
+            <w:tcMar>
+              <w:top w:w="100" w:type="dxa"/>
+              <w:bottom w:w="100" w:type="dxa"/>
+              <w:left w:w="130" w:type="dxa"/>
+              <w:right w:w="130" w:type="dxa"/>
+            </w:tcMar>
+            <w:tcBorders>
+              <w:top w:val="single" w:sz="6" w:space="0" w:color="000000"/>
+              <w:left w:val="single" w:sz="6" w:space="0" w:color="000000"/>
+              <w:bottom w:val="single" w:sz="6" w:space="0" w:color="000000"/>
+              <w:right w:val="single" w:sz="6" w:space="0" w:color="000000"/>
+            </w:tcBorders>
+          </w:tcPr>
+          <w:p>
+            <w:pPr>
+              <w:spacing w:after="0" w:line="276" w:lineRule="auto"/>
+              <w:jc w:val="left"/>
+            </w:pPr>
+            <w:r>
+              <w:rPr>
+                <w:rFonts w:ascii="Times New Roman" w:hAnsi="Times New Roman"/>
+                <w:color w:val="000000"/>
+                <w:sz w:val="24"/>
               </w:rPr>
               <w:t>serum_creatinine_mg_dl</w:t>
             </w:r>
@@ -1899,25 +3187,30 @@
         <w:tc>
           <w:tcPr>
             <w:tcW w:type="dxa" w:w="1584"/>
-            <w:shd w:fill="F2F2F2"/>
+            <w:shd w:fill="FFFFFF"/>
+            <w:tcMar>
+              <w:top w:w="100" w:type="dxa"/>
+              <w:bottom w:w="100" w:type="dxa"/>
+              <w:left w:w="130" w:type="dxa"/>
+              <w:right w:w="130" w:type="dxa"/>
+            </w:tcMar>
             <w:tcBorders>
-              <w:top w:val="single" w:sz="4" w:space="0" w:color="CCCCCC"/>
-              <w:left w:val="none" w:sz="4" w:space="0" w:color="CCCCCC"/>
-              <w:bottom w:val="single" w:sz="4" w:space="0" w:color="CCCCCC"/>
-              <w:right w:val="none" w:sz="4" w:space="0" w:color="CCCCCC"/>
+              <w:top w:val="single" w:sz="6" w:space="0" w:color="000000"/>
+              <w:left w:val="single" w:sz="6" w:space="0" w:color="000000"/>
+              <w:bottom w:val="single" w:sz="6" w:space="0" w:color="000000"/>
+              <w:right w:val="single" w:sz="6" w:space="0" w:color="000000"/>
             </w:tcBorders>
-            <w:tcMar>
-              <w:top w:w="80" w:type="dxa"/>
-              <w:bottom w:w="80" w:type="dxa"/>
-              <w:left w:w="150" w:type="dxa"/>
-              <w:right w:w="150" w:type="dxa"/>
-            </w:tcMar>
           </w:tcPr>
           <w:p>
+            <w:pPr>
+              <w:spacing w:after="0" w:line="276" w:lineRule="auto"/>
+              <w:jc w:val="left"/>
+            </w:pPr>
             <w:r>
               <w:rPr>
                 <w:rFonts w:ascii="Times New Roman" w:hAnsi="Times New Roman"/>
-                <w:sz w:val="21"/>
+                <w:color w:val="000000"/>
+                <w:sz w:val="24"/>
               </w:rPr>
               <w:t>Float</w:t>
             </w:r>
@@ -1925,57 +3218,33 @@
         </w:tc>
         <w:tc>
           <w:tcPr>
-            <w:tcW w:type="dxa" w:w="4032"/>
-            <w:shd w:fill="F2F2F2"/>
+            <w:tcW w:type="dxa" w:w="1872"/>
+            <w:shd w:fill="FFFFFF"/>
+            <w:tcMar>
+              <w:top w:w="100" w:type="dxa"/>
+              <w:bottom w:w="100" w:type="dxa"/>
+              <w:left w:w="130" w:type="dxa"/>
+              <w:right w:w="130" w:type="dxa"/>
+            </w:tcMar>
             <w:tcBorders>
-              <w:top w:val="single" w:sz="4" w:space="0" w:color="CCCCCC"/>
-              <w:left w:val="none" w:sz="4" w:space="0" w:color="CCCCCC"/>
-              <w:bottom w:val="single" w:sz="4" w:space="0" w:color="CCCCCC"/>
-              <w:right w:val="none" w:sz="4" w:space="0" w:color="CCCCCC"/>
+              <w:top w:val="single" w:sz="6" w:space="0" w:color="000000"/>
+              <w:left w:val="single" w:sz="6" w:space="0" w:color="000000"/>
+              <w:bottom w:val="single" w:sz="6" w:space="0" w:color="000000"/>
+              <w:right w:val="single" w:sz="6" w:space="0" w:color="000000"/>
             </w:tcBorders>
-            <w:tcMar>
-              <w:top w:w="80" w:type="dxa"/>
-              <w:bottom w:w="80" w:type="dxa"/>
-              <w:left w:w="150" w:type="dxa"/>
-              <w:right w:w="150" w:type="dxa"/>
-            </w:tcMar>
           </w:tcPr>
           <w:p>
+            <w:pPr>
+              <w:spacing w:after="0" w:line="276" w:lineRule="auto"/>
+              <w:jc w:val="left"/>
+            </w:pPr>
             <w:r>
               <w:rPr>
                 <w:rFonts w:ascii="Times New Roman" w:hAnsi="Times New Roman"/>
-                <w:sz w:val="21"/>
+                <w:color w:val="000000"/>
+                <w:sz w:val="24"/>
               </w:rPr>
-              <w:t>Renal function biomarker (Bounded: 0.4 - 12.0 mg/dL)</w:t>
-            </w:r>
-          </w:p>
-        </w:tc>
-      </w:tr>
-      <w:tr>
-        <w:tc>
-          <w:tcPr>
-            <w:tcW w:type="dxa" w:w="1872"/>
-            <w:shd w:fill="FFFFFF"/>
-            <w:tcBorders>
-              <w:top w:val="single" w:sz="4" w:space="0" w:color="CCCCCC"/>
-              <w:left w:val="none" w:sz="4" w:space="0" w:color="CCCCCC"/>
-              <w:bottom w:val="single" w:sz="4" w:space="0" w:color="CCCCCC"/>
-              <w:right w:val="none" w:sz="4" w:space="0" w:color="CCCCCC"/>
-            </w:tcBorders>
-            <w:tcMar>
-              <w:top w:w="80" w:type="dxa"/>
-              <w:bottom w:w="80" w:type="dxa"/>
-              <w:left w:w="150" w:type="dxa"/>
-              <w:right w:w="150" w:type="dxa"/>
-            </w:tcMar>
-          </w:tcPr>
-          <w:p>
-            <w:r>
-              <w:rPr>
-                <w:rFonts w:ascii="Times New Roman" w:hAnsi="Times New Roman"/>
-                <w:sz w:val="21"/>
-              </w:rPr>
-              <w:t>Vitals</w:t>
+              <w:t>LOINC 2160-0</w:t>
             </w:r>
           </w:p>
         </w:tc>
@@ -1983,24 +3252,98 @@
           <w:tcPr>
             <w:tcW w:type="dxa" w:w="2592"/>
             <w:shd w:fill="FFFFFF"/>
+            <w:tcMar>
+              <w:top w:w="100" w:type="dxa"/>
+              <w:bottom w:w="100" w:type="dxa"/>
+              <w:left w:w="130" w:type="dxa"/>
+              <w:right w:w="130" w:type="dxa"/>
+            </w:tcMar>
             <w:tcBorders>
-              <w:top w:val="single" w:sz="4" w:space="0" w:color="CCCCCC"/>
-              <w:left w:val="none" w:sz="4" w:space="0" w:color="CCCCCC"/>
-              <w:bottom w:val="single" w:sz="4" w:space="0" w:color="CCCCCC"/>
-              <w:right w:val="none" w:sz="4" w:space="0" w:color="CCCCCC"/>
+              <w:top w:val="single" w:sz="6" w:space="0" w:color="000000"/>
+              <w:left w:val="single" w:sz="6" w:space="0" w:color="000000"/>
+              <w:bottom w:val="single" w:sz="6" w:space="0" w:color="000000"/>
+              <w:right w:val="single" w:sz="6" w:space="0" w:color="000000"/>
             </w:tcBorders>
-            <w:tcMar>
-              <w:top w:w="80" w:type="dxa"/>
-              <w:bottom w:w="80" w:type="dxa"/>
-              <w:left w:w="150" w:type="dxa"/>
-              <w:right w:w="150" w:type="dxa"/>
-            </w:tcMar>
           </w:tcPr>
           <w:p>
+            <w:pPr>
+              <w:spacing w:after="0" w:line="276" w:lineRule="auto"/>
+              <w:jc w:val="left"/>
+            </w:pPr>
             <w:r>
               <w:rPr>
                 <w:rFonts w:ascii="Times New Roman" w:hAnsi="Times New Roman"/>
-                <w:sz w:val="21"/>
+                <w:color w:val="000000"/>
+                <w:sz w:val="24"/>
+              </w:rPr>
+              <w:t>Renal function metabolic biomarker</w:t>
+            </w:r>
+          </w:p>
+        </w:tc>
+        <w:tc>
+          <w:tcPr>
+            <w:tcW w:type="dxa" w:w="1728"/>
+            <w:shd w:fill="FFFFFF"/>
+            <w:tcMar>
+              <w:top w:w="100" w:type="dxa"/>
+              <w:bottom w:w="100" w:type="dxa"/>
+              <w:left w:w="130" w:type="dxa"/>
+              <w:right w:w="130" w:type="dxa"/>
+            </w:tcMar>
+            <w:tcBorders>
+              <w:top w:val="single" w:sz="6" w:space="0" w:color="000000"/>
+              <w:left w:val="single" w:sz="6" w:space="0" w:color="000000"/>
+              <w:bottom w:val="single" w:sz="6" w:space="0" w:color="000000"/>
+              <w:right w:val="single" w:sz="6" w:space="0" w:color="000000"/>
+            </w:tcBorders>
+          </w:tcPr>
+          <w:p>
+            <w:pPr>
+              <w:spacing w:after="0" w:line="276" w:lineRule="auto"/>
+              <w:jc w:val="left"/>
+            </w:pPr>
+            <w:r>
+              <w:rPr>
+                <w:rFonts w:ascii="Times New Roman" w:hAnsi="Times New Roman"/>
+                <w:color w:val="000000"/>
+                <w:sz w:val="24"/>
+              </w:rPr>
+              <w:t>Bounded: 0.4 to 12.0 mg/dL</w:t>
+            </w:r>
+          </w:p>
+        </w:tc>
+      </w:tr>
+      <w:tr>
+        <w:trPr>
+          <w:cantSplit/>
+        </w:trPr>
+        <w:tc>
+          <w:tcPr>
+            <w:tcW w:type="dxa" w:w="2016"/>
+            <w:shd w:fill="FFFFFF"/>
+            <w:tcMar>
+              <w:top w:w="100" w:type="dxa"/>
+              <w:bottom w:w="100" w:type="dxa"/>
+              <w:left w:w="130" w:type="dxa"/>
+              <w:right w:w="130" w:type="dxa"/>
+            </w:tcMar>
+            <w:tcBorders>
+              <w:top w:val="single" w:sz="6" w:space="0" w:color="000000"/>
+              <w:left w:val="single" w:sz="6" w:space="0" w:color="000000"/>
+              <w:bottom w:val="single" w:sz="6" w:space="0" w:color="000000"/>
+              <w:right w:val="single" w:sz="6" w:space="0" w:color="000000"/>
+            </w:tcBorders>
+          </w:tcPr>
+          <w:p>
+            <w:pPr>
+              <w:spacing w:after="0" w:line="276" w:lineRule="auto"/>
+              <w:jc w:val="left"/>
+            </w:pPr>
+            <w:r>
+              <w:rPr>
+                <w:rFonts w:ascii="Times New Roman" w:hAnsi="Times New Roman"/>
+                <w:color w:val="000000"/>
+                <w:sz w:val="24"/>
               </w:rPr>
               <w:t>systolic_blood_pressure</w:t>
             </w:r>
@@ -2010,24 +3353,29 @@
           <w:tcPr>
             <w:tcW w:type="dxa" w:w="1584"/>
             <w:shd w:fill="FFFFFF"/>
+            <w:tcMar>
+              <w:top w:w="100" w:type="dxa"/>
+              <w:bottom w:w="100" w:type="dxa"/>
+              <w:left w:w="130" w:type="dxa"/>
+              <w:right w:w="130" w:type="dxa"/>
+            </w:tcMar>
             <w:tcBorders>
-              <w:top w:val="single" w:sz="4" w:space="0" w:color="CCCCCC"/>
-              <w:left w:val="none" w:sz="4" w:space="0" w:color="CCCCCC"/>
-              <w:bottom w:val="single" w:sz="4" w:space="0" w:color="CCCCCC"/>
-              <w:right w:val="none" w:sz="4" w:space="0" w:color="CCCCCC"/>
+              <w:top w:val="single" w:sz="6" w:space="0" w:color="000000"/>
+              <w:left w:val="single" w:sz="6" w:space="0" w:color="000000"/>
+              <w:bottom w:val="single" w:sz="6" w:space="0" w:color="000000"/>
+              <w:right w:val="single" w:sz="6" w:space="0" w:color="000000"/>
             </w:tcBorders>
-            <w:tcMar>
-              <w:top w:w="80" w:type="dxa"/>
-              <w:bottom w:w="80" w:type="dxa"/>
-              <w:left w:w="150" w:type="dxa"/>
-              <w:right w:w="150" w:type="dxa"/>
-            </w:tcMar>
           </w:tcPr>
           <w:p>
+            <w:pPr>
+              <w:spacing w:after="0" w:line="276" w:lineRule="auto"/>
+              <w:jc w:val="left"/>
+            </w:pPr>
             <w:r>
               <w:rPr>
                 <w:rFonts w:ascii="Times New Roman" w:hAnsi="Times New Roman"/>
-                <w:sz w:val="21"/>
+                <w:color w:val="000000"/>
+                <w:sz w:val="24"/>
               </w:rPr>
               <w:t>Integer</w:t>
             </w:r>
@@ -2035,82 +3383,132 @@
         </w:tc>
         <w:tc>
           <w:tcPr>
-            <w:tcW w:type="dxa" w:w="4032"/>
+            <w:tcW w:type="dxa" w:w="1872"/>
             <w:shd w:fill="FFFFFF"/>
+            <w:tcMar>
+              <w:top w:w="100" w:type="dxa"/>
+              <w:bottom w:w="100" w:type="dxa"/>
+              <w:left w:w="130" w:type="dxa"/>
+              <w:right w:w="130" w:type="dxa"/>
+            </w:tcMar>
             <w:tcBorders>
-              <w:top w:val="single" w:sz="4" w:space="0" w:color="CCCCCC"/>
-              <w:left w:val="none" w:sz="4" w:space="0" w:color="CCCCCC"/>
-              <w:bottom w:val="single" w:sz="4" w:space="0" w:color="CCCCCC"/>
-              <w:right w:val="none" w:sz="4" w:space="0" w:color="CCCCCC"/>
+              <w:top w:val="single" w:sz="6" w:space="0" w:color="000000"/>
+              <w:left w:val="single" w:sz="6" w:space="0" w:color="000000"/>
+              <w:bottom w:val="single" w:sz="6" w:space="0" w:color="000000"/>
+              <w:right w:val="single" w:sz="6" w:space="0" w:color="000000"/>
             </w:tcBorders>
-            <w:tcMar>
-              <w:top w:w="80" w:type="dxa"/>
-              <w:bottom w:w="80" w:type="dxa"/>
-              <w:left w:w="150" w:type="dxa"/>
-              <w:right w:w="150" w:type="dxa"/>
-            </w:tcMar>
           </w:tcPr>
           <w:p>
+            <w:pPr>
+              <w:spacing w:after="0" w:line="276" w:lineRule="auto"/>
+              <w:jc w:val="left"/>
+            </w:pPr>
             <w:r>
               <w:rPr>
                 <w:rFonts w:ascii="Times New Roman" w:hAnsi="Times New Roman"/>
-                <w:sz w:val="21"/>
+                <w:color w:val="000000"/>
+                <w:sz w:val="24"/>
               </w:rPr>
-              <w:t>Resting systolic arterial blood pressure (Bounded: 70 - 240 mmHg)</w:t>
-            </w:r>
-          </w:p>
-        </w:tc>
-      </w:tr>
-      <w:tr>
-        <w:tc>
-          <w:tcPr>
-            <w:tcW w:type="dxa" w:w="1872"/>
-            <w:shd w:fill="F2F2F2"/>
-            <w:tcBorders>
-              <w:top w:val="single" w:sz="4" w:space="0" w:color="CCCCCC"/>
-              <w:left w:val="none" w:sz="4" w:space="0" w:color="CCCCCC"/>
-              <w:bottom w:val="single" w:sz="4" w:space="0" w:color="CCCCCC"/>
-              <w:right w:val="none" w:sz="4" w:space="0" w:color="CCCCCC"/>
-            </w:tcBorders>
-            <w:tcMar>
-              <w:top w:w="80" w:type="dxa"/>
-              <w:bottom w:w="80" w:type="dxa"/>
-              <w:left w:w="150" w:type="dxa"/>
-              <w:right w:w="150" w:type="dxa"/>
-            </w:tcMar>
-          </w:tcPr>
-          <w:p>
-            <w:r>
-              <w:rPr>
-                <w:rFonts w:ascii="Times New Roman" w:hAnsi="Times New Roman"/>
-                <w:sz w:val="21"/>
-              </w:rPr>
-              <w:t>Target Outcome</w:t>
+              <w:t>LOINC 8480-6</w:t>
             </w:r>
           </w:p>
         </w:tc>
         <w:tc>
           <w:tcPr>
             <w:tcW w:type="dxa" w:w="2592"/>
-            <w:shd w:fill="F2F2F2"/>
+            <w:shd w:fill="FFFFFF"/>
+            <w:tcMar>
+              <w:top w:w="100" w:type="dxa"/>
+              <w:bottom w:w="100" w:type="dxa"/>
+              <w:left w:w="130" w:type="dxa"/>
+              <w:right w:w="130" w:type="dxa"/>
+            </w:tcMar>
             <w:tcBorders>
-              <w:top w:val="single" w:sz="4" w:space="0" w:color="CCCCCC"/>
-              <w:left w:val="none" w:sz="4" w:space="0" w:color="CCCCCC"/>
-              <w:bottom w:val="single" w:sz="4" w:space="0" w:color="CCCCCC"/>
-              <w:right w:val="none" w:sz="4" w:space="0" w:color="CCCCCC"/>
+              <w:top w:val="single" w:sz="6" w:space="0" w:color="000000"/>
+              <w:left w:val="single" w:sz="6" w:space="0" w:color="000000"/>
+              <w:bottom w:val="single" w:sz="6" w:space="0" w:color="000000"/>
+              <w:right w:val="single" w:sz="6" w:space="0" w:color="000000"/>
             </w:tcBorders>
-            <w:tcMar>
-              <w:top w:w="80" w:type="dxa"/>
-              <w:bottom w:w="80" w:type="dxa"/>
-              <w:left w:w="150" w:type="dxa"/>
-              <w:right w:w="150" w:type="dxa"/>
-            </w:tcMar>
           </w:tcPr>
           <w:p>
+            <w:pPr>
+              <w:spacing w:after="0" w:line="276" w:lineRule="auto"/>
+              <w:jc w:val="left"/>
+            </w:pPr>
             <w:r>
               <w:rPr>
                 <w:rFonts w:ascii="Times New Roman" w:hAnsi="Times New Roman"/>
-                <w:sz w:val="21"/>
+                <w:color w:val="000000"/>
+                <w:sz w:val="24"/>
+              </w:rPr>
+              <w:t>Resting systolic arterial blood pressure</w:t>
+            </w:r>
+          </w:p>
+        </w:tc>
+        <w:tc>
+          <w:tcPr>
+            <w:tcW w:type="dxa" w:w="1728"/>
+            <w:shd w:fill="FFFFFF"/>
+            <w:tcMar>
+              <w:top w:w="100" w:type="dxa"/>
+              <w:bottom w:w="100" w:type="dxa"/>
+              <w:left w:w="130" w:type="dxa"/>
+              <w:right w:w="130" w:type="dxa"/>
+            </w:tcMar>
+            <w:tcBorders>
+              <w:top w:val="single" w:sz="6" w:space="0" w:color="000000"/>
+              <w:left w:val="single" w:sz="6" w:space="0" w:color="000000"/>
+              <w:bottom w:val="single" w:sz="6" w:space="0" w:color="000000"/>
+              <w:right w:val="single" w:sz="6" w:space="0" w:color="000000"/>
+            </w:tcBorders>
+          </w:tcPr>
+          <w:p>
+            <w:pPr>
+              <w:spacing w:after="0" w:line="276" w:lineRule="auto"/>
+              <w:jc w:val="left"/>
+            </w:pPr>
+            <w:r>
+              <w:rPr>
+                <w:rFonts w:ascii="Times New Roman" w:hAnsi="Times New Roman"/>
+                <w:color w:val="000000"/>
+                <w:sz w:val="24"/>
+              </w:rPr>
+              <w:t>Bounded: 70 to 230 mmHg</w:t>
+            </w:r>
+          </w:p>
+        </w:tc>
+      </w:tr>
+      <w:tr>
+        <w:trPr>
+          <w:cantSplit/>
+        </w:trPr>
+        <w:tc>
+          <w:tcPr>
+            <w:tcW w:type="dxa" w:w="2016"/>
+            <w:shd w:fill="FFFFFF"/>
+            <w:tcMar>
+              <w:top w:w="100" w:type="dxa"/>
+              <w:bottom w:w="100" w:type="dxa"/>
+              <w:left w:w="130" w:type="dxa"/>
+              <w:right w:w="130" w:type="dxa"/>
+            </w:tcMar>
+            <w:tcBorders>
+              <w:top w:val="single" w:sz="6" w:space="0" w:color="000000"/>
+              <w:left w:val="single" w:sz="6" w:space="0" w:color="000000"/>
+              <w:bottom w:val="single" w:sz="6" w:space="0" w:color="000000"/>
+              <w:right w:val="single" w:sz="6" w:space="0" w:color="000000"/>
+            </w:tcBorders>
+          </w:tcPr>
+          <w:p>
+            <w:pPr>
+              <w:spacing w:after="0" w:line="276" w:lineRule="auto"/>
+              <w:jc w:val="left"/>
+            </w:pPr>
+            <w:r>
+              <w:rPr>
+                <w:rFonts w:ascii="Times New Roman" w:hAnsi="Times New Roman"/>
+                <w:color w:val="000000"/>
+                <w:sz w:val="24"/>
               </w:rPr>
               <w:t>readmitted_30d</w:t>
             </w:r>
@@ -2119,25 +3517,30 @@
         <w:tc>
           <w:tcPr>
             <w:tcW w:type="dxa" w:w="1584"/>
-            <w:shd w:fill="F2F2F2"/>
+            <w:shd w:fill="FFFFFF"/>
+            <w:tcMar>
+              <w:top w:w="100" w:type="dxa"/>
+              <w:bottom w:w="100" w:type="dxa"/>
+              <w:left w:w="130" w:type="dxa"/>
+              <w:right w:w="130" w:type="dxa"/>
+            </w:tcMar>
             <w:tcBorders>
-              <w:top w:val="single" w:sz="4" w:space="0" w:color="CCCCCC"/>
-              <w:left w:val="none" w:sz="4" w:space="0" w:color="CCCCCC"/>
-              <w:bottom w:val="single" w:sz="4" w:space="0" w:color="CCCCCC"/>
-              <w:right w:val="none" w:sz="4" w:space="0" w:color="CCCCCC"/>
+              <w:top w:val="single" w:sz="6" w:space="0" w:color="000000"/>
+              <w:left w:val="single" w:sz="6" w:space="0" w:color="000000"/>
+              <w:bottom w:val="single" w:sz="6" w:space="0" w:color="000000"/>
+              <w:right w:val="single" w:sz="6" w:space="0" w:color="000000"/>
             </w:tcBorders>
-            <w:tcMar>
-              <w:top w:w="80" w:type="dxa"/>
-              <w:bottom w:w="80" w:type="dxa"/>
-              <w:left w:w="150" w:type="dxa"/>
-              <w:right w:w="150" w:type="dxa"/>
-            </w:tcMar>
           </w:tcPr>
           <w:p>
+            <w:pPr>
+              <w:spacing w:after="0" w:line="276" w:lineRule="auto"/>
+              <w:jc w:val="left"/>
+            </w:pPr>
             <w:r>
               <w:rPr>
                 <w:rFonts w:ascii="Times New Roman" w:hAnsi="Times New Roman"/>
-                <w:sz w:val="21"/>
+                <w:color w:val="000000"/>
+                <w:sz w:val="24"/>
               </w:rPr>
               <w:t>Binary (0/1)</w:t>
             </w:r>
@@ -2145,28 +3548,97 @@
         </w:tc>
         <w:tc>
           <w:tcPr>
-            <w:tcW w:type="dxa" w:w="4032"/>
-            <w:shd w:fill="F2F2F2"/>
+            <w:tcW w:type="dxa" w:w="1872"/>
+            <w:shd w:fill="FFFFFF"/>
+            <w:tcMar>
+              <w:top w:w="100" w:type="dxa"/>
+              <w:bottom w:w="100" w:type="dxa"/>
+              <w:left w:w="130" w:type="dxa"/>
+              <w:right w:w="130" w:type="dxa"/>
+            </w:tcMar>
             <w:tcBorders>
-              <w:top w:val="single" w:sz="4" w:space="0" w:color="CCCCCC"/>
-              <w:left w:val="none" w:sz="4" w:space="0" w:color="CCCCCC"/>
-              <w:bottom w:val="single" w:sz="4" w:space="0" w:color="CCCCCC"/>
-              <w:right w:val="none" w:sz="4" w:space="0" w:color="CCCCCC"/>
+              <w:top w:val="single" w:sz="6" w:space="0" w:color="000000"/>
+              <w:left w:val="single" w:sz="6" w:space="0" w:color="000000"/>
+              <w:bottom w:val="single" w:sz="6" w:space="0" w:color="000000"/>
+              <w:right w:val="single" w:sz="6" w:space="0" w:color="000000"/>
             </w:tcBorders>
-            <w:tcMar>
-              <w:top w:w="80" w:type="dxa"/>
-              <w:bottom w:w="80" w:type="dxa"/>
-              <w:left w:w="150" w:type="dxa"/>
-              <w:right w:w="150" w:type="dxa"/>
-            </w:tcMar>
           </w:tcPr>
           <w:p>
+            <w:pPr>
+              <w:spacing w:after="0" w:line="276" w:lineRule="auto"/>
+              <w:jc w:val="left"/>
+            </w:pPr>
             <w:r>
               <w:rPr>
                 <w:rFonts w:ascii="Times New Roman" w:hAnsi="Times New Roman"/>
-                <w:sz w:val="21"/>
+                <w:color w:val="000000"/>
+                <w:sz w:val="24"/>
               </w:rPr>
-              <w:t>Unplanned acute readmission within 30 days of discharge</w:t>
+              <w:t>CMS HRRP Metric</w:t>
+            </w:r>
+          </w:p>
+        </w:tc>
+        <w:tc>
+          <w:tcPr>
+            <w:tcW w:type="dxa" w:w="2592"/>
+            <w:shd w:fill="FFFFFF"/>
+            <w:tcMar>
+              <w:top w:w="100" w:type="dxa"/>
+              <w:bottom w:w="100" w:type="dxa"/>
+              <w:left w:w="130" w:type="dxa"/>
+              <w:right w:w="130" w:type="dxa"/>
+            </w:tcMar>
+            <w:tcBorders>
+              <w:top w:val="single" w:sz="6" w:space="0" w:color="000000"/>
+              <w:left w:val="single" w:sz="6" w:space="0" w:color="000000"/>
+              <w:bottom w:val="single" w:sz="6" w:space="0" w:color="000000"/>
+              <w:right w:val="single" w:sz="6" w:space="0" w:color="000000"/>
+            </w:tcBorders>
+          </w:tcPr>
+          <w:p>
+            <w:pPr>
+              <w:spacing w:after="0" w:line="276" w:lineRule="auto"/>
+              <w:jc w:val="left"/>
+            </w:pPr>
+            <w:r>
+              <w:rPr>
+                <w:rFonts w:ascii="Times New Roman" w:hAnsi="Times New Roman"/>
+                <w:color w:val="000000"/>
+                <w:sz w:val="24"/>
+              </w:rPr>
+              <w:t>Unplanned acute inpatient readmission within 30 days</w:t>
+            </w:r>
+          </w:p>
+        </w:tc>
+        <w:tc>
+          <w:tcPr>
+            <w:tcW w:type="dxa" w:w="1728"/>
+            <w:shd w:fill="FFFFFF"/>
+            <w:tcMar>
+              <w:top w:w="100" w:type="dxa"/>
+              <w:bottom w:w="100" w:type="dxa"/>
+              <w:left w:w="130" w:type="dxa"/>
+              <w:right w:w="130" w:type="dxa"/>
+            </w:tcMar>
+            <w:tcBorders>
+              <w:top w:val="single" w:sz="6" w:space="0" w:color="000000"/>
+              <w:left w:val="single" w:sz="6" w:space="0" w:color="000000"/>
+              <w:bottom w:val="single" w:sz="6" w:space="0" w:color="000000"/>
+              <w:right w:val="single" w:sz="6" w:space="0" w:color="000000"/>
+            </w:tcBorders>
+          </w:tcPr>
+          <w:p>
+            <w:pPr>
+              <w:spacing w:after="0" w:line="276" w:lineRule="auto"/>
+              <w:jc w:val="left"/>
+            </w:pPr>
+            <w:r>
+              <w:rPr>
+                <w:rFonts w:ascii="Times New Roman" w:hAnsi="Times New Roman"/>
+                <w:color w:val="000000"/>
+                <w:sz w:val="24"/>
+              </w:rPr>
+              <w:t>Values: 0 (No), 1 (Yes)</w:t>
             </w:r>
           </w:p>
         </w:tc>
@@ -2174,235 +3646,2136 @@
     </w:tbl>
     <w:p>
       <w:pPr>
-        <w:spacing w:after="120"/>
-      </w:pPr>
-    </w:p>
-    <w:p>
-      <w:pPr>
         <w:keepNext/>
-        <w:spacing w:before="280" w:after="80"/>
+        <w:pageBreakBefore/>
+        <w:widowControl/>
+        <w:spacing w:before="320" w:after="100"/>
       </w:pPr>
       <w:r>
         <w:rPr>
           <w:rFonts w:ascii="Times New Roman" w:hAnsi="Times New Roman"/>
           <w:b/>
-          <w:color w:val="002060"/>
-          <w:sz w:val="30"/>
+          <w:color w:val="000000"/>
+          <w:sz w:val="36"/>
         </w:rPr>
-        <w:t>4. Healthcare Data Quality Assurance Framework</w:t>
+        <w:t>4. Kahn Harmonized Healthcare Data Quality Framework</w:t>
       </w:r>
     </w:p>
     <w:p>
       <w:pPr>
-        <w:spacing w:line="276" w:lineRule="auto" w:after="120"/>
+        <w:keepNext/>
+        <w:widowControl/>
+        <w:spacing w:before="0" w:after="100" w:line="276" w:lineRule="auto"/>
       </w:pPr>
       <w:r>
         <w:rPr>
           <w:rFonts w:ascii="Times New Roman" w:hAnsi="Times New Roman"/>
+          <w:color w:val="000000"/>
           <w:sz w:val="24"/>
         </w:rPr>
-        <w:t>Healthcare data is notoriously messy, subject to clinician documentation variability, automated telemetry dropouts, and coding discrepancies. We adopt the Kahn Harmonized Data Quality Framework, which evaluates data across four essential dimensions:</w:t>
+        <w:t>Healthcare data is prone to recording noise, documentation omissions, and system integration dropouts. To guarantee technical and clinical validity, we adopt the Kahn Harmonized Data Quality Framework (Kahn et al., 2016), evaluating our clinical pipeline across four rigorous dimensions:</w:t>
+      </w:r>
+    </w:p>
+    <w:tbl>
+      <w:tblPr>
+        <w:tblW w:type="auto" w:w="0"/>
+        <w:jc w:val="center"/>
+        <w:tblLook w:firstColumn="1" w:firstRow="1" w:lastColumn="0" w:lastRow="0" w:noHBand="0" w:noVBand="1" w:val="04A0"/>
+      </w:tblPr>
+      <w:tblGrid>
+        <w:gridCol w:w="2448"/>
+        <w:gridCol w:w="2448"/>
+        <w:gridCol w:w="2448"/>
+        <w:gridCol w:w="2448"/>
+      </w:tblGrid>
+      <w:tr>
+        <w:trPr>
+          <w:tblHeader/>
+          <w:cantSplit/>
+        </w:trPr>
+        <w:tc>
+          <w:tcPr>
+            <w:tcW w:type="dxa" w:w="1872"/>
+            <w:shd w:fill="FFFFFF"/>
+            <w:tcMar>
+              <w:top w:w="120" w:type="dxa"/>
+              <w:bottom w:w="120" w:type="dxa"/>
+              <w:left w:w="130" w:type="dxa"/>
+              <w:right w:w="130" w:type="dxa"/>
+            </w:tcMar>
+            <w:tcBorders>
+              <w:top w:val="single" w:sz="12" w:space="0" w:color="000000"/>
+              <w:left w:val="single" w:sz="6" w:space="0" w:color="000000"/>
+              <w:bottom w:val="single" w:sz="16" w:space="0" w:color="000000"/>
+              <w:right w:val="single" w:sz="6" w:space="0" w:color="000000"/>
+            </w:tcBorders>
+          </w:tcPr>
+          <w:p>
+            <w:pPr>
+              <w:spacing w:after="0"/>
+              <w:jc w:val="left"/>
+            </w:pPr>
+            <w:r>
+              <w:rPr>
+                <w:rFonts w:ascii="Times New Roman" w:hAnsi="Times New Roman"/>
+                <w:b/>
+                <w:color w:val="000000"/>
+                <w:sz w:val="25"/>
+              </w:rPr>
+              <w:t>Kahn Quality Dimension</w:t>
+            </w:r>
+          </w:p>
+        </w:tc>
+        <w:tc>
+          <w:tcPr>
+            <w:tcW w:type="dxa" w:w="2592"/>
+            <w:shd w:fill="FFFFFF"/>
+            <w:tcMar>
+              <w:top w:w="120" w:type="dxa"/>
+              <w:bottom w:w="120" w:type="dxa"/>
+              <w:left w:w="130" w:type="dxa"/>
+              <w:right w:w="130" w:type="dxa"/>
+            </w:tcMar>
+            <w:tcBorders>
+              <w:top w:val="single" w:sz="12" w:space="0" w:color="000000"/>
+              <w:left w:val="single" w:sz="6" w:space="0" w:color="000000"/>
+              <w:bottom w:val="single" w:sz="16" w:space="0" w:color="000000"/>
+              <w:right w:val="single" w:sz="6" w:space="0" w:color="000000"/>
+            </w:tcBorders>
+          </w:tcPr>
+          <w:p>
+            <w:pPr>
+              <w:spacing w:after="0"/>
+              <w:jc w:val="left"/>
+            </w:pPr>
+            <w:r>
+              <w:rPr>
+                <w:rFonts w:ascii="Times New Roman" w:hAnsi="Times New Roman"/>
+                <w:b/>
+                <w:color w:val="000000"/>
+                <w:sz w:val="25"/>
+              </w:rPr>
+              <w:t>Operational Definition in Clinical Pipeline</w:t>
+            </w:r>
+          </w:p>
+        </w:tc>
+        <w:tc>
+          <w:tcPr>
+            <w:tcW w:type="dxa" w:w="2736"/>
+            <w:shd w:fill="FFFFFF"/>
+            <w:tcMar>
+              <w:top w:w="120" w:type="dxa"/>
+              <w:bottom w:w="120" w:type="dxa"/>
+              <w:left w:w="130" w:type="dxa"/>
+              <w:right w:w="130" w:type="dxa"/>
+            </w:tcMar>
+            <w:tcBorders>
+              <w:top w:val="single" w:sz="12" w:space="0" w:color="000000"/>
+              <w:left w:val="single" w:sz="6" w:space="0" w:color="000000"/>
+              <w:bottom w:val="single" w:sz="16" w:space="0" w:color="000000"/>
+              <w:right w:val="single" w:sz="6" w:space="0" w:color="000000"/>
+            </w:tcBorders>
+          </w:tcPr>
+          <w:p>
+            <w:pPr>
+              <w:spacing w:after="0"/>
+              <w:jc w:val="left"/>
+            </w:pPr>
+            <w:r>
+              <w:rPr>
+                <w:rFonts w:ascii="Times New Roman" w:hAnsi="Times New Roman"/>
+                <w:b/>
+                <w:color w:val="000000"/>
+                <w:sz w:val="25"/>
+              </w:rPr>
+              <w:t>Verification Protocol &amp; Algorithmic Rule</w:t>
+            </w:r>
+          </w:p>
+        </w:tc>
+        <w:tc>
+          <w:tcPr>
+            <w:tcW w:type="dxa" w:w="2592"/>
+            <w:shd w:fill="FFFFFF"/>
+            <w:tcMar>
+              <w:top w:w="120" w:type="dxa"/>
+              <w:bottom w:w="120" w:type="dxa"/>
+              <w:left w:w="130" w:type="dxa"/>
+              <w:right w:w="130" w:type="dxa"/>
+            </w:tcMar>
+            <w:tcBorders>
+              <w:top w:val="single" w:sz="12" w:space="0" w:color="000000"/>
+              <w:left w:val="single" w:sz="6" w:space="0" w:color="000000"/>
+              <w:bottom w:val="single" w:sz="16" w:space="0" w:color="000000"/>
+              <w:right w:val="single" w:sz="6" w:space="0" w:color="000000"/>
+            </w:tcBorders>
+          </w:tcPr>
+          <w:p>
+            <w:pPr>
+              <w:spacing w:after="0"/>
+              <w:jc w:val="left"/>
+            </w:pPr>
+            <w:r>
+              <w:rPr>
+                <w:rFonts w:ascii="Times New Roman" w:hAnsi="Times New Roman"/>
+                <w:b/>
+                <w:color w:val="000000"/>
+                <w:sz w:val="25"/>
+              </w:rPr>
+              <w:t>Remediation Action if Threshold Failed</w:t>
+            </w:r>
+          </w:p>
+        </w:tc>
+      </w:tr>
+      <w:tr>
+        <w:trPr>
+          <w:cantSplit/>
+        </w:trPr>
+        <w:tc>
+          <w:tcPr>
+            <w:tcW w:type="dxa" w:w="1872"/>
+            <w:shd w:fill="FFFFFF"/>
+            <w:tcMar>
+              <w:top w:w="100" w:type="dxa"/>
+              <w:bottom w:w="100" w:type="dxa"/>
+              <w:left w:w="130" w:type="dxa"/>
+              <w:right w:w="130" w:type="dxa"/>
+            </w:tcMar>
+            <w:tcBorders>
+              <w:top w:val="single" w:sz="6" w:space="0" w:color="000000"/>
+              <w:left w:val="single" w:sz="6" w:space="0" w:color="000000"/>
+              <w:bottom w:val="single" w:sz="6" w:space="0" w:color="000000"/>
+              <w:right w:val="single" w:sz="6" w:space="0" w:color="000000"/>
+            </w:tcBorders>
+          </w:tcPr>
+          <w:p>
+            <w:pPr>
+              <w:spacing w:after="0" w:line="276" w:lineRule="auto"/>
+              <w:jc w:val="left"/>
+            </w:pPr>
+            <w:r>
+              <w:rPr>
+                <w:rFonts w:ascii="Times New Roman" w:hAnsi="Times New Roman"/>
+                <w:color w:val="000000"/>
+                <w:sz w:val="24"/>
+              </w:rPr>
+              <w:t>Completeness</w:t>
+            </w:r>
+          </w:p>
+        </w:tc>
+        <w:tc>
+          <w:tcPr>
+            <w:tcW w:type="dxa" w:w="2592"/>
+            <w:shd w:fill="FFFFFF"/>
+            <w:tcMar>
+              <w:top w:w="100" w:type="dxa"/>
+              <w:bottom w:w="100" w:type="dxa"/>
+              <w:left w:w="130" w:type="dxa"/>
+              <w:right w:w="130" w:type="dxa"/>
+            </w:tcMar>
+            <w:tcBorders>
+              <w:top w:val="single" w:sz="6" w:space="0" w:color="000000"/>
+              <w:left w:val="single" w:sz="6" w:space="0" w:color="000000"/>
+              <w:bottom w:val="single" w:sz="6" w:space="0" w:color="000000"/>
+              <w:right w:val="single" w:sz="6" w:space="0" w:color="000000"/>
+            </w:tcBorders>
+          </w:tcPr>
+          <w:p>
+            <w:pPr>
+              <w:spacing w:after="0" w:line="276" w:lineRule="auto"/>
+              <w:jc w:val="left"/>
+            </w:pPr>
+            <w:r>
+              <w:rPr>
+                <w:rFonts w:ascii="Times New Roman" w:hAnsi="Times New Roman"/>
+                <w:color w:val="000000"/>
+                <w:sz w:val="24"/>
+              </w:rPr>
+              <w:t>Assessment of missing data values across all required encounter attributes.</w:t>
+            </w:r>
+          </w:p>
+        </w:tc>
+        <w:tc>
+          <w:tcPr>
+            <w:tcW w:type="dxa" w:w="2736"/>
+            <w:shd w:fill="FFFFFF"/>
+            <w:tcMar>
+              <w:top w:w="100" w:type="dxa"/>
+              <w:bottom w:w="100" w:type="dxa"/>
+              <w:left w:w="130" w:type="dxa"/>
+              <w:right w:w="130" w:type="dxa"/>
+            </w:tcMar>
+            <w:tcBorders>
+              <w:top w:val="single" w:sz="6" w:space="0" w:color="000000"/>
+              <w:left w:val="single" w:sz="6" w:space="0" w:color="000000"/>
+              <w:bottom w:val="single" w:sz="6" w:space="0" w:color="000000"/>
+              <w:right w:val="single" w:sz="6" w:space="0" w:color="000000"/>
+            </w:tcBorders>
+          </w:tcPr>
+          <w:p>
+            <w:pPr>
+              <w:spacing w:after="0" w:line="276" w:lineRule="auto"/>
+              <w:jc w:val="left"/>
+            </w:pPr>
+            <w:r>
+              <w:rPr>
+                <w:rFonts w:ascii="Times New Roman" w:hAnsi="Times New Roman"/>
+                <w:color w:val="000000"/>
+                <w:sz w:val="24"/>
+              </w:rPr>
+              <w:t>Flag columns exceeding 5% missingness. Mandatory 100% presence for patient_id, dates, and readmitted_30d.</w:t>
+            </w:r>
+          </w:p>
+        </w:tc>
+        <w:tc>
+          <w:tcPr>
+            <w:tcW w:type="dxa" w:w="2592"/>
+            <w:shd w:fill="FFFFFF"/>
+            <w:tcMar>
+              <w:top w:w="100" w:type="dxa"/>
+              <w:bottom w:w="100" w:type="dxa"/>
+              <w:left w:w="130" w:type="dxa"/>
+              <w:right w:w="130" w:type="dxa"/>
+            </w:tcMar>
+            <w:tcBorders>
+              <w:top w:val="single" w:sz="6" w:space="0" w:color="000000"/>
+              <w:left w:val="single" w:sz="6" w:space="0" w:color="000000"/>
+              <w:bottom w:val="single" w:sz="6" w:space="0" w:color="000000"/>
+              <w:right w:val="single" w:sz="6" w:space="0" w:color="000000"/>
+            </w:tcBorders>
+          </w:tcPr>
+          <w:p>
+            <w:pPr>
+              <w:spacing w:after="0" w:line="276" w:lineRule="auto"/>
+              <w:jc w:val="left"/>
+            </w:pPr>
+            <w:r>
+              <w:rPr>
+                <w:rFonts w:ascii="Times New Roman" w:hAnsi="Times New Roman"/>
+                <w:color w:val="000000"/>
+                <w:sz w:val="24"/>
+              </w:rPr>
+              <w:t>Impute continuous lab features via KNN; reject encounters missing primary outcome or admission type.</w:t>
+            </w:r>
+          </w:p>
+        </w:tc>
+      </w:tr>
+      <w:tr>
+        <w:trPr>
+          <w:cantSplit/>
+        </w:trPr>
+        <w:tc>
+          <w:tcPr>
+            <w:tcW w:type="dxa" w:w="1872"/>
+            <w:shd w:fill="FFFFFF"/>
+            <w:tcMar>
+              <w:top w:w="100" w:type="dxa"/>
+              <w:bottom w:w="100" w:type="dxa"/>
+              <w:left w:w="130" w:type="dxa"/>
+              <w:right w:w="130" w:type="dxa"/>
+            </w:tcMar>
+            <w:tcBorders>
+              <w:top w:val="single" w:sz="6" w:space="0" w:color="000000"/>
+              <w:left w:val="single" w:sz="6" w:space="0" w:color="000000"/>
+              <w:bottom w:val="single" w:sz="6" w:space="0" w:color="000000"/>
+              <w:right w:val="single" w:sz="6" w:space="0" w:color="000000"/>
+            </w:tcBorders>
+          </w:tcPr>
+          <w:p>
+            <w:pPr>
+              <w:spacing w:after="0" w:line="276" w:lineRule="auto"/>
+              <w:jc w:val="left"/>
+            </w:pPr>
+            <w:r>
+              <w:rPr>
+                <w:rFonts w:ascii="Times New Roman" w:hAnsi="Times New Roman"/>
+                <w:color w:val="000000"/>
+                <w:sz w:val="24"/>
+              </w:rPr>
+              <w:t>Conformance</w:t>
+            </w:r>
+          </w:p>
+        </w:tc>
+        <w:tc>
+          <w:tcPr>
+            <w:tcW w:type="dxa" w:w="2592"/>
+            <w:shd w:fill="FFFFFF"/>
+            <w:tcMar>
+              <w:top w:w="100" w:type="dxa"/>
+              <w:bottom w:w="100" w:type="dxa"/>
+              <w:left w:w="130" w:type="dxa"/>
+              <w:right w:w="130" w:type="dxa"/>
+            </w:tcMar>
+            <w:tcBorders>
+              <w:top w:val="single" w:sz="6" w:space="0" w:color="000000"/>
+              <w:left w:val="single" w:sz="6" w:space="0" w:color="000000"/>
+              <w:bottom w:val="single" w:sz="6" w:space="0" w:color="000000"/>
+              <w:right w:val="single" w:sz="6" w:space="0" w:color="000000"/>
+            </w:tcBorders>
+          </w:tcPr>
+          <w:p>
+            <w:pPr>
+              <w:spacing w:after="0" w:line="276" w:lineRule="auto"/>
+              <w:jc w:val="left"/>
+            </w:pPr>
+            <w:r>
+              <w:rPr>
+                <w:rFonts w:ascii="Times New Roman" w:hAnsi="Times New Roman"/>
+                <w:color w:val="000000"/>
+                <w:sz w:val="24"/>
+              </w:rPr>
+              <w:t>Adherence of clinical attributes to medical terminologies and data models.</w:t>
+            </w:r>
+          </w:p>
+        </w:tc>
+        <w:tc>
+          <w:tcPr>
+            <w:tcW w:type="dxa" w:w="2736"/>
+            <w:shd w:fill="FFFFFF"/>
+            <w:tcMar>
+              <w:top w:w="100" w:type="dxa"/>
+              <w:bottom w:w="100" w:type="dxa"/>
+              <w:left w:w="130" w:type="dxa"/>
+              <w:right w:w="130" w:type="dxa"/>
+            </w:tcMar>
+            <w:tcBorders>
+              <w:top w:val="single" w:sz="6" w:space="0" w:color="000000"/>
+              <w:left w:val="single" w:sz="6" w:space="0" w:color="000000"/>
+              <w:bottom w:val="single" w:sz="6" w:space="0" w:color="000000"/>
+              <w:right w:val="single" w:sz="6" w:space="0" w:color="000000"/>
+            </w:tcBorders>
+          </w:tcPr>
+          <w:p>
+            <w:pPr>
+              <w:spacing w:after="0" w:line="276" w:lineRule="auto"/>
+              <w:jc w:val="left"/>
+            </w:pPr>
+            <w:r>
+              <w:rPr>
+                <w:rFonts w:ascii="Times New Roman" w:hAnsi="Times New Roman"/>
+                <w:color w:val="000000"/>
+                <w:sz w:val="24"/>
+              </w:rPr>
+              <w:t>Verify diagnoses map to ICD-10-CM, lab tests to LOINC codes, and values conform to target data types.</w:t>
+            </w:r>
+          </w:p>
+        </w:tc>
+        <w:tc>
+          <w:tcPr>
+            <w:tcW w:type="dxa" w:w="2592"/>
+            <w:shd w:fill="FFFFFF"/>
+            <w:tcMar>
+              <w:top w:w="100" w:type="dxa"/>
+              <w:bottom w:w="100" w:type="dxa"/>
+              <w:left w:w="130" w:type="dxa"/>
+              <w:right w:w="130" w:type="dxa"/>
+            </w:tcMar>
+            <w:tcBorders>
+              <w:top w:val="single" w:sz="6" w:space="0" w:color="000000"/>
+              <w:left w:val="single" w:sz="6" w:space="0" w:color="000000"/>
+              <w:bottom w:val="single" w:sz="6" w:space="0" w:color="000000"/>
+              <w:right w:val="single" w:sz="6" w:space="0" w:color="000000"/>
+            </w:tcBorders>
+          </w:tcPr>
+          <w:p>
+            <w:pPr>
+              <w:spacing w:after="0" w:line="276" w:lineRule="auto"/>
+              <w:jc w:val="left"/>
+            </w:pPr>
+            <w:r>
+              <w:rPr>
+                <w:rFonts w:ascii="Times New Roman" w:hAnsi="Times New Roman"/>
+                <w:color w:val="000000"/>
+                <w:sz w:val="24"/>
+              </w:rPr>
+              <w:t>Automated translation lookups; reject unmapped non-standard clinical free-text strings.</w:t>
+            </w:r>
+          </w:p>
+        </w:tc>
+      </w:tr>
+      <w:tr>
+        <w:trPr>
+          <w:cantSplit/>
+        </w:trPr>
+        <w:tc>
+          <w:tcPr>
+            <w:tcW w:type="dxa" w:w="1872"/>
+            <w:shd w:fill="FFFFFF"/>
+            <w:tcMar>
+              <w:top w:w="100" w:type="dxa"/>
+              <w:bottom w:w="100" w:type="dxa"/>
+              <w:left w:w="130" w:type="dxa"/>
+              <w:right w:w="130" w:type="dxa"/>
+            </w:tcMar>
+            <w:tcBorders>
+              <w:top w:val="single" w:sz="6" w:space="0" w:color="000000"/>
+              <w:left w:val="single" w:sz="6" w:space="0" w:color="000000"/>
+              <w:bottom w:val="single" w:sz="6" w:space="0" w:color="000000"/>
+              <w:right w:val="single" w:sz="6" w:space="0" w:color="000000"/>
+            </w:tcBorders>
+          </w:tcPr>
+          <w:p>
+            <w:pPr>
+              <w:spacing w:after="0" w:line="276" w:lineRule="auto"/>
+              <w:jc w:val="left"/>
+            </w:pPr>
+            <w:r>
+              <w:rPr>
+                <w:rFonts w:ascii="Times New Roman" w:hAnsi="Times New Roman"/>
+                <w:color w:val="000000"/>
+                <w:sz w:val="24"/>
+              </w:rPr>
+              <w:t>Plausibility</w:t>
+            </w:r>
+          </w:p>
+        </w:tc>
+        <w:tc>
+          <w:tcPr>
+            <w:tcW w:type="dxa" w:w="2592"/>
+            <w:shd w:fill="FFFFFF"/>
+            <w:tcMar>
+              <w:top w:w="100" w:type="dxa"/>
+              <w:bottom w:w="100" w:type="dxa"/>
+              <w:left w:w="130" w:type="dxa"/>
+              <w:right w:w="130" w:type="dxa"/>
+            </w:tcMar>
+            <w:tcBorders>
+              <w:top w:val="single" w:sz="6" w:space="0" w:color="000000"/>
+              <w:left w:val="single" w:sz="6" w:space="0" w:color="000000"/>
+              <w:bottom w:val="single" w:sz="6" w:space="0" w:color="000000"/>
+              <w:right w:val="single" w:sz="6" w:space="0" w:color="000000"/>
+            </w:tcBorders>
+          </w:tcPr>
+          <w:p>
+            <w:pPr>
+              <w:spacing w:after="0" w:line="276" w:lineRule="auto"/>
+              <w:jc w:val="left"/>
+            </w:pPr>
+            <w:r>
+              <w:rPr>
+                <w:rFonts w:ascii="Times New Roman" w:hAnsi="Times New Roman"/>
+                <w:color w:val="000000"/>
+                <w:sz w:val="24"/>
+              </w:rPr>
+              <w:t>Biological, physical, and medical plausibility of clinical values.</w:t>
+            </w:r>
+          </w:p>
+        </w:tc>
+        <w:tc>
+          <w:tcPr>
+            <w:tcW w:type="dxa" w:w="2736"/>
+            <w:shd w:fill="FFFFFF"/>
+            <w:tcMar>
+              <w:top w:w="100" w:type="dxa"/>
+              <w:bottom w:w="100" w:type="dxa"/>
+              <w:left w:w="130" w:type="dxa"/>
+              <w:right w:w="130" w:type="dxa"/>
+            </w:tcMar>
+            <w:tcBorders>
+              <w:top w:val="single" w:sz="6" w:space="0" w:color="000000"/>
+              <w:left w:val="single" w:sz="6" w:space="0" w:color="000000"/>
+              <w:bottom w:val="single" w:sz="6" w:space="0" w:color="000000"/>
+              <w:right w:val="single" w:sz="6" w:space="0" w:color="000000"/>
+            </w:tcBorders>
+          </w:tcPr>
+          <w:p>
+            <w:pPr>
+              <w:spacing w:after="0" w:line="276" w:lineRule="auto"/>
+              <w:jc w:val="left"/>
+            </w:pPr>
+            <w:r>
+              <w:rPr>
+                <w:rFonts w:ascii="Times New Roman" w:hAnsi="Times New Roman"/>
+                <w:color w:val="000000"/>
+                <w:sz w:val="24"/>
+              </w:rPr>
+              <w:t>Cross-reference observations against physiological limits (e.g., serum creatinine between 0.4 and 12.0 mg/dL).</w:t>
+            </w:r>
+          </w:p>
+        </w:tc>
+        <w:tc>
+          <w:tcPr>
+            <w:tcW w:type="dxa" w:w="2592"/>
+            <w:shd w:fill="FFFFFF"/>
+            <w:tcMar>
+              <w:top w:w="100" w:type="dxa"/>
+              <w:bottom w:w="100" w:type="dxa"/>
+              <w:left w:w="130" w:type="dxa"/>
+              <w:right w:w="130" w:type="dxa"/>
+            </w:tcMar>
+            <w:tcBorders>
+              <w:top w:val="single" w:sz="6" w:space="0" w:color="000000"/>
+              <w:left w:val="single" w:sz="6" w:space="0" w:color="000000"/>
+              <w:bottom w:val="single" w:sz="6" w:space="0" w:color="000000"/>
+              <w:right w:val="single" w:sz="6" w:space="0" w:color="000000"/>
+            </w:tcBorders>
+          </w:tcPr>
+          <w:p>
+            <w:pPr>
+              <w:spacing w:after="0" w:line="276" w:lineRule="auto"/>
+              <w:jc w:val="left"/>
+            </w:pPr>
+            <w:r>
+              <w:rPr>
+                <w:rFonts w:ascii="Times New Roman" w:hAnsi="Times New Roman"/>
+                <w:color w:val="000000"/>
+                <w:sz w:val="24"/>
+              </w:rPr>
+              <w:t>Truncate extreme sensor artifacts using clinical Winsorization at the 1st and 99th percentiles.</w:t>
+            </w:r>
+          </w:p>
+        </w:tc>
+      </w:tr>
+      <w:tr>
+        <w:trPr>
+          <w:cantSplit/>
+        </w:trPr>
+        <w:tc>
+          <w:tcPr>
+            <w:tcW w:type="dxa" w:w="1872"/>
+            <w:shd w:fill="FFFFFF"/>
+            <w:tcMar>
+              <w:top w:w="100" w:type="dxa"/>
+              <w:bottom w:w="100" w:type="dxa"/>
+              <w:left w:w="130" w:type="dxa"/>
+              <w:right w:w="130" w:type="dxa"/>
+            </w:tcMar>
+            <w:tcBorders>
+              <w:top w:val="single" w:sz="6" w:space="0" w:color="000000"/>
+              <w:left w:val="single" w:sz="6" w:space="0" w:color="000000"/>
+              <w:bottom w:val="single" w:sz="6" w:space="0" w:color="000000"/>
+              <w:right w:val="single" w:sz="6" w:space="0" w:color="000000"/>
+            </w:tcBorders>
+          </w:tcPr>
+          <w:p>
+            <w:pPr>
+              <w:spacing w:after="0" w:line="276" w:lineRule="auto"/>
+              <w:jc w:val="left"/>
+            </w:pPr>
+            <w:r>
+              <w:rPr>
+                <w:rFonts w:ascii="Times New Roman" w:hAnsi="Times New Roman"/>
+                <w:color w:val="000000"/>
+                <w:sz w:val="24"/>
+              </w:rPr>
+              <w:t>Temporal Consistency</w:t>
+            </w:r>
+          </w:p>
+        </w:tc>
+        <w:tc>
+          <w:tcPr>
+            <w:tcW w:type="dxa" w:w="2592"/>
+            <w:shd w:fill="FFFFFF"/>
+            <w:tcMar>
+              <w:top w:w="100" w:type="dxa"/>
+              <w:bottom w:w="100" w:type="dxa"/>
+              <w:left w:w="130" w:type="dxa"/>
+              <w:right w:w="130" w:type="dxa"/>
+            </w:tcMar>
+            <w:tcBorders>
+              <w:top w:val="single" w:sz="6" w:space="0" w:color="000000"/>
+              <w:left w:val="single" w:sz="6" w:space="0" w:color="000000"/>
+              <w:bottom w:val="single" w:sz="6" w:space="0" w:color="000000"/>
+              <w:right w:val="single" w:sz="6" w:space="0" w:color="000000"/>
+            </w:tcBorders>
+          </w:tcPr>
+          <w:p>
+            <w:pPr>
+              <w:spacing w:after="0" w:line="276" w:lineRule="auto"/>
+              <w:jc w:val="left"/>
+            </w:pPr>
+            <w:r>
+              <w:rPr>
+                <w:rFonts w:ascii="Times New Roman" w:hAnsi="Times New Roman"/>
+                <w:color w:val="000000"/>
+                <w:sz w:val="24"/>
+              </w:rPr>
+              <w:t>Logical sequential ordering of clinical events throughout the patient stay.</w:t>
+            </w:r>
+          </w:p>
+        </w:tc>
+        <w:tc>
+          <w:tcPr>
+            <w:tcW w:type="dxa" w:w="2736"/>
+            <w:shd w:fill="FFFFFF"/>
+            <w:tcMar>
+              <w:top w:w="100" w:type="dxa"/>
+              <w:bottom w:w="100" w:type="dxa"/>
+              <w:left w:w="130" w:type="dxa"/>
+              <w:right w:w="130" w:type="dxa"/>
+            </w:tcMar>
+            <w:tcBorders>
+              <w:top w:val="single" w:sz="6" w:space="0" w:color="000000"/>
+              <w:left w:val="single" w:sz="6" w:space="0" w:color="000000"/>
+              <w:bottom w:val="single" w:sz="6" w:space="0" w:color="000000"/>
+              <w:right w:val="single" w:sz="6" w:space="0" w:color="000000"/>
+            </w:tcBorders>
+          </w:tcPr>
+          <w:p>
+            <w:pPr>
+              <w:spacing w:after="0" w:line="276" w:lineRule="auto"/>
+              <w:jc w:val="left"/>
+            </w:pPr>
+            <w:r>
+              <w:rPr>
+                <w:rFonts w:ascii="Times New Roman" w:hAnsi="Times New Roman"/>
+                <w:color w:val="000000"/>
+                <w:sz w:val="24"/>
+              </w:rPr>
+              <w:t>Ensure Admission Date &lt;= Lab Order Date &lt;= Specimen Result Date &lt;= Discharge Date &lt;= Readmission Date.</w:t>
+            </w:r>
+          </w:p>
+        </w:tc>
+        <w:tc>
+          <w:tcPr>
+            <w:tcW w:type="dxa" w:w="2592"/>
+            <w:shd w:fill="FFFFFF"/>
+            <w:tcMar>
+              <w:top w:w="100" w:type="dxa"/>
+              <w:bottom w:w="100" w:type="dxa"/>
+              <w:left w:w="130" w:type="dxa"/>
+              <w:right w:w="130" w:type="dxa"/>
+            </w:tcMar>
+            <w:tcBorders>
+              <w:top w:val="single" w:sz="6" w:space="0" w:color="000000"/>
+              <w:left w:val="single" w:sz="6" w:space="0" w:color="000000"/>
+              <w:bottom w:val="single" w:sz="6" w:space="0" w:color="000000"/>
+              <w:right w:val="single" w:sz="6" w:space="0" w:color="000000"/>
+            </w:tcBorders>
+          </w:tcPr>
+          <w:p>
+            <w:pPr>
+              <w:spacing w:after="0" w:line="276" w:lineRule="auto"/>
+              <w:jc w:val="left"/>
+            </w:pPr>
+            <w:r>
+              <w:rPr>
+                <w:rFonts w:ascii="Times New Roman" w:hAnsi="Times New Roman"/>
+                <w:color w:val="000000"/>
+                <w:sz w:val="24"/>
+              </w:rPr>
+              <w:t>Quarantine out-of-order records for clinical audit review; drop corrupted encounter sequences.</w:t>
+            </w:r>
+          </w:p>
+        </w:tc>
+      </w:tr>
+    </w:tbl>
+    <w:p>
+      <w:pPr>
+        <w:keepNext/>
+        <w:widowControl/>
+        <w:spacing w:before="320" w:after="100"/>
+      </w:pPr>
+      <w:r>
+        <w:rPr>
+          <w:rFonts w:ascii="Times New Roman" w:hAnsi="Times New Roman"/>
+          <w:b/>
+          <w:color w:val="000000"/>
+          <w:sz w:val="36"/>
+        </w:rPr>
+        <w:t>5. Cleansing, Imputation &amp; Harmonization Methodology</w:t>
+      </w:r>
+    </w:p>
+    <w:p>
+      <w:pPr>
+        <w:keepNext/>
+        <w:widowControl/>
+        <w:spacing w:before="0" w:after="100" w:line="276" w:lineRule="auto"/>
+      </w:pPr>
+      <w:r>
+        <w:rPr>
+          <w:rFonts w:ascii="Times New Roman" w:hAnsi="Times New Roman"/>
+          <w:color w:val="000000"/>
+          <w:sz w:val="24"/>
+        </w:rPr>
+        <w:t>The automated Python cleansing pipeline processes raw multi-source extracts through four sequential transformation stages: de-duplication, range filtering, statistical imputation, and categorical standardization.</w:t>
       </w:r>
     </w:p>
     <w:p>
       <w:pPr>
         <w:pStyle w:val="ListBullet"/>
-        <w:spacing w:line="276" w:lineRule="auto" w:after="60"/>
+        <w:keepNext/>
+        <w:spacing w:after="60" w:line="276" w:lineRule="auto"/>
       </w:pPr>
       <w:r>
         <w:rPr>
           <w:rFonts w:ascii="Times New Roman" w:hAnsi="Times New Roman"/>
           <w:b/>
+          <w:color w:val="000000"/>
           <w:sz w:val="24"/>
         </w:rPr>
-        <w:t xml:space="preserve">Completeness: </w:t>
+        <w:t xml:space="preserve">1. Deduplication and Encounter Linking: </w:t>
       </w:r>
       <w:r>
         <w:rPr>
           <w:rFonts w:ascii="Times New Roman" w:hAnsi="Times New Roman"/>
+          <w:color w:val="000000"/>
           <w:sz w:val="24"/>
         </w:rPr>
-        <w:t>Quantifying missingness across required administrative and clinical fields. Zero tolerance for missing target labels or admission dates; controlled imputation for laboratory results.</w:t>
+        <w:t>Resolve duplicate encounter extracts caused by re-transmissions from ADT engines. Retain the most comprehensive clinical snapshot by matching on salted patient_id and admission timestamps.</w:t>
       </w:r>
     </w:p>
     <w:p>
       <w:pPr>
         <w:pStyle w:val="ListBullet"/>
-        <w:spacing w:line="276" w:lineRule="auto" w:after="60"/>
+        <w:keepNext/>
+        <w:spacing w:after="60" w:line="276" w:lineRule="auto"/>
       </w:pPr>
       <w:r>
         <w:rPr>
           <w:rFonts w:ascii="Times New Roman" w:hAnsi="Times New Roman"/>
           <w:b/>
+          <w:color w:val="000000"/>
           <w:sz w:val="24"/>
         </w:rPr>
-        <w:t xml:space="preserve">Conformance: </w:t>
+        <w:t xml:space="preserve">2. Handling Clinical Lab Missingness: </w:t>
       </w:r>
       <w:r>
         <w:rPr>
           <w:rFonts w:ascii="Times New Roman" w:hAnsi="Times New Roman"/>
+          <w:color w:val="000000"/>
           <w:sz w:val="24"/>
         </w:rPr>
-        <w:t>Adherence to standardized healthcare data formats and vocabularies (ICD-10-CM for diagnoses, LOINC for laboratory observations, RxNorm for medications).</w:t>
+        <w:t>Elective patients without acute renal symptoms often lack recorded serum creatinine tests. Naive mean imputation introduces artificial spikes in variance. We apply K-Nearest Neighbors (KNN, k=5) imputation conditioned on patient age, primary diagnosis, and Charlson comorbidity score.</w:t>
       </w:r>
     </w:p>
     <w:p>
       <w:pPr>
         <w:pStyle w:val="ListBullet"/>
-        <w:spacing w:line="276" w:lineRule="auto" w:after="60"/>
+        <w:keepNext/>
+        <w:spacing w:after="60" w:line="276" w:lineRule="auto"/>
       </w:pPr>
       <w:r>
         <w:rPr>
           <w:rFonts w:ascii="Times New Roman" w:hAnsi="Times New Roman"/>
           <w:b/>
+          <w:color w:val="000000"/>
           <w:sz w:val="24"/>
         </w:rPr>
-        <w:t xml:space="preserve">Plausibility: </w:t>
+        <w:t xml:space="preserve">3. Outlier Management via Clinical Winsorization: </w:t>
       </w:r>
       <w:r>
         <w:rPr>
           <w:rFonts w:ascii="Times New Roman" w:hAnsi="Times New Roman"/>
+          <w:color w:val="000000"/>
           <w:sz w:val="24"/>
         </w:rPr>
-        <w:t>Biological and physical validity checking. Ensuring physiological vitals fall within medically survivable thresholds (e.g., blood pressure, serum potassium, heart rate).</w:t>
+        <w:t>Severe physiological readings (such as systolic blood pressure &gt; 230 mmHg or &lt; 70 mmHg) represent acute crises or sensor detachment. Values beyond physiological survivability are capped at the 1st and 99th percentiles rather than discarded, preserving high-acuity risk signals.</w:t>
+      </w:r>
+    </w:p>
+    <w:p>
+      <w:pPr>
+        <w:keepNext/>
+        <w:widowControl/>
+        <w:spacing w:before="240" w:after="80"/>
+      </w:pPr>
+      <w:r>
+        <w:rPr>
+          <w:rFonts w:ascii="Times New Roman" w:hAnsi="Times New Roman"/>
+          <w:b/>
+          <w:color w:val="000000"/>
+          <w:sz w:val="32"/>
+        </w:rPr>
+        <w:t>5.2 Data Ingestion &amp; Quality Cleaning Pipeline Implementation</w:t>
+      </w:r>
+    </w:p>
+    <w:p>
+      <w:pPr>
+        <w:keepNext/>
+        <w:widowControl/>
+        <w:spacing w:before="0" w:after="100" w:line="276" w:lineRule="auto"/>
+      </w:pPr>
+      <w:r>
+        <w:rPr>
+          <w:rFonts w:ascii="Times New Roman" w:hAnsi="Times New Roman"/>
+          <w:color w:val="000000"/>
+          <w:sz w:val="24"/>
+        </w:rPr>
+        <w:t>The core data engineering script executes reproducible schema validation, missingness handling, and clinical de-identification:</w:t>
+      </w:r>
+    </w:p>
+    <w:tbl>
+      <w:tblPr>
+        <w:tblW w:type="auto" w:w="0"/>
+        <w:jc w:val="center"/>
+        <w:tblLook w:firstColumn="1" w:firstRow="1" w:lastColumn="0" w:lastRow="0" w:noHBand="0" w:noVBand="1" w:val="04A0"/>
+      </w:tblPr>
+      <w:tblGrid>
+        <w:gridCol w:w="9792"/>
+      </w:tblGrid>
+      <w:tr>
+        <w:trPr>
+          <w:cantSplit/>
+        </w:trPr>
+        <w:tc>
+          <w:tcPr>
+            <w:tcW w:type="dxa" w:w="9792"/>
+            <w:shd w:fill="FFFFFF"/>
+            <w:tcMar>
+              <w:top w:w="130" w:type="dxa"/>
+              <w:bottom w:w="130" w:type="dxa"/>
+              <w:left w:w="160" w:type="dxa"/>
+              <w:right w:w="160" w:type="dxa"/>
+            </w:tcMar>
+            <w:tcBorders>
+              <w:top w:val="single" w:sz="6" w:space="0" w:color="000000"/>
+              <w:left w:val="single" w:sz="24" w:space="0" w:color="000000"/>
+              <w:bottom w:val="single" w:sz="6" w:space="0" w:color="000000"/>
+              <w:right w:val="single" w:sz="6" w:space="0" w:color="000000"/>
+            </w:tcBorders>
+          </w:tcPr>
+          <w:p>
+            <w:pPr>
+              <w:spacing w:before="60" w:after="60" w:line="276" w:lineRule="auto"/>
+            </w:pPr>
+            <w:r>
+              <w:rPr>
+                <w:rFonts w:ascii="Times New Roman" w:hAnsi="Times New Roman"/>
+                <w:b/>
+                <w:color w:val="000000"/>
+                <w:sz w:val="24"/>
+              </w:rPr>
+              <w:t># Code Implementation: Python / Pandas / Scikit-Learn</w:t>
+              <w:br/>
+            </w:r>
+            <w:r>
+              <w:rPr>
+                <w:rFonts w:ascii="Times New Roman" w:hAnsi="Times New Roman"/>
+                <w:color w:val="000000"/>
+                <w:sz w:val="24"/>
+              </w:rPr>
+              <w:t>import pandas as pd</w:t>
+              <w:br/>
+              <w:t>import numpy as np</w:t>
+              <w:br/>
+              <w:t>from sklearn.impute import KNNImputer</w:t>
+              <w:br/>
+              <w:br/>
+              <w:t>def clean_clinical_cohort(raw_df):</w:t>
+              <w:br/>
+              <w:t xml:space="preserve">    df = raw_df.copy()</w:t>
+              <w:br/>
+              <w:t xml:space="preserve">    # 1. Conformance: Enforce strict data types</w:t>
+              <w:br/>
+              <w:t xml:space="preserve">    df['age'] = pd.to_numeric(df['age'], errors='coerce')</w:t>
+              <w:br/>
+              <w:t xml:space="preserve">    df['length_of_stay_days'] = pd.to_numeric(df['length_of_stay_days'], errors='coerce')</w:t>
+              <w:br/>
+              <w:t xml:space="preserve">    </w:t>
+              <w:br/>
+              <w:t xml:space="preserve">    # 2. Plausibility: Filter extreme physiological artifacts</w:t>
+              <w:br/>
+              <w:t xml:space="preserve">    df = df[(df['age'] &gt;= 18) &amp; (df['age'] &lt;= 95)]</w:t>
+              <w:br/>
+              <w:t xml:space="preserve">    df = df[(df['length_of_stay_days'] &gt;= 1) &amp; (df['length_of_stay_days'] &lt;= 30)]</w:t>
+              <w:br/>
+              <w:t xml:space="preserve">    </w:t>
+              <w:br/>
+              <w:t xml:space="preserve">    # 3. Winsorize continuous laboratory markers</w:t>
+              <w:br/>
+              <w:t xml:space="preserve">    for col in ['serum_creatinine_mg_dl', 'systolic_blood_pressure']:</w:t>
+              <w:br/>
+              <w:t xml:space="preserve">        p1, p99 = np.percentile(df[col].dropna(), [1, 99])</w:t>
+              <w:br/>
+              <w:t xml:space="preserve">        df[col] = np.clip(df[col], p1, p99)</w:t>
+              <w:br/>
+              <w:t xml:space="preserve">        </w:t>
+              <w:br/>
+              <w:t xml:space="preserve">    # 4. Clinically conditioned KNN imputation for missing labs</w:t>
+              <w:br/>
+              <w:t xml:space="preserve">    impute_cols = ['age', 'charlson_comorbidity_count', 'serum_creatinine_mg_dl', 'hba1c_level']</w:t>
+              <w:br/>
+              <w:t xml:space="preserve">    imputer = KNNImputer(n_neighbors=5)</w:t>
+              <w:br/>
+              <w:t xml:space="preserve">    df[impute_cols] = imputer.fit_transform(df[impute_cols])</w:t>
+              <w:br/>
+              <w:t xml:space="preserve">    </w:t>
+              <w:br/>
+              <w:t xml:space="preserve">    return df</w:t>
+            </w:r>
+          </w:p>
+        </w:tc>
+      </w:tr>
+    </w:tbl>
+    <w:p>
+      <w:pPr>
+        <w:keepNext/>
+        <w:widowControl/>
+        <w:spacing w:before="320" w:after="100"/>
+      </w:pPr>
+      <w:r>
+        <w:rPr>
+          <w:rFonts w:ascii="Times New Roman" w:hAnsi="Times New Roman"/>
+          <w:b/>
+          <w:color w:val="000000"/>
+          <w:sz w:val="36"/>
+        </w:rPr>
+        <w:t>6. Regulatory Compliance, HIPAA Safe Harbor &amp; Ethical AI Governance</w:t>
+      </w:r>
+    </w:p>
+    <w:p>
+      <w:pPr>
+        <w:keepNext/>
+        <w:widowControl/>
+        <w:spacing w:before="0" w:after="100" w:line="276" w:lineRule="auto"/>
+      </w:pPr>
+      <w:r>
+        <w:rPr>
+          <w:rFonts w:ascii="Times New Roman" w:hAnsi="Times New Roman"/>
+          <w:color w:val="000000"/>
+          <w:sz w:val="24"/>
+        </w:rPr>
+        <w:t>Because healthcare datasets contain Protected Health Information (PHI), data engineering pipelines must operate within the strict legal boundaries established by the Health Insurance Portability and Accountability Act (HIPAA) Privacy Rule and the European General Data Protection Regulation (GDPR).</w:t>
       </w:r>
     </w:p>
     <w:p>
       <w:pPr>
         <w:pStyle w:val="ListBullet"/>
-        <w:spacing w:line="276" w:lineRule="auto" w:after="60"/>
+        <w:keepNext/>
+        <w:spacing w:after="60" w:line="276" w:lineRule="auto"/>
       </w:pPr>
       <w:r>
         <w:rPr>
           <w:rFonts w:ascii="Times New Roman" w:hAnsi="Times New Roman"/>
           <w:b/>
+          <w:color w:val="000000"/>
           <w:sz w:val="24"/>
         </w:rPr>
-        <w:t xml:space="preserve">Temporal Consistency: </w:t>
+        <w:t xml:space="preserve">HIPAA Safe Harbor De-Identification: </w:t>
       </w:r>
       <w:r>
         <w:rPr>
           <w:rFonts w:ascii="Times New Roman" w:hAnsi="Times New Roman"/>
+          <w:color w:val="000000"/>
           <w:sz w:val="24"/>
         </w:rPr>
-        <w:t>Ensuring logical chronological sequencing: Admission Timestamp &lt; Procedure Timestamp &lt; Discharge Timestamp &lt; Readmission Timestamp.</w:t>
+        <w:t>All 18 designated direct personal identifiers—including patient legal names, home addresses, phone numbers, email addresses, social security numbers, medical record numbers (MRN), and account numbers—are permanently expunged prior to ingestion into the analytical warehouse.</w:t>
+      </w:r>
+    </w:p>
+    <w:p>
+      <w:pPr>
+        <w:pStyle w:val="ListBullet"/>
+        <w:keepNext/>
+        <w:spacing w:after="60" w:line="276" w:lineRule="auto"/>
+      </w:pPr>
+      <w:r>
+        <w:rPr>
+          <w:rFonts w:ascii="Times New Roman" w:hAnsi="Times New Roman"/>
+          <w:b/>
+          <w:color w:val="000000"/>
+          <w:sz w:val="24"/>
+        </w:rPr>
+        <w:t xml:space="preserve">Pseudonymization &amp; Cryptographic Salting: </w:t>
+      </w:r>
+      <w:r>
+        <w:rPr>
+          <w:rFonts w:ascii="Times New Roman" w:hAnsi="Times New Roman"/>
+          <w:color w:val="000000"/>
+          <w:sz w:val="24"/>
+        </w:rPr>
+        <w:t>Patient identifiers are replaced with irreversible SHA-256 hashes combined with an enterprise secret cryptographic salt. This enables longitudinal encounter linkage for repeat admissions while ensuring that unauthorized internal or external parties cannot reverse-engineer patient identities.</w:t>
+      </w:r>
+    </w:p>
+    <w:p>
+      <w:pPr>
+        <w:pStyle w:val="ListBullet"/>
+        <w:keepNext/>
+        <w:spacing w:after="60" w:line="276" w:lineRule="auto"/>
+      </w:pPr>
+      <w:r>
+        <w:rPr>
+          <w:rFonts w:ascii="Times New Roman" w:hAnsi="Times New Roman"/>
+          <w:b/>
+          <w:color w:val="000000"/>
+          <w:sz w:val="24"/>
+        </w:rPr>
+        <w:t xml:space="preserve">Algorithmic Demographic Parity &amp; Fairness: </w:t>
+      </w:r>
+      <w:r>
+        <w:rPr>
+          <w:rFonts w:ascii="Times New Roman" w:hAnsi="Times New Roman"/>
+          <w:color w:val="000000"/>
+          <w:sz w:val="24"/>
+        </w:rPr>
+        <w:t>Prior to model training, the cleaned cohort undergoes a demographic representation audit. Missingness distributions and readmission rates are stratified across biological sex and age brackets (18-44, 45-64, 65-79, 80+) to verify that data cleansing routines do not introduce systematic bias against elderly or vulnerable populations.</w:t>
       </w:r>
     </w:p>
     <w:p>
       <w:pPr>
         <w:keepNext/>
-        <w:spacing w:before="280" w:after="80"/>
+        <w:widowControl/>
+        <w:spacing w:before="320" w:after="100"/>
       </w:pPr>
       <w:r>
         <w:rPr>
           <w:rFonts w:ascii="Times New Roman" w:hAnsi="Times New Roman"/>
           <w:b/>
-          <w:color w:val="002060"/>
-          <w:sz w:val="30"/>
+          <w:color w:val="000000"/>
+          <w:sz w:val="36"/>
         </w:rPr>
-        <w:t>5. Data Cleansing and Harmonization Protocols</w:t>
+        <w:t>7. Execution Roadmap, Quality Assurance Verification &amp; Sign-Off</w:t>
       </w:r>
     </w:p>
     <w:p>
       <w:pPr>
-        <w:spacing w:line="276" w:lineRule="auto" w:after="120"/>
+        <w:keepNext/>
+        <w:widowControl/>
+        <w:spacing w:before="0" w:after="100" w:line="276" w:lineRule="auto"/>
       </w:pPr>
       <w:r>
         <w:rPr>
           <w:rFonts w:ascii="Times New Roman" w:hAnsi="Times New Roman"/>
+          <w:color w:val="000000"/>
           <w:sz w:val="24"/>
         </w:rPr>
-        <w:t>To prepare the raw clinical records for downstream machine learning, an automated Python data-cleaning pipeline was implemented:</w:t>
+        <w:t>The data collection and quality assurance phase concludes with a quantitative quality scorecard summarizing the post-cleansing validation audit across our 10,000-encounter cohort:</w:t>
+      </w:r>
+    </w:p>
+    <w:tbl>
+      <w:tblPr>
+        <w:tblW w:type="auto" w:w="0"/>
+        <w:jc w:val="center"/>
+        <w:tblLook w:firstColumn="1" w:firstRow="1" w:lastColumn="0" w:lastRow="0" w:noHBand="0" w:noVBand="1" w:val="04A0"/>
+      </w:tblPr>
+      <w:tblGrid>
+        <w:gridCol w:w="1958"/>
+        <w:gridCol w:w="1958"/>
+        <w:gridCol w:w="1958"/>
+        <w:gridCol w:w="1958"/>
+        <w:gridCol w:w="1958"/>
+      </w:tblGrid>
+      <w:tr>
+        <w:trPr>
+          <w:tblHeader/>
+          <w:cantSplit/>
+        </w:trPr>
+        <w:tc>
+          <w:tcPr>
+            <w:tcW w:type="dxa" w:w="2304"/>
+            <w:shd w:fill="FFFFFF"/>
+            <w:tcMar>
+              <w:top w:w="120" w:type="dxa"/>
+              <w:bottom w:w="120" w:type="dxa"/>
+              <w:left w:w="130" w:type="dxa"/>
+              <w:right w:w="130" w:type="dxa"/>
+            </w:tcMar>
+            <w:tcBorders>
+              <w:top w:val="single" w:sz="12" w:space="0" w:color="000000"/>
+              <w:left w:val="single" w:sz="6" w:space="0" w:color="000000"/>
+              <w:bottom w:val="single" w:sz="16" w:space="0" w:color="000000"/>
+              <w:right w:val="single" w:sz="6" w:space="0" w:color="000000"/>
+            </w:tcBorders>
+          </w:tcPr>
+          <w:p>
+            <w:pPr>
+              <w:spacing w:after="0"/>
+              <w:jc w:val="left"/>
+            </w:pPr>
+            <w:r>
+              <w:rPr>
+                <w:rFonts w:ascii="Times New Roman" w:hAnsi="Times New Roman"/>
+                <w:b/>
+                <w:color w:val="000000"/>
+                <w:sz w:val="25"/>
+              </w:rPr>
+              <w:t>Audit Metric Category</w:t>
+            </w:r>
+          </w:p>
+        </w:tc>
+        <w:tc>
+          <w:tcPr>
+            <w:tcW w:type="dxa" w:w="2016"/>
+            <w:shd w:fill="FFFFFF"/>
+            <w:tcMar>
+              <w:top w:w="120" w:type="dxa"/>
+              <w:bottom w:w="120" w:type="dxa"/>
+              <w:left w:w="130" w:type="dxa"/>
+              <w:right w:w="130" w:type="dxa"/>
+            </w:tcMar>
+            <w:tcBorders>
+              <w:top w:val="single" w:sz="12" w:space="0" w:color="000000"/>
+              <w:left w:val="single" w:sz="6" w:space="0" w:color="000000"/>
+              <w:bottom w:val="single" w:sz="16" w:space="0" w:color="000000"/>
+              <w:right w:val="single" w:sz="6" w:space="0" w:color="000000"/>
+            </w:tcBorders>
+          </w:tcPr>
+          <w:p>
+            <w:pPr>
+              <w:spacing w:after="0"/>
+              <w:jc w:val="left"/>
+            </w:pPr>
+            <w:r>
+              <w:rPr>
+                <w:rFonts w:ascii="Times New Roman" w:hAnsi="Times New Roman"/>
+                <w:b/>
+                <w:color w:val="000000"/>
+                <w:sz w:val="25"/>
+              </w:rPr>
+              <w:t>Pre-Cleansing Raw Baseline</w:t>
+            </w:r>
+          </w:p>
+        </w:tc>
+        <w:tc>
+          <w:tcPr>
+            <w:tcW w:type="dxa" w:w="2160"/>
+            <w:shd w:fill="FFFFFF"/>
+            <w:tcMar>
+              <w:top w:w="120" w:type="dxa"/>
+              <w:bottom w:w="120" w:type="dxa"/>
+              <w:left w:w="130" w:type="dxa"/>
+              <w:right w:w="130" w:type="dxa"/>
+            </w:tcMar>
+            <w:tcBorders>
+              <w:top w:val="single" w:sz="12" w:space="0" w:color="000000"/>
+              <w:left w:val="single" w:sz="6" w:space="0" w:color="000000"/>
+              <w:bottom w:val="single" w:sz="16" w:space="0" w:color="000000"/>
+              <w:right w:val="single" w:sz="6" w:space="0" w:color="000000"/>
+            </w:tcBorders>
+          </w:tcPr>
+          <w:p>
+            <w:pPr>
+              <w:spacing w:after="0"/>
+              <w:jc w:val="left"/>
+            </w:pPr>
+            <w:r>
+              <w:rPr>
+                <w:rFonts w:ascii="Times New Roman" w:hAnsi="Times New Roman"/>
+                <w:b/>
+                <w:color w:val="000000"/>
+                <w:sz w:val="25"/>
+              </w:rPr>
+              <w:t>Post-Cleansing Clean Cohort</w:t>
+            </w:r>
+          </w:p>
+        </w:tc>
+        <w:tc>
+          <w:tcPr>
+            <w:tcW w:type="dxa" w:w="2016"/>
+            <w:shd w:fill="FFFFFF"/>
+            <w:tcMar>
+              <w:top w:w="120" w:type="dxa"/>
+              <w:bottom w:w="120" w:type="dxa"/>
+              <w:left w:w="130" w:type="dxa"/>
+              <w:right w:w="130" w:type="dxa"/>
+            </w:tcMar>
+            <w:tcBorders>
+              <w:top w:val="single" w:sz="12" w:space="0" w:color="000000"/>
+              <w:left w:val="single" w:sz="6" w:space="0" w:color="000000"/>
+              <w:bottom w:val="single" w:sz="16" w:space="0" w:color="000000"/>
+              <w:right w:val="single" w:sz="6" w:space="0" w:color="000000"/>
+            </w:tcBorders>
+          </w:tcPr>
+          <w:p>
+            <w:pPr>
+              <w:spacing w:after="0"/>
+              <w:jc w:val="left"/>
+            </w:pPr>
+            <w:r>
+              <w:rPr>
+                <w:rFonts w:ascii="Times New Roman" w:hAnsi="Times New Roman"/>
+                <w:b/>
+                <w:color w:val="000000"/>
+                <w:sz w:val="25"/>
+              </w:rPr>
+              <w:t>Quality Acceptance Threshold</w:t>
+            </w:r>
+          </w:p>
+        </w:tc>
+        <w:tc>
+          <w:tcPr>
+            <w:tcW w:type="dxa" w:w="1296"/>
+            <w:shd w:fill="FFFFFF"/>
+            <w:tcMar>
+              <w:top w:w="120" w:type="dxa"/>
+              <w:bottom w:w="120" w:type="dxa"/>
+              <w:left w:w="130" w:type="dxa"/>
+              <w:right w:w="130" w:type="dxa"/>
+            </w:tcMar>
+            <w:tcBorders>
+              <w:top w:val="single" w:sz="12" w:space="0" w:color="000000"/>
+              <w:left w:val="single" w:sz="6" w:space="0" w:color="000000"/>
+              <w:bottom w:val="single" w:sz="16" w:space="0" w:color="000000"/>
+              <w:right w:val="single" w:sz="6" w:space="0" w:color="000000"/>
+            </w:tcBorders>
+          </w:tcPr>
+          <w:p>
+            <w:pPr>
+              <w:spacing w:after="0"/>
+              <w:jc w:val="left"/>
+            </w:pPr>
+            <w:r>
+              <w:rPr>
+                <w:rFonts w:ascii="Times New Roman" w:hAnsi="Times New Roman"/>
+                <w:b/>
+                <w:color w:val="000000"/>
+                <w:sz w:val="25"/>
+              </w:rPr>
+              <w:t>Audit Status</w:t>
+            </w:r>
+          </w:p>
+        </w:tc>
+      </w:tr>
+      <w:tr>
+        <w:trPr>
+          <w:cantSplit/>
+        </w:trPr>
+        <w:tc>
+          <w:tcPr>
+            <w:tcW w:type="dxa" w:w="2304"/>
+            <w:shd w:fill="FFFFFF"/>
+            <w:tcMar>
+              <w:top w:w="100" w:type="dxa"/>
+              <w:bottom w:w="100" w:type="dxa"/>
+              <w:left w:w="130" w:type="dxa"/>
+              <w:right w:w="130" w:type="dxa"/>
+            </w:tcMar>
+            <w:tcBorders>
+              <w:top w:val="single" w:sz="6" w:space="0" w:color="000000"/>
+              <w:left w:val="single" w:sz="6" w:space="0" w:color="000000"/>
+              <w:bottom w:val="single" w:sz="6" w:space="0" w:color="000000"/>
+              <w:right w:val="single" w:sz="6" w:space="0" w:color="000000"/>
+            </w:tcBorders>
+          </w:tcPr>
+          <w:p>
+            <w:pPr>
+              <w:spacing w:after="0" w:line="276" w:lineRule="auto"/>
+              <w:jc w:val="left"/>
+            </w:pPr>
+            <w:r>
+              <w:rPr>
+                <w:rFonts w:ascii="Times New Roman" w:hAnsi="Times New Roman"/>
+                <w:color w:val="000000"/>
+                <w:sz w:val="24"/>
+              </w:rPr>
+              <w:t>Total Valid Patient Encounters</w:t>
+            </w:r>
+          </w:p>
+        </w:tc>
+        <w:tc>
+          <w:tcPr>
+            <w:tcW w:type="dxa" w:w="2016"/>
+            <w:shd w:fill="FFFFFF"/>
+            <w:tcMar>
+              <w:top w:w="100" w:type="dxa"/>
+              <w:bottom w:w="100" w:type="dxa"/>
+              <w:left w:w="130" w:type="dxa"/>
+              <w:right w:w="130" w:type="dxa"/>
+            </w:tcMar>
+            <w:tcBorders>
+              <w:top w:val="single" w:sz="6" w:space="0" w:color="000000"/>
+              <w:left w:val="single" w:sz="6" w:space="0" w:color="000000"/>
+              <w:bottom w:val="single" w:sz="6" w:space="0" w:color="000000"/>
+              <w:right w:val="single" w:sz="6" w:space="0" w:color="000000"/>
+            </w:tcBorders>
+          </w:tcPr>
+          <w:p>
+            <w:pPr>
+              <w:spacing w:after="0" w:line="276" w:lineRule="auto"/>
+              <w:jc w:val="left"/>
+            </w:pPr>
+            <w:r>
+              <w:rPr>
+                <w:rFonts w:ascii="Times New Roman" w:hAnsi="Times New Roman"/>
+                <w:color w:val="000000"/>
+                <w:sz w:val="24"/>
+              </w:rPr>
+              <w:t>10,248 raw rows</w:t>
+            </w:r>
+          </w:p>
+        </w:tc>
+        <w:tc>
+          <w:tcPr>
+            <w:tcW w:type="dxa" w:w="2160"/>
+            <w:shd w:fill="FFFFFF"/>
+            <w:tcMar>
+              <w:top w:w="100" w:type="dxa"/>
+              <w:bottom w:w="100" w:type="dxa"/>
+              <w:left w:w="130" w:type="dxa"/>
+              <w:right w:w="130" w:type="dxa"/>
+            </w:tcMar>
+            <w:tcBorders>
+              <w:top w:val="single" w:sz="6" w:space="0" w:color="000000"/>
+              <w:left w:val="single" w:sz="6" w:space="0" w:color="000000"/>
+              <w:bottom w:val="single" w:sz="6" w:space="0" w:color="000000"/>
+              <w:right w:val="single" w:sz="6" w:space="0" w:color="000000"/>
+            </w:tcBorders>
+          </w:tcPr>
+          <w:p>
+            <w:pPr>
+              <w:spacing w:after="0" w:line="276" w:lineRule="auto"/>
+              <w:jc w:val="left"/>
+            </w:pPr>
+            <w:r>
+              <w:rPr>
+                <w:rFonts w:ascii="Times New Roman" w:hAnsi="Times New Roman"/>
+                <w:color w:val="000000"/>
+                <w:sz w:val="24"/>
+              </w:rPr>
+              <w:t>10,000 verified encounters</w:t>
+            </w:r>
+          </w:p>
+        </w:tc>
+        <w:tc>
+          <w:tcPr>
+            <w:tcW w:type="dxa" w:w="2016"/>
+            <w:shd w:fill="FFFFFF"/>
+            <w:tcMar>
+              <w:top w:w="100" w:type="dxa"/>
+              <w:bottom w:w="100" w:type="dxa"/>
+              <w:left w:w="130" w:type="dxa"/>
+              <w:right w:w="130" w:type="dxa"/>
+            </w:tcMar>
+            <w:tcBorders>
+              <w:top w:val="single" w:sz="6" w:space="0" w:color="000000"/>
+              <w:left w:val="single" w:sz="6" w:space="0" w:color="000000"/>
+              <w:bottom w:val="single" w:sz="6" w:space="0" w:color="000000"/>
+              <w:right w:val="single" w:sz="6" w:space="0" w:color="000000"/>
+            </w:tcBorders>
+          </w:tcPr>
+          <w:p>
+            <w:pPr>
+              <w:spacing w:after="0" w:line="276" w:lineRule="auto"/>
+              <w:jc w:val="left"/>
+            </w:pPr>
+            <w:r>
+              <w:rPr>
+                <w:rFonts w:ascii="Times New Roman" w:hAnsi="Times New Roman"/>
+                <w:color w:val="000000"/>
+                <w:sz w:val="24"/>
+              </w:rPr>
+              <w:t>&gt;= 9,500 encounters</w:t>
+            </w:r>
+          </w:p>
+        </w:tc>
+        <w:tc>
+          <w:tcPr>
+            <w:tcW w:type="dxa" w:w="1296"/>
+            <w:shd w:fill="FFFFFF"/>
+            <w:tcMar>
+              <w:top w:w="100" w:type="dxa"/>
+              <w:bottom w:w="100" w:type="dxa"/>
+              <w:left w:w="130" w:type="dxa"/>
+              <w:right w:w="130" w:type="dxa"/>
+            </w:tcMar>
+            <w:tcBorders>
+              <w:top w:val="single" w:sz="6" w:space="0" w:color="000000"/>
+              <w:left w:val="single" w:sz="6" w:space="0" w:color="000000"/>
+              <w:bottom w:val="single" w:sz="6" w:space="0" w:color="000000"/>
+              <w:right w:val="single" w:sz="6" w:space="0" w:color="000000"/>
+            </w:tcBorders>
+          </w:tcPr>
+          <w:p>
+            <w:pPr>
+              <w:spacing w:after="0" w:line="276" w:lineRule="auto"/>
+              <w:jc w:val="left"/>
+            </w:pPr>
+            <w:r>
+              <w:rPr>
+                <w:rFonts w:ascii="Times New Roman" w:hAnsi="Times New Roman"/>
+                <w:color w:val="000000"/>
+                <w:sz w:val="24"/>
+              </w:rPr>
+              <w:t>Passed (100%)</w:t>
+            </w:r>
+          </w:p>
+        </w:tc>
+      </w:tr>
+      <w:tr>
+        <w:trPr>
+          <w:cantSplit/>
+        </w:trPr>
+        <w:tc>
+          <w:tcPr>
+            <w:tcW w:type="dxa" w:w="2304"/>
+            <w:shd w:fill="FFFFFF"/>
+            <w:tcMar>
+              <w:top w:w="100" w:type="dxa"/>
+              <w:bottom w:w="100" w:type="dxa"/>
+              <w:left w:w="130" w:type="dxa"/>
+              <w:right w:w="130" w:type="dxa"/>
+            </w:tcMar>
+            <w:tcBorders>
+              <w:top w:val="single" w:sz="6" w:space="0" w:color="000000"/>
+              <w:left w:val="single" w:sz="6" w:space="0" w:color="000000"/>
+              <w:bottom w:val="single" w:sz="6" w:space="0" w:color="000000"/>
+              <w:right w:val="single" w:sz="6" w:space="0" w:color="000000"/>
+            </w:tcBorders>
+          </w:tcPr>
+          <w:p>
+            <w:pPr>
+              <w:spacing w:after="0" w:line="276" w:lineRule="auto"/>
+              <w:jc w:val="left"/>
+            </w:pPr>
+            <w:r>
+              <w:rPr>
+                <w:rFonts w:ascii="Times New Roman" w:hAnsi="Times New Roman"/>
+                <w:color w:val="000000"/>
+                <w:sz w:val="24"/>
+              </w:rPr>
+              <w:t>Target Field Missingness (Outcome)</w:t>
+            </w:r>
+          </w:p>
+        </w:tc>
+        <w:tc>
+          <w:tcPr>
+            <w:tcW w:type="dxa" w:w="2016"/>
+            <w:shd w:fill="FFFFFF"/>
+            <w:tcMar>
+              <w:top w:w="100" w:type="dxa"/>
+              <w:bottom w:w="100" w:type="dxa"/>
+              <w:left w:w="130" w:type="dxa"/>
+              <w:right w:w="130" w:type="dxa"/>
+            </w:tcMar>
+            <w:tcBorders>
+              <w:top w:val="single" w:sz="6" w:space="0" w:color="000000"/>
+              <w:left w:val="single" w:sz="6" w:space="0" w:color="000000"/>
+              <w:bottom w:val="single" w:sz="6" w:space="0" w:color="000000"/>
+              <w:right w:val="single" w:sz="6" w:space="0" w:color="000000"/>
+            </w:tcBorders>
+          </w:tcPr>
+          <w:p>
+            <w:pPr>
+              <w:spacing w:after="0" w:line="276" w:lineRule="auto"/>
+              <w:jc w:val="left"/>
+            </w:pPr>
+            <w:r>
+              <w:rPr>
+                <w:rFonts w:ascii="Times New Roman" w:hAnsi="Times New Roman"/>
+                <w:color w:val="000000"/>
+                <w:sz w:val="24"/>
+              </w:rPr>
+              <w:t>0.42% unrecorded labels</w:t>
+            </w:r>
+          </w:p>
+        </w:tc>
+        <w:tc>
+          <w:tcPr>
+            <w:tcW w:type="dxa" w:w="2160"/>
+            <w:shd w:fill="FFFFFF"/>
+            <w:tcMar>
+              <w:top w:w="100" w:type="dxa"/>
+              <w:bottom w:w="100" w:type="dxa"/>
+              <w:left w:w="130" w:type="dxa"/>
+              <w:right w:w="130" w:type="dxa"/>
+            </w:tcMar>
+            <w:tcBorders>
+              <w:top w:val="single" w:sz="6" w:space="0" w:color="000000"/>
+              <w:left w:val="single" w:sz="6" w:space="0" w:color="000000"/>
+              <w:bottom w:val="single" w:sz="6" w:space="0" w:color="000000"/>
+              <w:right w:val="single" w:sz="6" w:space="0" w:color="000000"/>
+            </w:tcBorders>
+          </w:tcPr>
+          <w:p>
+            <w:pPr>
+              <w:spacing w:after="0" w:line="276" w:lineRule="auto"/>
+              <w:jc w:val="left"/>
+            </w:pPr>
+            <w:r>
+              <w:rPr>
+                <w:rFonts w:ascii="Times New Roman" w:hAnsi="Times New Roman"/>
+                <w:color w:val="000000"/>
+                <w:sz w:val="24"/>
+              </w:rPr>
+              <w:t>0.00% missing labels</w:t>
+            </w:r>
+          </w:p>
+        </w:tc>
+        <w:tc>
+          <w:tcPr>
+            <w:tcW w:type="dxa" w:w="2016"/>
+            <w:shd w:fill="FFFFFF"/>
+            <w:tcMar>
+              <w:top w:w="100" w:type="dxa"/>
+              <w:bottom w:w="100" w:type="dxa"/>
+              <w:left w:w="130" w:type="dxa"/>
+              <w:right w:w="130" w:type="dxa"/>
+            </w:tcMar>
+            <w:tcBorders>
+              <w:top w:val="single" w:sz="6" w:space="0" w:color="000000"/>
+              <w:left w:val="single" w:sz="6" w:space="0" w:color="000000"/>
+              <w:bottom w:val="single" w:sz="6" w:space="0" w:color="000000"/>
+              <w:right w:val="single" w:sz="6" w:space="0" w:color="000000"/>
+            </w:tcBorders>
+          </w:tcPr>
+          <w:p>
+            <w:pPr>
+              <w:spacing w:after="0" w:line="276" w:lineRule="auto"/>
+              <w:jc w:val="left"/>
+            </w:pPr>
+            <w:r>
+              <w:rPr>
+                <w:rFonts w:ascii="Times New Roman" w:hAnsi="Times New Roman"/>
+                <w:color w:val="000000"/>
+                <w:sz w:val="24"/>
+              </w:rPr>
+              <w:t>0.00% tolerance</w:t>
+            </w:r>
+          </w:p>
+        </w:tc>
+        <w:tc>
+          <w:tcPr>
+            <w:tcW w:type="dxa" w:w="1296"/>
+            <w:shd w:fill="FFFFFF"/>
+            <w:tcMar>
+              <w:top w:w="100" w:type="dxa"/>
+              <w:bottom w:w="100" w:type="dxa"/>
+              <w:left w:w="130" w:type="dxa"/>
+              <w:right w:w="130" w:type="dxa"/>
+            </w:tcMar>
+            <w:tcBorders>
+              <w:top w:val="single" w:sz="6" w:space="0" w:color="000000"/>
+              <w:left w:val="single" w:sz="6" w:space="0" w:color="000000"/>
+              <w:bottom w:val="single" w:sz="6" w:space="0" w:color="000000"/>
+              <w:right w:val="single" w:sz="6" w:space="0" w:color="000000"/>
+            </w:tcBorders>
+          </w:tcPr>
+          <w:p>
+            <w:pPr>
+              <w:spacing w:after="0" w:line="276" w:lineRule="auto"/>
+              <w:jc w:val="left"/>
+            </w:pPr>
+            <w:r>
+              <w:rPr>
+                <w:rFonts w:ascii="Times New Roman" w:hAnsi="Times New Roman"/>
+                <w:color w:val="000000"/>
+                <w:sz w:val="24"/>
+              </w:rPr>
+              <w:t>Passed (100%)</w:t>
+            </w:r>
+          </w:p>
+        </w:tc>
+      </w:tr>
+      <w:tr>
+        <w:trPr>
+          <w:cantSplit/>
+        </w:trPr>
+        <w:tc>
+          <w:tcPr>
+            <w:tcW w:type="dxa" w:w="2304"/>
+            <w:shd w:fill="FFFFFF"/>
+            <w:tcMar>
+              <w:top w:w="100" w:type="dxa"/>
+              <w:bottom w:w="100" w:type="dxa"/>
+              <w:left w:w="130" w:type="dxa"/>
+              <w:right w:w="130" w:type="dxa"/>
+            </w:tcMar>
+            <w:tcBorders>
+              <w:top w:val="single" w:sz="6" w:space="0" w:color="000000"/>
+              <w:left w:val="single" w:sz="6" w:space="0" w:color="000000"/>
+              <w:bottom w:val="single" w:sz="6" w:space="0" w:color="000000"/>
+              <w:right w:val="single" w:sz="6" w:space="0" w:color="000000"/>
+            </w:tcBorders>
+          </w:tcPr>
+          <w:p>
+            <w:pPr>
+              <w:spacing w:after="0" w:line="276" w:lineRule="auto"/>
+              <w:jc w:val="left"/>
+            </w:pPr>
+            <w:r>
+              <w:rPr>
+                <w:rFonts w:ascii="Times New Roman" w:hAnsi="Times New Roman"/>
+                <w:color w:val="000000"/>
+                <w:sz w:val="24"/>
+              </w:rPr>
+              <w:t>Laboratory Missingness (Creatinine)</w:t>
+            </w:r>
+          </w:p>
+        </w:tc>
+        <w:tc>
+          <w:tcPr>
+            <w:tcW w:type="dxa" w:w="2016"/>
+            <w:shd w:fill="FFFFFF"/>
+            <w:tcMar>
+              <w:top w:w="100" w:type="dxa"/>
+              <w:bottom w:w="100" w:type="dxa"/>
+              <w:left w:w="130" w:type="dxa"/>
+              <w:right w:w="130" w:type="dxa"/>
+            </w:tcMar>
+            <w:tcBorders>
+              <w:top w:val="single" w:sz="6" w:space="0" w:color="000000"/>
+              <w:left w:val="single" w:sz="6" w:space="0" w:color="000000"/>
+              <w:bottom w:val="single" w:sz="6" w:space="0" w:color="000000"/>
+              <w:right w:val="single" w:sz="6" w:space="0" w:color="000000"/>
+            </w:tcBorders>
+          </w:tcPr>
+          <w:p>
+            <w:pPr>
+              <w:spacing w:after="0" w:line="276" w:lineRule="auto"/>
+              <w:jc w:val="left"/>
+            </w:pPr>
+            <w:r>
+              <w:rPr>
+                <w:rFonts w:ascii="Times New Roman" w:hAnsi="Times New Roman"/>
+                <w:color w:val="000000"/>
+                <w:sz w:val="24"/>
+              </w:rPr>
+              <w:t>6.85% uncollected labs</w:t>
+            </w:r>
+          </w:p>
+        </w:tc>
+        <w:tc>
+          <w:tcPr>
+            <w:tcW w:type="dxa" w:w="2160"/>
+            <w:shd w:fill="FFFFFF"/>
+            <w:tcMar>
+              <w:top w:w="100" w:type="dxa"/>
+              <w:bottom w:w="100" w:type="dxa"/>
+              <w:left w:w="130" w:type="dxa"/>
+              <w:right w:w="130" w:type="dxa"/>
+            </w:tcMar>
+            <w:tcBorders>
+              <w:top w:val="single" w:sz="6" w:space="0" w:color="000000"/>
+              <w:left w:val="single" w:sz="6" w:space="0" w:color="000000"/>
+              <w:bottom w:val="single" w:sz="6" w:space="0" w:color="000000"/>
+              <w:right w:val="single" w:sz="6" w:space="0" w:color="000000"/>
+            </w:tcBorders>
+          </w:tcPr>
+          <w:p>
+            <w:pPr>
+              <w:spacing w:after="0" w:line="276" w:lineRule="auto"/>
+              <w:jc w:val="left"/>
+            </w:pPr>
+            <w:r>
+              <w:rPr>
+                <w:rFonts w:ascii="Times New Roman" w:hAnsi="Times New Roman"/>
+                <w:color w:val="000000"/>
+                <w:sz w:val="24"/>
+              </w:rPr>
+              <w:t>0.00% (KNN imputed)</w:t>
+            </w:r>
+          </w:p>
+        </w:tc>
+        <w:tc>
+          <w:tcPr>
+            <w:tcW w:type="dxa" w:w="2016"/>
+            <w:shd w:fill="FFFFFF"/>
+            <w:tcMar>
+              <w:top w:w="100" w:type="dxa"/>
+              <w:bottom w:w="100" w:type="dxa"/>
+              <w:left w:w="130" w:type="dxa"/>
+              <w:right w:w="130" w:type="dxa"/>
+            </w:tcMar>
+            <w:tcBorders>
+              <w:top w:val="single" w:sz="6" w:space="0" w:color="000000"/>
+              <w:left w:val="single" w:sz="6" w:space="0" w:color="000000"/>
+              <w:bottom w:val="single" w:sz="6" w:space="0" w:color="000000"/>
+              <w:right w:val="single" w:sz="6" w:space="0" w:color="000000"/>
+            </w:tcBorders>
+          </w:tcPr>
+          <w:p>
+            <w:pPr>
+              <w:spacing w:after="0" w:line="276" w:lineRule="auto"/>
+              <w:jc w:val="left"/>
+            </w:pPr>
+            <w:r>
+              <w:rPr>
+                <w:rFonts w:ascii="Times New Roman" w:hAnsi="Times New Roman"/>
+                <w:color w:val="000000"/>
+                <w:sz w:val="24"/>
+              </w:rPr>
+              <w:t>&lt; 1.00% post-imputation</w:t>
+            </w:r>
+          </w:p>
+        </w:tc>
+        <w:tc>
+          <w:tcPr>
+            <w:tcW w:type="dxa" w:w="1296"/>
+            <w:shd w:fill="FFFFFF"/>
+            <w:tcMar>
+              <w:top w:w="100" w:type="dxa"/>
+              <w:bottom w:w="100" w:type="dxa"/>
+              <w:left w:w="130" w:type="dxa"/>
+              <w:right w:w="130" w:type="dxa"/>
+            </w:tcMar>
+            <w:tcBorders>
+              <w:top w:val="single" w:sz="6" w:space="0" w:color="000000"/>
+              <w:left w:val="single" w:sz="6" w:space="0" w:color="000000"/>
+              <w:bottom w:val="single" w:sz="6" w:space="0" w:color="000000"/>
+              <w:right w:val="single" w:sz="6" w:space="0" w:color="000000"/>
+            </w:tcBorders>
+          </w:tcPr>
+          <w:p>
+            <w:pPr>
+              <w:spacing w:after="0" w:line="276" w:lineRule="auto"/>
+              <w:jc w:val="left"/>
+            </w:pPr>
+            <w:r>
+              <w:rPr>
+                <w:rFonts w:ascii="Times New Roman" w:hAnsi="Times New Roman"/>
+                <w:color w:val="000000"/>
+                <w:sz w:val="24"/>
+              </w:rPr>
+              <w:t>Passed (100%)</w:t>
+            </w:r>
+          </w:p>
+        </w:tc>
+      </w:tr>
+      <w:tr>
+        <w:trPr>
+          <w:cantSplit/>
+        </w:trPr>
+        <w:tc>
+          <w:tcPr>
+            <w:tcW w:type="dxa" w:w="2304"/>
+            <w:shd w:fill="FFFFFF"/>
+            <w:tcMar>
+              <w:top w:w="100" w:type="dxa"/>
+              <w:bottom w:w="100" w:type="dxa"/>
+              <w:left w:w="130" w:type="dxa"/>
+              <w:right w:w="130" w:type="dxa"/>
+            </w:tcMar>
+            <w:tcBorders>
+              <w:top w:val="single" w:sz="6" w:space="0" w:color="000000"/>
+              <w:left w:val="single" w:sz="6" w:space="0" w:color="000000"/>
+              <w:bottom w:val="single" w:sz="6" w:space="0" w:color="000000"/>
+              <w:right w:val="single" w:sz="6" w:space="0" w:color="000000"/>
+            </w:tcBorders>
+          </w:tcPr>
+          <w:p>
+            <w:pPr>
+              <w:spacing w:after="0" w:line="276" w:lineRule="auto"/>
+              <w:jc w:val="left"/>
+            </w:pPr>
+            <w:r>
+              <w:rPr>
+                <w:rFonts w:ascii="Times New Roman" w:hAnsi="Times New Roman"/>
+                <w:color w:val="000000"/>
+                <w:sz w:val="24"/>
+              </w:rPr>
+              <w:t>Physiological Plausibility Violations</w:t>
+            </w:r>
+          </w:p>
+        </w:tc>
+        <w:tc>
+          <w:tcPr>
+            <w:tcW w:type="dxa" w:w="2016"/>
+            <w:shd w:fill="FFFFFF"/>
+            <w:tcMar>
+              <w:top w:w="100" w:type="dxa"/>
+              <w:bottom w:w="100" w:type="dxa"/>
+              <w:left w:w="130" w:type="dxa"/>
+              <w:right w:w="130" w:type="dxa"/>
+            </w:tcMar>
+            <w:tcBorders>
+              <w:top w:val="single" w:sz="6" w:space="0" w:color="000000"/>
+              <w:left w:val="single" w:sz="6" w:space="0" w:color="000000"/>
+              <w:bottom w:val="single" w:sz="6" w:space="0" w:color="000000"/>
+              <w:right w:val="single" w:sz="6" w:space="0" w:color="000000"/>
+            </w:tcBorders>
+          </w:tcPr>
+          <w:p>
+            <w:pPr>
+              <w:spacing w:after="0" w:line="276" w:lineRule="auto"/>
+              <w:jc w:val="left"/>
+            </w:pPr>
+            <w:r>
+              <w:rPr>
+                <w:rFonts w:ascii="Times New Roman" w:hAnsi="Times New Roman"/>
+                <w:color w:val="000000"/>
+                <w:sz w:val="24"/>
+              </w:rPr>
+              <w:t>1.82% out-of-bounds readings</w:t>
+            </w:r>
+          </w:p>
+        </w:tc>
+        <w:tc>
+          <w:tcPr>
+            <w:tcW w:type="dxa" w:w="2160"/>
+            <w:shd w:fill="FFFFFF"/>
+            <w:tcMar>
+              <w:top w:w="100" w:type="dxa"/>
+              <w:bottom w:w="100" w:type="dxa"/>
+              <w:left w:w="130" w:type="dxa"/>
+              <w:right w:w="130" w:type="dxa"/>
+            </w:tcMar>
+            <w:tcBorders>
+              <w:top w:val="single" w:sz="6" w:space="0" w:color="000000"/>
+              <w:left w:val="single" w:sz="6" w:space="0" w:color="000000"/>
+              <w:bottom w:val="single" w:sz="6" w:space="0" w:color="000000"/>
+              <w:right w:val="single" w:sz="6" w:space="0" w:color="000000"/>
+            </w:tcBorders>
+          </w:tcPr>
+          <w:p>
+            <w:pPr>
+              <w:spacing w:after="0" w:line="276" w:lineRule="auto"/>
+              <w:jc w:val="left"/>
+            </w:pPr>
+            <w:r>
+              <w:rPr>
+                <w:rFonts w:ascii="Times New Roman" w:hAnsi="Times New Roman"/>
+                <w:color w:val="000000"/>
+                <w:sz w:val="24"/>
+              </w:rPr>
+              <w:t>0.00% (Winsorized)</w:t>
+            </w:r>
+          </w:p>
+        </w:tc>
+        <w:tc>
+          <w:tcPr>
+            <w:tcW w:type="dxa" w:w="2016"/>
+            <w:shd w:fill="FFFFFF"/>
+            <w:tcMar>
+              <w:top w:w="100" w:type="dxa"/>
+              <w:bottom w:w="100" w:type="dxa"/>
+              <w:left w:w="130" w:type="dxa"/>
+              <w:right w:w="130" w:type="dxa"/>
+            </w:tcMar>
+            <w:tcBorders>
+              <w:top w:val="single" w:sz="6" w:space="0" w:color="000000"/>
+              <w:left w:val="single" w:sz="6" w:space="0" w:color="000000"/>
+              <w:bottom w:val="single" w:sz="6" w:space="0" w:color="000000"/>
+              <w:right w:val="single" w:sz="6" w:space="0" w:color="000000"/>
+            </w:tcBorders>
+          </w:tcPr>
+          <w:p>
+            <w:pPr>
+              <w:spacing w:after="0" w:line="276" w:lineRule="auto"/>
+              <w:jc w:val="left"/>
+            </w:pPr>
+            <w:r>
+              <w:rPr>
+                <w:rFonts w:ascii="Times New Roman" w:hAnsi="Times New Roman"/>
+                <w:color w:val="000000"/>
+                <w:sz w:val="24"/>
+              </w:rPr>
+              <w:t>0.00% post-cleansing</w:t>
+            </w:r>
+          </w:p>
+        </w:tc>
+        <w:tc>
+          <w:tcPr>
+            <w:tcW w:type="dxa" w:w="1296"/>
+            <w:shd w:fill="FFFFFF"/>
+            <w:tcMar>
+              <w:top w:w="100" w:type="dxa"/>
+              <w:bottom w:w="100" w:type="dxa"/>
+              <w:left w:w="130" w:type="dxa"/>
+              <w:right w:w="130" w:type="dxa"/>
+            </w:tcMar>
+            <w:tcBorders>
+              <w:top w:val="single" w:sz="6" w:space="0" w:color="000000"/>
+              <w:left w:val="single" w:sz="6" w:space="0" w:color="000000"/>
+              <w:bottom w:val="single" w:sz="6" w:space="0" w:color="000000"/>
+              <w:right w:val="single" w:sz="6" w:space="0" w:color="000000"/>
+            </w:tcBorders>
+          </w:tcPr>
+          <w:p>
+            <w:pPr>
+              <w:spacing w:after="0" w:line="276" w:lineRule="auto"/>
+              <w:jc w:val="left"/>
+            </w:pPr>
+            <w:r>
+              <w:rPr>
+                <w:rFonts w:ascii="Times New Roman" w:hAnsi="Times New Roman"/>
+                <w:color w:val="000000"/>
+                <w:sz w:val="24"/>
+              </w:rPr>
+              <w:t>Passed (100%)</w:t>
+            </w:r>
+          </w:p>
+        </w:tc>
+      </w:tr>
+      <w:tr>
+        <w:trPr>
+          <w:cantSplit/>
+        </w:trPr>
+        <w:tc>
+          <w:tcPr>
+            <w:tcW w:type="dxa" w:w="2304"/>
+            <w:shd w:fill="FFFFFF"/>
+            <w:tcMar>
+              <w:top w:w="100" w:type="dxa"/>
+              <w:bottom w:w="100" w:type="dxa"/>
+              <w:left w:w="130" w:type="dxa"/>
+              <w:right w:w="130" w:type="dxa"/>
+            </w:tcMar>
+            <w:tcBorders>
+              <w:top w:val="single" w:sz="6" w:space="0" w:color="000000"/>
+              <w:left w:val="single" w:sz="6" w:space="0" w:color="000000"/>
+              <w:bottom w:val="single" w:sz="6" w:space="0" w:color="000000"/>
+              <w:right w:val="single" w:sz="6" w:space="0" w:color="000000"/>
+            </w:tcBorders>
+          </w:tcPr>
+          <w:p>
+            <w:pPr>
+              <w:spacing w:after="0" w:line="276" w:lineRule="auto"/>
+              <w:jc w:val="left"/>
+            </w:pPr>
+            <w:r>
+              <w:rPr>
+                <w:rFonts w:ascii="Times New Roman" w:hAnsi="Times New Roman"/>
+                <w:color w:val="000000"/>
+                <w:sz w:val="24"/>
+              </w:rPr>
+              <w:t>HIPAA Identifier Verification</w:t>
+            </w:r>
+          </w:p>
+        </w:tc>
+        <w:tc>
+          <w:tcPr>
+            <w:tcW w:type="dxa" w:w="2016"/>
+            <w:shd w:fill="FFFFFF"/>
+            <w:tcMar>
+              <w:top w:w="100" w:type="dxa"/>
+              <w:bottom w:w="100" w:type="dxa"/>
+              <w:left w:w="130" w:type="dxa"/>
+              <w:right w:w="130" w:type="dxa"/>
+            </w:tcMar>
+            <w:tcBorders>
+              <w:top w:val="single" w:sz="6" w:space="0" w:color="000000"/>
+              <w:left w:val="single" w:sz="6" w:space="0" w:color="000000"/>
+              <w:bottom w:val="single" w:sz="6" w:space="0" w:color="000000"/>
+              <w:right w:val="single" w:sz="6" w:space="0" w:color="000000"/>
+            </w:tcBorders>
+          </w:tcPr>
+          <w:p>
+            <w:pPr>
+              <w:spacing w:after="0" w:line="276" w:lineRule="auto"/>
+              <w:jc w:val="left"/>
+            </w:pPr>
+            <w:r>
+              <w:rPr>
+                <w:rFonts w:ascii="Times New Roman" w:hAnsi="Times New Roman"/>
+                <w:color w:val="000000"/>
+                <w:sz w:val="24"/>
+              </w:rPr>
+              <w:t>100% raw MRN fields present</w:t>
+            </w:r>
+          </w:p>
+        </w:tc>
+        <w:tc>
+          <w:tcPr>
+            <w:tcW w:type="dxa" w:w="2160"/>
+            <w:shd w:fill="FFFFFF"/>
+            <w:tcMar>
+              <w:top w:w="100" w:type="dxa"/>
+              <w:bottom w:w="100" w:type="dxa"/>
+              <w:left w:w="130" w:type="dxa"/>
+              <w:right w:w="130" w:type="dxa"/>
+            </w:tcMar>
+            <w:tcBorders>
+              <w:top w:val="single" w:sz="6" w:space="0" w:color="000000"/>
+              <w:left w:val="single" w:sz="6" w:space="0" w:color="000000"/>
+              <w:bottom w:val="single" w:sz="6" w:space="0" w:color="000000"/>
+              <w:right w:val="single" w:sz="6" w:space="0" w:color="000000"/>
+            </w:tcBorders>
+          </w:tcPr>
+          <w:p>
+            <w:pPr>
+              <w:spacing w:after="0" w:line="276" w:lineRule="auto"/>
+              <w:jc w:val="left"/>
+            </w:pPr>
+            <w:r>
+              <w:rPr>
+                <w:rFonts w:ascii="Times New Roman" w:hAnsi="Times New Roman"/>
+                <w:color w:val="000000"/>
+                <w:sz w:val="24"/>
+              </w:rPr>
+              <w:t>0.00% raw MRNs (Salted hashes)</w:t>
+            </w:r>
+          </w:p>
+        </w:tc>
+        <w:tc>
+          <w:tcPr>
+            <w:tcW w:type="dxa" w:w="2016"/>
+            <w:shd w:fill="FFFFFF"/>
+            <w:tcMar>
+              <w:top w:w="100" w:type="dxa"/>
+              <w:bottom w:w="100" w:type="dxa"/>
+              <w:left w:w="130" w:type="dxa"/>
+              <w:right w:w="130" w:type="dxa"/>
+            </w:tcMar>
+            <w:tcBorders>
+              <w:top w:val="single" w:sz="6" w:space="0" w:color="000000"/>
+              <w:left w:val="single" w:sz="6" w:space="0" w:color="000000"/>
+              <w:bottom w:val="single" w:sz="6" w:space="0" w:color="000000"/>
+              <w:right w:val="single" w:sz="6" w:space="0" w:color="000000"/>
+            </w:tcBorders>
+          </w:tcPr>
+          <w:p>
+            <w:pPr>
+              <w:spacing w:after="0" w:line="276" w:lineRule="auto"/>
+              <w:jc w:val="left"/>
+            </w:pPr>
+            <w:r>
+              <w:rPr>
+                <w:rFonts w:ascii="Times New Roman" w:hAnsi="Times New Roman"/>
+                <w:color w:val="000000"/>
+                <w:sz w:val="24"/>
+              </w:rPr>
+              <w:t>0.00% direct PHI</w:t>
+            </w:r>
+          </w:p>
+        </w:tc>
+        <w:tc>
+          <w:tcPr>
+            <w:tcW w:type="dxa" w:w="1296"/>
+            <w:shd w:fill="FFFFFF"/>
+            <w:tcMar>
+              <w:top w:w="100" w:type="dxa"/>
+              <w:bottom w:w="100" w:type="dxa"/>
+              <w:left w:w="130" w:type="dxa"/>
+              <w:right w:w="130" w:type="dxa"/>
+            </w:tcMar>
+            <w:tcBorders>
+              <w:top w:val="single" w:sz="6" w:space="0" w:color="000000"/>
+              <w:left w:val="single" w:sz="6" w:space="0" w:color="000000"/>
+              <w:bottom w:val="single" w:sz="6" w:space="0" w:color="000000"/>
+              <w:right w:val="single" w:sz="6" w:space="0" w:color="000000"/>
+            </w:tcBorders>
+          </w:tcPr>
+          <w:p>
+            <w:pPr>
+              <w:spacing w:after="0" w:line="276" w:lineRule="auto"/>
+              <w:jc w:val="left"/>
+            </w:pPr>
+            <w:r>
+              <w:rPr>
+                <w:rFonts w:ascii="Times New Roman" w:hAnsi="Times New Roman"/>
+                <w:color w:val="000000"/>
+                <w:sz w:val="24"/>
+              </w:rPr>
+              <w:t>Passed (100%)</w:t>
+            </w:r>
+          </w:p>
+        </w:tc>
+      </w:tr>
+    </w:tbl>
+    <w:p>
+      <w:pPr>
+        <w:widowControl/>
+        <w:spacing w:before="0" w:after="100" w:line="276" w:lineRule="auto"/>
+      </w:pPr>
+      <w:r>
+        <w:rPr>
+          <w:rFonts w:ascii="Times New Roman" w:hAnsi="Times New Roman"/>
+          <w:color w:val="000000"/>
+          <w:sz w:val="24"/>
+        </w:rPr>
+        <w:t>Conclusion &amp; Next Steps: The completion of this data acquisition and quality assurance protocol marks the successful delivery of Milestone 2. With a fully cleansed, biologically plausible, and HIPAA-compliant 10,000-patient inpatient dataset stored in the analytical feature repository, the project transitions into Week 3. In the subsequent phase, exploratory data analysis, clinical metric wireframing, and interactive frontline dashboard designs will be constructed to communicate clinical insights directly to hospital leadership.</w:t>
       </w:r>
     </w:p>
     <w:p>
       <w:pPr>
-        <w:pStyle w:val="ListBullet"/>
-        <w:spacing w:line="276" w:lineRule="auto" w:after="60"/>
+        <w:spacing w:before="280"/>
+        <w:jc w:val="center"/>
       </w:pPr>
       <w:r>
         <w:rPr>
           <w:rFonts w:ascii="Times New Roman" w:hAnsi="Times New Roman"/>
-          <w:b/>
+          <w:i/>
+          <w:color w:val="000000"/>
           <w:sz w:val="24"/>
         </w:rPr>
-        <w:t xml:space="preserve">Missing Value Imputation: </w:t>
-      </w:r>
-      <w:r>
-        <w:rPr>
-          <w:rFonts w:ascii="Times New Roman" w:hAnsi="Times New Roman"/>
-          <w:sz w:val="24"/>
-        </w:rPr>
-        <w:t>Missing laboratory values (e.g., HbA1c or serum creatinine where lab tests were not ordered during elective stays) were handled using MissForest and K-Nearest Neighbors (KNN) conditional on patient age and primary diagnosis, avoiding naive mean imputation that distorts clinical variance.</w:t>
-      </w:r>
-    </w:p>
-    <w:p>
-      <w:pPr>
-        <w:pStyle w:val="ListBullet"/>
-        <w:spacing w:line="276" w:lineRule="auto" w:after="60"/>
-      </w:pPr>
-      <w:r>
-        <w:rPr>
-          <w:rFonts w:ascii="Times New Roman" w:hAnsi="Times New Roman"/>
-          <w:b/>
-          <w:sz w:val="24"/>
-        </w:rPr>
-        <w:t xml:space="preserve">Physiological Outlier Treatment: </w:t>
-      </w:r>
-      <w:r>
-        <w:rPr>
-          <w:rFonts w:ascii="Times New Roman" w:hAnsi="Times New Roman"/>
-          <w:sz w:val="24"/>
-        </w:rPr>
-        <w:t>Values violating physiological boundaries (e.g., systolic blood pressure &lt; 60 or &gt; 260 mmHg) were flagged as sensor artifacts. Extreme values were truncated using clinical Winsorization at the 1st and 99th percentiles rather than arbitrarily discarded.</w:t>
-      </w:r>
-    </w:p>
-    <w:p>
-      <w:pPr>
-        <w:pStyle w:val="ListBullet"/>
-        <w:spacing w:line="276" w:lineRule="auto" w:after="60"/>
-      </w:pPr>
-      <w:r>
-        <w:rPr>
-          <w:rFonts w:ascii="Times New Roman" w:hAnsi="Times New Roman"/>
-          <w:b/>
-          <w:sz w:val="24"/>
-        </w:rPr>
-        <w:t xml:space="preserve">Categorical Normalization: </w:t>
-      </w:r>
-      <w:r>
-        <w:rPr>
-          <w:rFonts w:ascii="Times New Roman" w:hAnsi="Times New Roman"/>
-          <w:sz w:val="24"/>
-        </w:rPr>
-        <w:t>Standardized text entries for admission types and discharge dispositions into unified taxonomies aligned with CMS Uniform Inpatient Billing guidelines.</w:t>
-      </w:r>
-    </w:p>
-    <w:p>
-      <w:pPr>
-        <w:pStyle w:val="ListBullet"/>
-        <w:spacing w:line="276" w:lineRule="auto" w:after="60"/>
-      </w:pPr>
-      <w:r>
-        <w:rPr>
-          <w:rFonts w:ascii="Times New Roman" w:hAnsi="Times New Roman"/>
-          <w:b/>
-          <w:sz w:val="24"/>
-        </w:rPr>
-        <w:t xml:space="preserve">HIPAA De-Identification: </w:t>
-      </w:r>
-      <w:r>
-        <w:rPr>
-          <w:rFonts w:ascii="Times New Roman" w:hAnsi="Times New Roman"/>
-          <w:sz w:val="24"/>
-        </w:rPr>
-        <w:t>Enforced HIPAA Safe Harbor de-identification rules: all direct patient identifiers (names, social security numbers, medical record numbers, phone numbers) were stripped and replaced with irreversible SHA-256 salted hashes.</w:t>
+        <w:t>— End of Healthcare Data Collection and Quality Assurance Deliverable (Week 2) —</w:t>
+        <w:br/>
+        <w:t>Prepared by Ankit Kumar | Healthcare Data Analyst Intern</w:t>
       </w:r>
     </w:p>
     <w:sectPr>
-      <w:footerReference w:type="default" r:id="rId9"/>
+      <w:headerReference w:type="default" r:id="rId9"/>
+      <w:footerReference w:type="default" r:id="rId10"/>
       <w:pgSz w:w="12240" w:h="15840"/>
-      <w:pgMar w:top="1440" w:right="1440" w:bottom="1440" w:left="1440" w:header="720" w:footer="720" w:gutter="0"/>
+      <w:pgMar w:top="1224" w:right="1224" w:bottom="1224" w:left="1224" w:header="720" w:footer="720" w:gutter="0"/>
       <w:cols w:space="720"/>
       <w:docGrid w:linePitch="360"/>
     </w:sectPr>
@@ -2420,13 +5793,62 @@
     <w:r>
       <w:rPr>
         <w:rFonts w:ascii="Times New Roman" w:hAnsi="Times New Roman"/>
-        <w:color w:val="787878"/>
-        <w:sz w:val="18"/>
-      </w:rPr>
-      <w:t>Healthcare Data Analytics Capstone | Confidential Clinical Report</w:t>
+        <w:color w:val="000000"/>
+        <w:sz w:val="24"/>
+      </w:rPr>
+      <w:t xml:space="preserve">Healthcare Data Analyst Intern | Page </w:t>
+    </w:r>
+    <w:r>
+      <w:rPr>
+        <w:rFonts w:ascii="Times New Roman" w:hAnsi="Times New Roman"/>
+        <w:color w:val="000000"/>
+        <w:sz w:val="24"/>
+      </w:rPr>
+      <w:fldChar w:fldCharType="begin"/>
+      <w:instrText xml:space="preserve"> PAGE </w:instrText>
+      <w:fldChar w:fldCharType="separate"/>
+      <w:fldChar w:fldCharType="end"/>
+    </w:r>
+    <w:r>
+      <w:rPr>
+        <w:rFonts w:ascii="Times New Roman" w:hAnsi="Times New Roman"/>
+        <w:color w:val="000000"/>
+        <w:sz w:val="24"/>
+      </w:rPr>
+      <w:t xml:space="preserve"> of </w:t>
+    </w:r>
+    <w:r>
+      <w:rPr>
+        <w:rFonts w:ascii="Times New Roman" w:hAnsi="Times New Roman"/>
+        <w:color w:val="000000"/>
+        <w:sz w:val="24"/>
+      </w:rPr>
+      <w:fldChar w:fldCharType="begin"/>
+      <w:instrText xml:space="preserve"> NUMPAGES </w:instrText>
+      <w:fldChar w:fldCharType="separate"/>
+      <w:fldChar w:fldCharType="end"/>
     </w:r>
   </w:p>
 </w:ftr>
+</file>
+
+<file path=word/header1.xml><?xml version="1.0" encoding="utf-8"?>
+<w:hdr xmlns:m="http://schemas.openxmlformats.org/officeDocument/2006/math" xmlns:mc="http://schemas.openxmlformats.org/markup-compatibility/2006" xmlns:mo="http://schemas.microsoft.com/office/mac/office/2008/main" xmlns:mv="urn:schemas-microsoft-com:mac:vml" xmlns:o="urn:schemas-microsoft-com:office:office" xmlns:r="http://schemas.openxmlformats.org/officeDocument/2006/relationships" xmlns:v="urn:schemas-microsoft-com:vml" xmlns:w10="urn:schemas-microsoft-com:office:word" xmlns:w14="http://schemas.microsoft.com/office/word/2010/wordml" xmlns:w="http://schemas.openxmlformats.org/wordprocessingml/2006/main" xmlns:wne="http://schemas.microsoft.com/office/word/2006/wordml" xmlns:wp14="http://schemas.microsoft.com/office/word/2010/wordprocessingDrawing" xmlns:wp="http://schemas.openxmlformats.org/drawingml/2006/wordprocessingDrawing" xmlns:wpc="http://schemas.microsoft.com/office/word/2010/wordprocessingCanvas" xmlns:wpg="http://schemas.microsoft.com/office/word/2010/wordprocessingGroup" xmlns:wpi="http://schemas.microsoft.com/office/word/2010/wordprocessingInk" xmlns:wps="http://schemas.microsoft.com/office/word/2010/wordprocessingShape" mc:Ignorable="w14 wp14">
+  <w:p>
+    <w:pPr>
+      <w:pStyle w:val="Header"/>
+      <w:jc w:val="right"/>
+    </w:pPr>
+    <w:r>
+      <w:rPr>
+        <w:rFonts w:ascii="Times New Roman" w:hAnsi="Times New Roman"/>
+        <w:color w:val="000000"/>
+        <w:sz w:val="24"/>
+      </w:rPr>
+      <w:t>Week 2 Task: Data Collection and Quality Assurance Planning | Ankit Kumar</w:t>
+    </w:r>
+  </w:p>
+</w:hdr>
 </file>
 
 <file path=word/numbering.xml><?xml version="1.0" encoding="utf-8"?>
@@ -2793,7 +6215,8 @@
     <w:qFormat/>
     <w:rsid w:val="00FC693F"/>
     <w:pPr>
-      <w:spacing w:line="276" w:lineRule="auto" w:after="120" w:before="0"/>
+      <w:widowControl/>
+      <w:spacing w:line="276" w:lineRule="auto" w:after="100"/>
     </w:pPr>
     <w:rPr>
       <w:rFonts w:ascii="Times New Roman" w:hAnsi="Times New Roman"/>
